--- a/Manuale_Migrazioni_BC.docx
+++ b/Manuale_Migrazioni_BC.docx
@@ -130,7 +130,7 @@
       <w:pPr>
         <w:pStyle w:val="Titolo1"/>
       </w:pPr>
-      <w:bookmarkStart w:id="0" w:name="_Toc233711848"/>
+      <w:bookmarkStart w:id="0" w:name="_Toc233714630"/>
       <w:r>
         <w:lastRenderedPageBreak/>
         <w:t>Sommario</w:t>
@@ -158,7 +158,7 @@
       <w:r>
         <w:fldChar w:fldCharType="separate"/>
       </w:r>
-      <w:hyperlink w:anchor="_Toc233711848" w:history="1">
+      <w:hyperlink w:anchor="_Toc233714630" w:history="1">
         <w:r>
           <w:rPr>
             <w:rStyle w:val="Collegamentoipertestuale"/>
@@ -185,7 +185,7 @@
             <w:noProof/>
             <w:webHidden/>
           </w:rPr>
-          <w:instrText xml:space="preserve"> PAGEREF _Toc233711848 \h </w:instrText>
+          <w:instrText xml:space="preserve"> PAGEREF _Toc233714630 \h </w:instrText>
         </w:r>
         <w:r>
           <w:rPr>
@@ -228,7 +228,7 @@
           <w:lang w:eastAsia="it-IT"/>
         </w:rPr>
       </w:pPr>
-      <w:hyperlink w:anchor="_Toc233711849" w:history="1">
+      <w:hyperlink w:anchor="_Toc233714631" w:history="1">
         <w:r>
           <w:rPr>
             <w:rStyle w:val="Collegamentoipertestuale"/>
@@ -255,7 +255,7 @@
             <w:noProof/>
             <w:webHidden/>
           </w:rPr>
-          <w:instrText xml:space="preserve"> PAGEREF _Toc233711849 \h </w:instrText>
+          <w:instrText xml:space="preserve"> PAGEREF _Toc233714631 \h </w:instrText>
         </w:r>
         <w:r>
           <w:rPr>
@@ -298,7 +298,7 @@
           <w:lang w:eastAsia="it-IT"/>
         </w:rPr>
       </w:pPr>
-      <w:hyperlink w:anchor="_Toc233711850" w:history="1">
+      <w:hyperlink w:anchor="_Toc233714632" w:history="1">
         <w:r>
           <w:rPr>
             <w:rStyle w:val="Collegamentoipertestuale"/>
@@ -325,7 +325,7 @@
             <w:noProof/>
             <w:webHidden/>
           </w:rPr>
-          <w:instrText xml:space="preserve"> PAGEREF _Toc233711850 \h </w:instrText>
+          <w:instrText xml:space="preserve"> PAGEREF _Toc233714632 \h </w:instrText>
         </w:r>
         <w:r>
           <w:rPr>
@@ -368,7 +368,7 @@
           <w:lang w:eastAsia="it-IT"/>
         </w:rPr>
       </w:pPr>
-      <w:hyperlink w:anchor="_Toc233711851" w:history="1">
+      <w:hyperlink w:anchor="_Toc233714633" w:history="1">
         <w:r>
           <w:rPr>
             <w:rStyle w:val="Collegamentoipertestuale"/>
@@ -395,7 +395,7 @@
             <w:noProof/>
             <w:webHidden/>
           </w:rPr>
-          <w:instrText xml:space="preserve"> PAGEREF _Toc233711851 \h </w:instrText>
+          <w:instrText xml:space="preserve"> PAGEREF _Toc233714633 \h </w:instrText>
         </w:r>
         <w:r>
           <w:rPr>
@@ -438,7 +438,7 @@
           <w:lang w:eastAsia="it-IT"/>
         </w:rPr>
       </w:pPr>
-      <w:hyperlink w:anchor="_Toc233711852" w:history="1">
+      <w:hyperlink w:anchor="_Toc233714634" w:history="1">
         <w:r>
           <w:rPr>
             <w:rStyle w:val="Collegamentoipertestuale"/>
@@ -465,7 +465,7 @@
             <w:noProof/>
             <w:webHidden/>
           </w:rPr>
-          <w:instrText xml:space="preserve"> PAGEREF _Toc233711852 \h </w:instrText>
+          <w:instrText xml:space="preserve"> PAGEREF _Toc233714634 \h </w:instrText>
         </w:r>
         <w:r>
           <w:rPr>
@@ -506,7 +506,7 @@
           <w:noProof/>
         </w:rPr>
       </w:pPr>
-      <w:hyperlink w:anchor="_Toc233711853" w:history="1">
+      <w:hyperlink w:anchor="_Toc233714635" w:history="1">
         <w:r>
           <w:rPr>
             <w:rStyle w:val="Collegamentoipertestuale"/>
@@ -533,7 +533,7 @@
             <w:noProof/>
             <w:webHidden/>
           </w:rPr>
-          <w:instrText xml:space="preserve"> PAGEREF _Toc233711853 \h </w:instrText>
+          <w:instrText xml:space="preserve"> PAGEREF _Toc233714635 \h </w:instrText>
         </w:r>
         <w:r>
           <w:rPr>
@@ -574,7 +574,7 @@
           <w:noProof/>
         </w:rPr>
       </w:pPr>
-      <w:hyperlink w:anchor="_Toc233711854" w:history="1">
+      <w:hyperlink w:anchor="_Toc233714636" w:history="1">
         <w:r>
           <w:rPr>
             <w:rStyle w:val="Collegamentoipertestuale"/>
@@ -601,7 +601,7 @@
             <w:noProof/>
             <w:webHidden/>
           </w:rPr>
-          <w:instrText xml:space="preserve"> PAGEREF _Toc233711854 \h </w:instrText>
+          <w:instrText xml:space="preserve"> PAGEREF _Toc233714636 \h </w:instrText>
         </w:r>
         <w:r>
           <w:rPr>
@@ -644,7 +644,7 @@
           <w:lang w:eastAsia="it-IT"/>
         </w:rPr>
       </w:pPr>
-      <w:hyperlink w:anchor="_Toc233711855" w:history="1">
+      <w:hyperlink w:anchor="_Toc233714637" w:history="1">
         <w:r>
           <w:rPr>
             <w:rStyle w:val="Collegamentoipertestuale"/>
@@ -671,7 +671,7 @@
             <w:noProof/>
             <w:webHidden/>
           </w:rPr>
-          <w:instrText xml:space="preserve"> PAGEREF _Toc233711855 \h </w:instrText>
+          <w:instrText xml:space="preserve"> PAGEREF _Toc233714637 \h </w:instrText>
         </w:r>
         <w:r>
           <w:rPr>
@@ -712,7 +712,7 @@
           <w:noProof/>
         </w:rPr>
       </w:pPr>
-      <w:hyperlink w:anchor="_Toc233711856" w:history="1">
+      <w:hyperlink w:anchor="_Toc233714638" w:history="1">
         <w:r>
           <w:rPr>
             <w:rStyle w:val="Collegamentoipertestuale"/>
@@ -739,7 +739,7 @@
             <w:noProof/>
             <w:webHidden/>
           </w:rPr>
-          <w:instrText xml:space="preserve"> PAGEREF _Toc233711856 \h </w:instrText>
+          <w:instrText xml:space="preserve"> PAGEREF _Toc233714638 \h </w:instrText>
         </w:r>
         <w:r>
           <w:rPr>
@@ -780,7 +780,7 @@
           <w:noProof/>
         </w:rPr>
       </w:pPr>
-      <w:hyperlink w:anchor="_Toc233711857" w:history="1">
+      <w:hyperlink w:anchor="_Toc233714639" w:history="1">
         <w:r>
           <w:rPr>
             <w:rStyle w:val="Collegamentoipertestuale"/>
@@ -807,7 +807,75 @@
             <w:noProof/>
             <w:webHidden/>
           </w:rPr>
-          <w:instrText xml:space="preserve"> PAGEREF _Toc233711857 \h </w:instrText>
+          <w:instrText xml:space="preserve"> PAGEREF _Toc233714639 \h </w:instrText>
+        </w:r>
+        <w:r>
+          <w:rPr>
+            <w:noProof/>
+            <w:webHidden/>
+          </w:rPr>
+        </w:r>
+        <w:r>
+          <w:rPr>
+            <w:noProof/>
+            <w:webHidden/>
+          </w:rPr>
+          <w:fldChar w:fldCharType="separate"/>
+        </w:r>
+        <w:r>
+          <w:rPr>
+            <w:noProof/>
+            <w:webHidden/>
+          </w:rPr>
+          <w:t>8</w:t>
+        </w:r>
+        <w:r>
+          <w:rPr>
+            <w:noProof/>
+            <w:webHidden/>
+          </w:rPr>
+          <w:fldChar w:fldCharType="end"/>
+        </w:r>
+      </w:hyperlink>
+    </w:p>
+    <w:p>
+      <w:pPr>
+        <w:pStyle w:val="Sommario2"/>
+        <w:tabs>
+          <w:tab w:val="right" w:leader="dot" w:pos="9628"/>
+        </w:tabs>
+        <w:rPr>
+          <w:noProof/>
+        </w:rPr>
+      </w:pPr>
+      <w:hyperlink w:anchor="_Toc233714640" w:history="1">
+        <w:r>
+          <w:rPr>
+            <w:rStyle w:val="Collegamentoipertestuale"/>
+            <w:noProof/>
+          </w:rPr>
+          <w:t>5.3 Da NAV14 a BC25 (diretto, se si parte da NAV11)</w:t>
+        </w:r>
+        <w:r>
+          <w:rPr>
+            <w:noProof/>
+            <w:webHidden/>
+          </w:rPr>
+          <w:tab/>
+        </w:r>
+        <w:r>
+          <w:rPr>
+            <w:noProof/>
+            <w:webHidden/>
+          </w:rPr>
+          <w:fldChar w:fldCharType="begin"/>
+        </w:r>
+        <w:r>
+          <w:rPr>
+            <w:noProof/>
+            <w:webHidden/>
+          </w:rPr>
+          <w:instrText xml:space="preserve"> PAGEREF _Toc233714640 \h </w:instrText>
         </w:r>
         <w:r>
           <w:rPr>
@@ -850,7 +918,7 @@
           <w:lang w:eastAsia="it-IT"/>
         </w:rPr>
       </w:pPr>
-      <w:hyperlink w:anchor="_Toc233711858" w:history="1">
+      <w:hyperlink w:anchor="_Toc233714641" w:history="1">
         <w:r>
           <w:rPr>
             <w:rStyle w:val="Collegamentoipertestuale"/>
@@ -877,7 +945,7 @@
             <w:noProof/>
             <w:webHidden/>
           </w:rPr>
-          <w:instrText xml:space="preserve"> PAGEREF _Toc233711858 \h </w:instrText>
+          <w:instrText xml:space="preserve"> PAGEREF _Toc233714641 \h </w:instrText>
         </w:r>
         <w:r>
           <w:rPr>
@@ -897,7 +965,7 @@
             <w:noProof/>
             <w:webHidden/>
           </w:rPr>
-          <w:t>8</w:t>
+          <w:t>9</w:t>
         </w:r>
         <w:r>
           <w:rPr>
@@ -918,7 +986,7 @@
           <w:noProof/>
         </w:rPr>
       </w:pPr>
-      <w:hyperlink w:anchor="_Toc233711859" w:history="1">
+      <w:hyperlink w:anchor="_Toc233714642" w:history="1">
         <w:r>
           <w:rPr>
             <w:rStyle w:val="Collegamentoipertestuale"/>
@@ -945,7 +1013,7 @@
             <w:noProof/>
             <w:webHidden/>
           </w:rPr>
-          <w:instrText xml:space="preserve"> PAGEREF _Toc233711859 \h </w:instrText>
+          <w:instrText xml:space="preserve"> PAGEREF _Toc233714642 \h </w:instrText>
         </w:r>
         <w:r>
           <w:rPr>
@@ -986,7 +1054,7 @@
           <w:noProof/>
         </w:rPr>
       </w:pPr>
-      <w:hyperlink w:anchor="_Toc233711860" w:history="1">
+      <w:hyperlink w:anchor="_Toc233714643" w:history="1">
         <w:r>
           <w:rPr>
             <w:rStyle w:val="Collegamentoipertestuale"/>
@@ -1013,7 +1081,7 @@
             <w:noProof/>
             <w:webHidden/>
           </w:rPr>
-          <w:instrText xml:space="preserve"> PAGEREF _Toc233711860 \h </w:instrText>
+          <w:instrText xml:space="preserve"> PAGEREF _Toc233714643 \h </w:instrText>
         </w:r>
         <w:r>
           <w:rPr>
@@ -1033,7 +1101,7 @@
             <w:noProof/>
             <w:webHidden/>
           </w:rPr>
-          <w:t>9</w:t>
+          <w:t>10</w:t>
         </w:r>
         <w:r>
           <w:rPr>
@@ -1054,7 +1122,7 @@
           <w:noProof/>
         </w:rPr>
       </w:pPr>
-      <w:hyperlink w:anchor="_Toc233711861" w:history="1">
+      <w:hyperlink w:anchor="_Toc233714644" w:history="1">
         <w:r>
           <w:rPr>
             <w:rStyle w:val="Collegamentoipertestuale"/>
@@ -1081,7 +1149,7 @@
             <w:noProof/>
             <w:webHidden/>
           </w:rPr>
-          <w:instrText xml:space="preserve"> PAGEREF _Toc233711861 \h </w:instrText>
+          <w:instrText xml:space="preserve"> PAGEREF _Toc233714644 \h </w:instrText>
         </w:r>
         <w:r>
           <w:rPr>
@@ -1101,7 +1169,7 @@
             <w:noProof/>
             <w:webHidden/>
           </w:rPr>
-          <w:t>9</w:t>
+          <w:t>10</w:t>
         </w:r>
         <w:r>
           <w:rPr>
@@ -1124,7 +1192,7 @@
           <w:lang w:eastAsia="it-IT"/>
         </w:rPr>
       </w:pPr>
-      <w:hyperlink w:anchor="_Toc233711862" w:history="1">
+      <w:hyperlink w:anchor="_Toc233714645" w:history="1">
         <w:r>
           <w:rPr>
             <w:rStyle w:val="Collegamentoipertestuale"/>
@@ -1151,7 +1219,7 @@
             <w:noProof/>
             <w:webHidden/>
           </w:rPr>
-          <w:instrText xml:space="preserve"> PAGEREF _Toc233711862 \h </w:instrText>
+          <w:instrText xml:space="preserve"> PAGEREF _Toc233714645 \h </w:instrText>
         </w:r>
         <w:r>
           <w:rPr>
@@ -1194,7 +1262,7 @@
           <w:lang w:eastAsia="it-IT"/>
         </w:rPr>
       </w:pPr>
-      <w:hyperlink w:anchor="_Toc233711863" w:history="1">
+      <w:hyperlink w:anchor="_Toc233714646" w:history="1">
         <w:r>
           <w:rPr>
             <w:rStyle w:val="Collegamentoipertestuale"/>
@@ -1221,7 +1289,7 @@
             <w:noProof/>
             <w:webHidden/>
           </w:rPr>
-          <w:instrText xml:space="preserve"> PAGEREF _Toc233711863 \h </w:instrText>
+          <w:instrText xml:space="preserve"> PAGEREF _Toc233714646 \h </w:instrText>
         </w:r>
         <w:r>
           <w:rPr>
@@ -1241,7 +1309,7 @@
             <w:noProof/>
             <w:webHidden/>
           </w:rPr>
-          <w:t>10</w:t>
+          <w:t>11</w:t>
         </w:r>
         <w:r>
           <w:rPr>
@@ -1264,7 +1332,7 @@
           <w:lang w:eastAsia="it-IT"/>
         </w:rPr>
       </w:pPr>
-      <w:hyperlink w:anchor="_Toc233711864" w:history="1">
+      <w:hyperlink w:anchor="_Toc233714647" w:history="1">
         <w:r>
           <w:rPr>
             <w:rStyle w:val="Collegamentoipertestuale"/>
@@ -1291,7 +1359,7 @@
             <w:noProof/>
             <w:webHidden/>
           </w:rPr>
-          <w:instrText xml:space="preserve"> PAGEREF _Toc233711864 \h </w:instrText>
+          <w:instrText xml:space="preserve"> PAGEREF _Toc233714647 \h </w:instrText>
         </w:r>
         <w:r>
           <w:rPr>
@@ -1334,7 +1402,7 @@
           <w:lang w:eastAsia="it-IT"/>
         </w:rPr>
       </w:pPr>
-      <w:hyperlink w:anchor="_Toc233711865" w:history="1">
+      <w:hyperlink w:anchor="_Toc233714648" w:history="1">
         <w:r>
           <w:rPr>
             <w:rStyle w:val="Collegamentoipertestuale"/>
@@ -1361,7 +1429,7 @@
             <w:noProof/>
             <w:webHidden/>
           </w:rPr>
-          <w:instrText xml:space="preserve"> PAGEREF _Toc233711865 \h </w:instrText>
+          <w:instrText xml:space="preserve"> PAGEREF _Toc233714648 \h </w:instrText>
         </w:r>
         <w:r>
           <w:rPr>
@@ -1381,7 +1449,7 @@
             <w:noProof/>
             <w:webHidden/>
           </w:rPr>
-          <w:t>11</w:t>
+          <w:t>12</w:t>
         </w:r>
         <w:r>
           <w:rPr>
@@ -1404,7 +1472,7 @@
           <w:lang w:eastAsia="it-IT"/>
         </w:rPr>
       </w:pPr>
-      <w:hyperlink w:anchor="_Toc233711866" w:history="1">
+      <w:hyperlink w:anchor="_Toc233714649" w:history="1">
         <w:r>
           <w:rPr>
             <w:rStyle w:val="Collegamentoipertestuale"/>
@@ -1431,7 +1499,7 @@
             <w:noProof/>
             <w:webHidden/>
           </w:rPr>
-          <w:instrText xml:space="preserve"> PAGEREF _Toc233711866 \h </w:instrText>
+          <w:instrText xml:space="preserve"> PAGEREF _Toc233714649 \h </w:instrText>
         </w:r>
         <w:r>
           <w:rPr>
@@ -1451,7 +1519,7 @@
             <w:noProof/>
             <w:webHidden/>
           </w:rPr>
-          <w:t>11</w:t>
+          <w:t>12</w:t>
         </w:r>
         <w:r>
           <w:rPr>
@@ -1472,7 +1540,7 @@
           <w:noProof/>
         </w:rPr>
       </w:pPr>
-      <w:hyperlink w:anchor="_Toc233711867" w:history="1">
+      <w:hyperlink w:anchor="_Toc233714650" w:history="1">
         <w:r>
           <w:rPr>
             <w:rStyle w:val="Collegamentoipertestuale"/>
@@ -1499,7 +1567,7 @@
             <w:noProof/>
             <w:webHidden/>
           </w:rPr>
-          <w:instrText xml:space="preserve"> PAGEREF _Toc233711867 \h </w:instrText>
+          <w:instrText xml:space="preserve"> PAGEREF _Toc233714650 \h </w:instrText>
         </w:r>
         <w:r>
           <w:rPr>
@@ -1519,7 +1587,7 @@
             <w:noProof/>
             <w:webHidden/>
           </w:rPr>
-          <w:t>11</w:t>
+          <w:t>12</w:t>
         </w:r>
         <w:r>
           <w:rPr>
@@ -1540,7 +1608,7 @@
           <w:noProof/>
         </w:rPr>
       </w:pPr>
-      <w:hyperlink w:anchor="_Toc233711868" w:history="1">
+      <w:hyperlink w:anchor="_Toc233714651" w:history="1">
         <w:r>
           <w:rPr>
             <w:rStyle w:val="Collegamentoipertestuale"/>
@@ -1567,7 +1635,7 @@
             <w:noProof/>
             <w:webHidden/>
           </w:rPr>
-          <w:instrText xml:space="preserve"> PAGEREF _Toc233711868 \h </w:instrText>
+          <w:instrText xml:space="preserve"> PAGEREF _Toc233714651 \h </w:instrText>
         </w:r>
         <w:r>
           <w:rPr>
@@ -1587,7 +1655,7 @@
             <w:noProof/>
             <w:webHidden/>
           </w:rPr>
-          <w:t>12</w:t>
+          <w:t>13</w:t>
         </w:r>
         <w:r>
           <w:rPr>
@@ -1610,7 +1678,7 @@
           <w:lang w:eastAsia="it-IT"/>
         </w:rPr>
       </w:pPr>
-      <w:hyperlink w:anchor="_Toc233711869" w:history="1">
+      <w:hyperlink w:anchor="_Toc233714652" w:history="1">
         <w:r>
           <w:rPr>
             <w:rStyle w:val="Collegamentoipertestuale"/>
@@ -1637,7 +1705,7 @@
             <w:noProof/>
             <w:webHidden/>
           </w:rPr>
-          <w:instrText xml:space="preserve"> PAGEREF _Toc233711869 \h </w:instrText>
+          <w:instrText xml:space="preserve"> PAGEREF _Toc233714652 \h </w:instrText>
         </w:r>
         <w:r>
           <w:rPr>
@@ -1657,7 +1725,7 @@
             <w:noProof/>
             <w:webHidden/>
           </w:rPr>
-          <w:t>14</w:t>
+          <w:t>15</w:t>
         </w:r>
         <w:r>
           <w:rPr>
@@ -1680,7 +1748,7 @@
           <w:lang w:eastAsia="it-IT"/>
         </w:rPr>
       </w:pPr>
-      <w:hyperlink w:anchor="_Toc233711870" w:history="1">
+      <w:hyperlink w:anchor="_Toc233714653" w:history="1">
         <w:r>
           <w:rPr>
             <w:rStyle w:val="Collegamentoipertestuale"/>
@@ -1707,7 +1775,7 @@
             <w:noProof/>
             <w:webHidden/>
           </w:rPr>
-          <w:instrText xml:space="preserve"> PAGEREF _Toc233711870 \h </w:instrText>
+          <w:instrText xml:space="preserve"> PAGEREF _Toc233714653 \h </w:instrText>
         </w:r>
         <w:r>
           <w:rPr>
@@ -1727,7 +1795,7 @@
             <w:noProof/>
             <w:webHidden/>
           </w:rPr>
-          <w:t>14</w:t>
+          <w:t>15</w:t>
         </w:r>
         <w:r>
           <w:rPr>
@@ -1750,7 +1818,7 @@
           <w:lang w:eastAsia="it-IT"/>
         </w:rPr>
       </w:pPr>
-      <w:hyperlink w:anchor="_Toc233711871" w:history="1">
+      <w:hyperlink w:anchor="_Toc233714654" w:history="1">
         <w:r>
           <w:rPr>
             <w:rStyle w:val="Collegamentoipertestuale"/>
@@ -1777,7 +1845,7 @@
             <w:noProof/>
             <w:webHidden/>
           </w:rPr>
-          <w:instrText xml:space="preserve"> PAGEREF _Toc233711871 \h </w:instrText>
+          <w:instrText xml:space="preserve"> PAGEREF _Toc233714654 \h </w:instrText>
         </w:r>
         <w:r>
           <w:rPr>
@@ -1797,7 +1865,7 @@
             <w:noProof/>
             <w:webHidden/>
           </w:rPr>
-          <w:t>15</w:t>
+          <w:t>16</w:t>
         </w:r>
         <w:r>
           <w:rPr>
@@ -1820,7 +1888,7 @@
           <w:lang w:eastAsia="it-IT"/>
         </w:rPr>
       </w:pPr>
-      <w:hyperlink w:anchor="_Toc233711872" w:history="1">
+      <w:hyperlink w:anchor="_Toc233714655" w:history="1">
         <w:r>
           <w:rPr>
             <w:rStyle w:val="Collegamentoipertestuale"/>
@@ -1847,7 +1915,7 @@
             <w:noProof/>
             <w:webHidden/>
           </w:rPr>
-          <w:instrText xml:space="preserve"> PAGEREF _Toc233711872 \h </w:instrText>
+          <w:instrText xml:space="preserve"> PAGEREF _Toc233714655 \h </w:instrText>
         </w:r>
         <w:r>
           <w:rPr>
@@ -1867,7 +1935,7 @@
             <w:noProof/>
             <w:webHidden/>
           </w:rPr>
-          <w:t>16</w:t>
+          <w:t>17</w:t>
         </w:r>
         <w:r>
           <w:rPr>
@@ -1890,7 +1958,7 @@
           <w:lang w:eastAsia="it-IT"/>
         </w:rPr>
       </w:pPr>
-      <w:hyperlink w:anchor="_Toc233711873" w:history="1">
+      <w:hyperlink w:anchor="_Toc233714656" w:history="1">
         <w:r>
           <w:rPr>
             <w:rStyle w:val="Collegamentoipertestuale"/>
@@ -1917,7 +1985,7 @@
             <w:noProof/>
             <w:webHidden/>
           </w:rPr>
-          <w:instrText xml:space="preserve"> PAGEREF _Toc233711873 \h </w:instrText>
+          <w:instrText xml:space="preserve"> PAGEREF _Toc233714656 \h </w:instrText>
         </w:r>
         <w:r>
           <w:rPr>
@@ -1937,7 +2005,7 @@
             <w:noProof/>
             <w:webHidden/>
           </w:rPr>
-          <w:t>17</w:t>
+          <w:t>18</w:t>
         </w:r>
         <w:r>
           <w:rPr>
@@ -1960,7 +2028,7 @@
           <w:lang w:eastAsia="it-IT"/>
         </w:rPr>
       </w:pPr>
-      <w:hyperlink w:anchor="_Toc233711874" w:history="1">
+      <w:hyperlink w:anchor="_Toc233714657" w:history="1">
         <w:r>
           <w:rPr>
             <w:rStyle w:val="Collegamentoipertestuale"/>
@@ -1987,7 +2055,7 @@
             <w:noProof/>
             <w:webHidden/>
           </w:rPr>
-          <w:instrText xml:space="preserve"> PAGEREF _Toc233711874 \h </w:instrText>
+          <w:instrText xml:space="preserve"> PAGEREF _Toc233714657 \h </w:instrText>
         </w:r>
         <w:r>
           <w:rPr>
@@ -2007,7 +2075,7 @@
             <w:noProof/>
             <w:webHidden/>
           </w:rPr>
-          <w:t>17</w:t>
+          <w:t>18</w:t>
         </w:r>
         <w:r>
           <w:rPr>
@@ -2030,7 +2098,7 @@
           <w:lang w:eastAsia="it-IT"/>
         </w:rPr>
       </w:pPr>
-      <w:hyperlink w:anchor="_Toc233711875" w:history="1">
+      <w:hyperlink w:anchor="_Toc233714658" w:history="1">
         <w:r>
           <w:rPr>
             <w:rStyle w:val="Collegamentoipertestuale"/>
@@ -2057,7 +2125,7 @@
             <w:noProof/>
             <w:webHidden/>
           </w:rPr>
-          <w:instrText xml:space="preserve"> PAGEREF _Toc233711875 \h </w:instrText>
+          <w:instrText xml:space="preserve"> PAGEREF _Toc233714658 \h </w:instrText>
         </w:r>
         <w:r>
           <w:rPr>
@@ -2077,7 +2145,7 @@
             <w:noProof/>
             <w:webHidden/>
           </w:rPr>
-          <w:t>17</w:t>
+          <w:t>18</w:t>
         </w:r>
         <w:r>
           <w:rPr>
@@ -2100,7 +2168,7 @@
           <w:lang w:eastAsia="it-IT"/>
         </w:rPr>
       </w:pPr>
-      <w:hyperlink w:anchor="_Toc233711876" w:history="1">
+      <w:hyperlink w:anchor="_Toc233714659" w:history="1">
         <w:r>
           <w:rPr>
             <w:rStyle w:val="Collegamentoipertestuale"/>
@@ -2127,7 +2195,7 @@
             <w:noProof/>
             <w:webHidden/>
           </w:rPr>
-          <w:instrText xml:space="preserve"> PAGEREF _Toc233711876 \h </w:instrText>
+          <w:instrText xml:space="preserve"> PAGEREF _Toc233714659 \h </w:instrText>
         </w:r>
         <w:r>
           <w:rPr>
@@ -2147,7 +2215,7 @@
             <w:noProof/>
             <w:webHidden/>
           </w:rPr>
-          <w:t>18</w:t>
+          <w:t>25</w:t>
         </w:r>
         <w:r>
           <w:rPr>
@@ -2170,7 +2238,7 @@
           <w:lang w:eastAsia="it-IT"/>
         </w:rPr>
       </w:pPr>
-      <w:hyperlink w:anchor="_Toc233711877" w:history="1">
+      <w:hyperlink w:anchor="_Toc233714660" w:history="1">
         <w:r>
           <w:rPr>
             <w:rStyle w:val="Collegamentoipertestuale"/>
@@ -2197,7 +2265,7 @@
             <w:noProof/>
             <w:webHidden/>
           </w:rPr>
-          <w:instrText xml:space="preserve"> PAGEREF _Toc233711877 \h </w:instrText>
+          <w:instrText xml:space="preserve"> PAGEREF _Toc233714660 \h </w:instrText>
         </w:r>
         <w:r>
           <w:rPr>
@@ -2217,7 +2285,7 @@
             <w:noProof/>
             <w:webHidden/>
           </w:rPr>
-          <w:t>18</w:t>
+          <w:t>25</w:t>
         </w:r>
         <w:r>
           <w:rPr>
@@ -2240,7 +2308,7 @@
           <w:lang w:eastAsia="it-IT"/>
         </w:rPr>
       </w:pPr>
-      <w:hyperlink w:anchor="_Toc233711878" w:history="1">
+      <w:hyperlink w:anchor="_Toc233714661" w:history="1">
         <w:r>
           <w:rPr>
             <w:rStyle w:val="Collegamentoipertestuale"/>
@@ -2267,7 +2335,7 @@
             <w:noProof/>
             <w:webHidden/>
           </w:rPr>
-          <w:instrText xml:space="preserve"> PAGEREF _Toc233711878 \h </w:instrText>
+          <w:instrText xml:space="preserve"> PAGEREF _Toc233714661 \h </w:instrText>
         </w:r>
         <w:r>
           <w:rPr>
@@ -2287,7 +2355,7 @@
             <w:noProof/>
             <w:webHidden/>
           </w:rPr>
-          <w:t>19</w:t>
+          <w:t>26</w:t>
         </w:r>
         <w:r>
           <w:rPr>
@@ -2308,7 +2376,7 @@
           <w:noProof/>
         </w:rPr>
       </w:pPr>
-      <w:hyperlink w:anchor="_Toc233711879" w:history="1">
+      <w:hyperlink w:anchor="_Toc233714662" w:history="1">
         <w:r>
           <w:rPr>
             <w:rStyle w:val="Collegamentoipertestuale"/>
@@ -2335,7 +2403,7 @@
             <w:noProof/>
             <w:webHidden/>
           </w:rPr>
-          <w:instrText xml:space="preserve"> PAGEREF _Toc233711879 \h </w:instrText>
+          <w:instrText xml:space="preserve"> PAGEREF _Toc233714662 \h </w:instrText>
         </w:r>
         <w:r>
           <w:rPr>
@@ -2355,7 +2423,7 @@
             <w:noProof/>
             <w:webHidden/>
           </w:rPr>
-          <w:t>19</w:t>
+          <w:t>26</w:t>
         </w:r>
         <w:r>
           <w:rPr>
@@ -2376,7 +2444,7 @@
           <w:noProof/>
         </w:rPr>
       </w:pPr>
-      <w:hyperlink w:anchor="_Toc233711880" w:history="1">
+      <w:hyperlink w:anchor="_Toc233714663" w:history="1">
         <w:r>
           <w:rPr>
             <w:rStyle w:val="Collegamentoipertestuale"/>
@@ -2403,7 +2471,7 @@
             <w:noProof/>
             <w:webHidden/>
           </w:rPr>
-          <w:instrText xml:space="preserve"> PAGEREF _Toc233711880 \h </w:instrText>
+          <w:instrText xml:space="preserve"> PAGEREF _Toc233714663 \h </w:instrText>
         </w:r>
         <w:r>
           <w:rPr>
@@ -2423,7 +2491,7 @@
             <w:noProof/>
             <w:webHidden/>
           </w:rPr>
-          <w:t>19</w:t>
+          <w:t>26</w:t>
         </w:r>
         <w:r>
           <w:rPr>
@@ -2444,7 +2512,7 @@
           <w:noProof/>
         </w:rPr>
       </w:pPr>
-      <w:hyperlink w:anchor="_Toc233711881" w:history="1">
+      <w:hyperlink w:anchor="_Toc233714664" w:history="1">
         <w:r>
           <w:rPr>
             <w:rStyle w:val="Collegamentoipertestuale"/>
@@ -2471,7 +2539,7 @@
             <w:noProof/>
             <w:webHidden/>
           </w:rPr>
-          <w:instrText xml:space="preserve"> PAGEREF _Toc233711881 \h </w:instrText>
+          <w:instrText xml:space="preserve"> PAGEREF _Toc233714664 \h </w:instrText>
         </w:r>
         <w:r>
           <w:rPr>
@@ -2491,7 +2559,7 @@
             <w:noProof/>
             <w:webHidden/>
           </w:rPr>
-          <w:t>20</w:t>
+          <w:t>27</w:t>
         </w:r>
         <w:r>
           <w:rPr>
@@ -2514,7 +2582,7 @@
           <w:lang w:eastAsia="it-IT"/>
         </w:rPr>
       </w:pPr>
-      <w:hyperlink w:anchor="_Toc233711882" w:history="1">
+      <w:hyperlink w:anchor="_Toc233714665" w:history="1">
         <w:r>
           <w:rPr>
             <w:rStyle w:val="Collegamentoipertestuale"/>
@@ -2541,7 +2609,7 @@
             <w:noProof/>
             <w:webHidden/>
           </w:rPr>
-          <w:instrText xml:space="preserve"> PAGEREF _Toc233711882 \h </w:instrText>
+          <w:instrText xml:space="preserve"> PAGEREF _Toc233714665 \h </w:instrText>
         </w:r>
         <w:r>
           <w:rPr>
@@ -2561,7 +2629,7 @@
             <w:noProof/>
             <w:webHidden/>
           </w:rPr>
-          <w:t>22</w:t>
+          <w:t>29</w:t>
         </w:r>
         <w:r>
           <w:rPr>
@@ -2584,7 +2652,7 @@
           <w:lang w:eastAsia="it-IT"/>
         </w:rPr>
       </w:pPr>
-      <w:hyperlink w:anchor="_Toc233711883" w:history="1">
+      <w:hyperlink w:anchor="_Toc233714666" w:history="1">
         <w:r>
           <w:rPr>
             <w:rStyle w:val="Collegamentoipertestuale"/>
@@ -2611,7 +2679,7 @@
             <w:noProof/>
             <w:webHidden/>
           </w:rPr>
-          <w:instrText xml:space="preserve"> PAGEREF _Toc233711883 \h </w:instrText>
+          <w:instrText xml:space="preserve"> PAGEREF _Toc233714666 \h </w:instrText>
         </w:r>
         <w:r>
           <w:rPr>
@@ -2631,7 +2699,7 @@
             <w:noProof/>
             <w:webHidden/>
           </w:rPr>
-          <w:t>22</w:t>
+          <w:t>29</w:t>
         </w:r>
         <w:r>
           <w:rPr>
@@ -2654,7 +2722,7 @@
           <w:lang w:eastAsia="it-IT"/>
         </w:rPr>
       </w:pPr>
-      <w:hyperlink w:anchor="_Toc233711884" w:history="1">
+      <w:hyperlink w:anchor="_Toc233714667" w:history="1">
         <w:r>
           <w:rPr>
             <w:rStyle w:val="Collegamentoipertestuale"/>
@@ -2681,7 +2749,7 @@
             <w:noProof/>
             <w:webHidden/>
           </w:rPr>
-          <w:instrText xml:space="preserve"> PAGEREF _Toc233711884 \h </w:instrText>
+          <w:instrText xml:space="preserve"> PAGEREF _Toc233714667 \h </w:instrText>
         </w:r>
         <w:r>
           <w:rPr>
@@ -2701,7 +2769,7 @@
             <w:noProof/>
             <w:webHidden/>
           </w:rPr>
-          <w:t>22</w:t>
+          <w:t>29</w:t>
         </w:r>
         <w:r>
           <w:rPr>
@@ -2724,7 +2792,7 @@
           <w:lang w:eastAsia="it-IT"/>
         </w:rPr>
       </w:pPr>
-      <w:hyperlink w:anchor="_Toc233711885" w:history="1">
+      <w:hyperlink w:anchor="_Toc233714668" w:history="1">
         <w:r>
           <w:rPr>
             <w:rStyle w:val="Collegamentoipertestuale"/>
@@ -2751,7 +2819,7 @@
             <w:noProof/>
             <w:webHidden/>
           </w:rPr>
-          <w:instrText xml:space="preserve"> PAGEREF _Toc233711885 \h </w:instrText>
+          <w:instrText xml:space="preserve"> PAGEREF _Toc233714668 \h </w:instrText>
         </w:r>
         <w:r>
           <w:rPr>
@@ -2771,7 +2839,7 @@
             <w:noProof/>
             <w:webHidden/>
           </w:rPr>
-          <w:t>23</w:t>
+          <w:t>30</w:t>
         </w:r>
         <w:r>
           <w:rPr>
@@ -2797,7 +2865,7 @@
         <w:pStyle w:val="Titolo1"/>
       </w:pPr>
       <w:bookmarkStart w:id="1" w:name="bm_intro"/>
-      <w:bookmarkStart w:id="2" w:name="_Toc233711849"/>
+      <w:bookmarkStart w:id="2" w:name="_Toc233714631"/>
       <w:r>
         <w:lastRenderedPageBreak/>
         <w:t>1. Introduzione e scopo del documento</w:t>
@@ -2883,7 +2951,7 @@
         <w:pStyle w:val="Titolo1"/>
       </w:pPr>
       <w:bookmarkStart w:id="3" w:name="bm_glossario"/>
-      <w:bookmarkStart w:id="4" w:name="_Toc233711850"/>
+      <w:bookmarkStart w:id="4" w:name="_Toc233714632"/>
       <w:r>
         <w:t>2. Glossario dei termini</w:t>
       </w:r>
@@ -3692,7 +3760,7 @@
         <w:pStyle w:val="Titolo1"/>
       </w:pPr>
       <w:bookmarkStart w:id="5" w:name="bm_prereq"/>
-      <w:bookmarkStart w:id="6" w:name="_Toc233711851"/>
+      <w:bookmarkStart w:id="6" w:name="_Toc233714633"/>
       <w:r>
         <w:t>3. Prerequisiti e ambiente</w:t>
       </w:r>
@@ -3898,7 +3966,7 @@
         <w:pStyle w:val="Titolo1"/>
       </w:pPr>
       <w:bookmarkStart w:id="7" w:name="bm_panoramica"/>
-      <w:bookmarkStart w:id="8" w:name="_Toc233711852"/>
+      <w:bookmarkStart w:id="8" w:name="_Toc233714634"/>
       <w:r>
         <w:lastRenderedPageBreak/>
         <w:t>4. Panoramica e percorsi di migrazione</w:t>
@@ -3935,7 +4003,7 @@
           <w:rFonts w:ascii="Calibri" w:hAnsi="Calibri" w:cs="Calibri"/>
           <w:sz w:val="22"/>
         </w:rPr>
-        <w:t>P1 - NAV11 / NAV14 -&gt; BC21 -&gt; BC25 (se si parte da NAV14 si salta la conversione NAV11-&gt;NAV14)</w:t>
+        <w:t>P1 - NAV11 -&gt; NAV14 -&gt; BC25 (diretto, senza BC21); da NAV14 -&gt; BC21 -&gt; BC25</w:t>
       </w:r>
     </w:p>
     <w:p>
@@ -4080,7 +4148,7 @@
         <w:pStyle w:val="Titolo2"/>
       </w:pPr>
       <w:bookmarkStart w:id="9" w:name="bm_matrice"/>
-      <w:bookmarkStart w:id="10" w:name="_Toc233711853"/>
+      <w:bookmarkStart w:id="10" w:name="_Toc233714635"/>
       <w:r>
         <w:t>4.1 Matrice dei percorsi di migrazione</w:t>
       </w:r>
@@ -4225,7 +4293,7 @@
                 <w:rFonts w:ascii="Calibri" w:hAnsi="Calibri" w:cs="Calibri"/>
                 <w:sz w:val="20"/>
               </w:rPr>
-              <w:t>P1 - NAV11 / NAV14 -&gt; BC21 -&gt; BC25</w:t>
+              <w:t>P1 - NAV11 -&gt; NAV14 -&gt; BC25</w:t>
             </w:r>
           </w:p>
         </w:tc>
@@ -4245,7 +4313,7 @@
                 <w:rFonts w:ascii="Calibri" w:hAnsi="Calibri" w:cs="Calibri"/>
                 <w:sz w:val="20"/>
               </w:rPr>
-              <w:t>Percorso da NAV (eventuale NAV11-&gt;NAV14; prep DB14) -&gt; Hop BC21 -&gt; (verso BC25 con i Blocchi comuni) -&gt; moduli condizionali -&gt; chiusura</w:t>
+              <w:t>Percorso da NAV (NAV11-&gt;NAV14; prep DB14; NAV14-&gt;BC25 diretto con DestinationAppsForMigration) -&gt; (Blocchi comuni) -&gt; moduli condizionali -&gt; chiusura</w:t>
             </w:r>
           </w:p>
         </w:tc>
@@ -4265,7 +4333,7 @@
                 <w:rFonts w:ascii="Calibri" w:hAnsi="Calibri" w:cs="Calibri"/>
                 <w:sz w:val="20"/>
               </w:rPr>
-              <w:t>Se si parte da NAV14 saltare la conversione NAV11-&gt;NAV14. NAV classico + FOB toolkit.</w:t>
+              <w:t>Da NAV11 NON serve l'hop BC21. Da NAV14 si passa invece per BC21 (Hop intermedio).</w:t>
             </w:r>
           </w:p>
         </w:tc>
@@ -4643,7 +4711,7 @@
         <w:pStyle w:val="Titolo2"/>
       </w:pPr>
       <w:bookmarkStart w:id="11" w:name="bm_condizioni"/>
-      <w:bookmarkStart w:id="12" w:name="_Toc233711854"/>
+      <w:bookmarkStart w:id="12" w:name="_Toc233714636"/>
       <w:r>
         <w:t>4.2 Passi obbligatori e passi condizionali</w:t>
       </w:r>
@@ -5205,7 +5273,7 @@
         <w:pStyle w:val="Titolo1"/>
       </w:pPr>
       <w:bookmarkStart w:id="13" w:name="bm_pathnav"/>
-      <w:bookmarkStart w:id="14" w:name="_Toc233711855"/>
+      <w:bookmarkStart w:id="14" w:name="_Toc233714637"/>
       <w:r>
         <w:t>5. Percorso da NAV (11 / 14) verso BC</w:t>
       </w:r>
@@ -5237,7 +5305,7 @@
           <w:color w:val="993300"/>
           <w:sz w:val="20"/>
         </w:rPr>
-        <w:t>P1 - NAV11 / NAV14 -&gt; BC21 -&gt; BC25</w:t>
+        <w:t>P1 - NAV11 -&gt; NAV14 -&gt; BC25 (diretto, senza BC21) | da NAV14 -&gt; BC21 -&gt; BC25</w:t>
       </w:r>
     </w:p>
     <w:p>
@@ -5262,7 +5330,7 @@
           <w:i/>
           <w:sz w:val="22"/>
         </w:rPr>
-        <w:t>se si parte da NAV11, eseguire PRIMA la conversione classica a NAV14 (par. 'Da NAV11 a NAV14'), poi la 'Preparazione DB NAV14'. Se si parte gia' da NAV14, SALTARE il paragrafo NAV11-&gt;NAV14 e iniziare direttamente dalla 'Preparazione DB NAV14'. In entrambi i casi si prosegue poi verso BC21 (capitolo 'Hop intermedio BC21') e infine BC25.</w:t>
+        <w:t>se si parte da NAV11, eseguire PRIMA la conversione classica a NAV14 (par. 'Da NAV11 a NAV14'), poi la 'Preparazione DB NAV14' e quindi convertire DIRETTAMENTE a BC25 (par. 'Da NAV14 a BC25 diretto'), SENZA passare per BC21. Se si parte gia' da NAV14, SALTARE il paragrafo NAV11-&gt;NAV14, eseguire la 'Preparazione DB NAV14' e proseguire con l'Hop intermedio BC21 e infine BC25.</w:t>
       </w:r>
     </w:p>
     <w:p>
@@ -5270,7 +5338,7 @@
         <w:pStyle w:val="Titolo2"/>
       </w:pPr>
       <w:bookmarkStart w:id="15" w:name="bm_nav1114"/>
-      <w:bookmarkStart w:id="16" w:name="_Toc233711856"/>
+      <w:bookmarkStart w:id="16" w:name="_Toc233714638"/>
       <w:r>
         <w:t>5.1 Da NAV11 a NAV14 (solo se si parte da NAV11)</w:t>
       </w:r>
@@ -5571,7 +5639,7 @@
         <w:pStyle w:val="Titolo2"/>
       </w:pPr>
       <w:bookmarkStart w:id="17" w:name="bm_nav14prep"/>
-      <w:bookmarkStart w:id="18" w:name="_Toc233711857"/>
+      <w:bookmarkStart w:id="18" w:name="_Toc233714639"/>
       <w:r>
         <w:t>5.2 Preparazione DB NAV14 (punto di partenza comune)</w:t>
       </w:r>
@@ -5813,20 +5881,205 @@
           <w:rFonts w:ascii="Calibri" w:hAnsi="Calibri" w:cs="Calibri"/>
           <w:sz w:val="22"/>
         </w:rPr>
-        <w:t>Conclusa la preparazione del DB14, proseguire con il capitolo 'Hop intermedio BC21'.</w:t>
-      </w:r>
-    </w:p>
-    <w:p>
-      <w:pPr>
-        <w:pStyle w:val="Titolo1"/>
-      </w:pPr>
-      <w:bookmarkStart w:id="19" w:name="bm_pathbc21"/>
-      <w:bookmarkStart w:id="20" w:name="_Toc233711858"/>
-      <w:r>
-        <w:t>6. Hop intermedio BC21 (da NAV14 / BC19-20 a BC25)</w:t>
+        <w:t>Conclusa la preparazione del DB14: se si parte da NAV11 proseguire con il paragrafo 'Da NAV14 a BC25 (diretto)'; se si parte da NAV14 proseguire con il capitolo 'Hop intermedio BC21'.</w:t>
+      </w:r>
+    </w:p>
+    <w:p>
+      <w:pPr>
+        <w:pStyle w:val="Titolo2"/>
+      </w:pPr>
+      <w:bookmarkStart w:id="19" w:name="bm_nav14bc25"/>
+      <w:bookmarkStart w:id="20" w:name="_Toc233714640"/>
+      <w:r>
+        <w:t>5.3 Da NAV14 a BC25 (diretto, se si parte da NAV11)</w:t>
       </w:r>
       <w:bookmarkEnd w:id="19"/>
       <w:bookmarkEnd w:id="20"/>
+    </w:p>
+    <w:p>
+      <w:pPr>
+        <w:spacing w:after="120"/>
+        <w:rPr>
+          <w:rFonts w:ascii="Calibri" w:hAnsi="Calibri" w:cs="Calibri"/>
+          <w:sz w:val="22"/>
+        </w:rPr>
+      </w:pPr>
+      <w:r>
+        <w:rPr>
+          <w:rFonts w:ascii="Calibri" w:hAnsi="Calibri" w:cs="Calibri"/>
+          <w:b/>
+          <w:sz w:val="22"/>
+        </w:rPr>
+        <w:t xml:space="preserve">Senza BC21: </w:t>
+      </w:r>
+      <w:r>
+        <w:rPr>
+          <w:rFonts w:ascii="Calibri" w:hAnsi="Calibri" w:cs="Calibri"/>
+          <w:i/>
+          <w:sz w:val="22"/>
+        </w:rPr>
+        <w:t>se il punto di partenza e' NAV11, una volta raggiunto NAV14 si converte DIRETTAMENTE a BC25 indicando le app di destinazione (DestinationAppsForMigration): NON e' necessario l'hop intermedio BC21.</w:t>
+      </w:r>
+    </w:p>
+    <w:p>
+      <w:pPr>
+        <w:spacing w:after="80"/>
+        <w:ind w:left="400" w:hanging="400"/>
+        <w:rPr>
+          <w:rFonts w:ascii="Calibri" w:hAnsi="Calibri" w:cs="Calibri"/>
+          <w:sz w:val="22"/>
+        </w:rPr>
+      </w:pPr>
+      <w:r>
+        <w:rPr>
+          <w:rFonts w:ascii="Calibri" w:hAnsi="Calibri" w:cs="Calibri"/>
+          <w:b/>
+          <w:sz w:val="22"/>
+        </w:rPr>
+        <w:t xml:space="preserve">1. </w:t>
+      </w:r>
+      <w:r>
+        <w:rPr>
+          <w:rFonts w:ascii="Calibri" w:hAnsi="Calibri" w:cs="Calibri"/>
+          <w:sz w:val="22"/>
+        </w:rPr>
+        <w:t>Backup; disinstallare/unpublish tutte le app; pulire la licenza nel DB.</w:t>
+      </w:r>
+    </w:p>
+    <w:p>
+      <w:pPr>
+        <w:spacing w:after="80"/>
+        <w:ind w:left="400" w:hanging="400"/>
+        <w:rPr>
+          <w:rFonts w:ascii="Calibri" w:hAnsi="Calibri" w:cs="Calibri"/>
+          <w:sz w:val="22"/>
+        </w:rPr>
+      </w:pPr>
+      <w:r>
+        <w:rPr>
+          <w:rFonts w:ascii="Calibri" w:hAnsi="Calibri" w:cs="Calibri"/>
+          <w:b/>
+          <w:sz w:val="22"/>
+        </w:rPr>
+        <w:t xml:space="preserve">2. </w:t>
+      </w:r>
+      <w:r>
+        <w:rPr>
+          <w:rFonts w:ascii="Calibri" w:hAnsi="Calibri" w:cs="Calibri"/>
+          <w:sz w:val="22"/>
+        </w:rPr>
+        <w:t>Convertire il DB e configurare l'istanza BC25 con DestinationAppsForMigration ed EnableTaskScheduler false.</w:t>
+      </w:r>
+    </w:p>
+    <w:p>
+      <w:pPr>
+        <w:spacing w:after="80"/>
+        <w:ind w:left="400" w:hanging="400"/>
+        <w:rPr>
+          <w:rFonts w:ascii="Calibri" w:hAnsi="Calibri" w:cs="Calibri"/>
+          <w:sz w:val="22"/>
+        </w:rPr>
+      </w:pPr>
+      <w:r>
+        <w:rPr>
+          <w:rFonts w:ascii="Calibri" w:hAnsi="Calibri" w:cs="Calibri"/>
+          <w:b/>
+          <w:sz w:val="22"/>
+        </w:rPr>
+        <w:t xml:space="preserve">3. </w:t>
+      </w:r>
+      <w:r>
+        <w:rPr>
+          <w:rFonts w:ascii="Calibri" w:hAnsi="Calibri" w:cs="Calibri"/>
+          <w:sz w:val="22"/>
+        </w:rPr>
+        <w:t>Proseguire con i Blocchi comuni C/D/E (Base App, app custom, migrazione dati) verso BC25.</w:t>
+      </w:r>
+    </w:p>
+    <w:p>
+      <w:pPr>
+        <w:shd w:val="clear" w:color="auto" w:fill="F2F2F2"/>
+        <w:spacing w:after="120"/>
+        <w:ind w:left="240"/>
+        <w:rPr>
+          <w:rFonts w:ascii="Consolas" w:hAnsi="Consolas"/>
+          <w:sz w:val="18"/>
+        </w:rPr>
+      </w:pPr>
+      <w:r>
+        <w:rPr>
+          <w:rFonts w:ascii="Consolas" w:hAnsi="Consolas"/>
+          <w:sz w:val="18"/>
+        </w:rPr>
+        <w:t>Invoke-NAVApplicationDatabaseConversion -DatabaseServer &lt;SRV&gt; -DatabaseName &lt;DB&gt;</w:t>
+      </w:r>
+    </w:p>
+    <w:p>
+      <w:pPr>
+        <w:shd w:val="clear" w:color="auto" w:fill="F2F2F2"/>
+        <w:spacing w:after="120"/>
+        <w:ind w:left="240"/>
+        <w:rPr>
+          <w:rFonts w:ascii="Consolas" w:hAnsi="Consolas"/>
+          <w:sz w:val="18"/>
+        </w:rPr>
+      </w:pPr>
+      <w:r>
+        <w:rPr>
+          <w:rFonts w:ascii="Consolas" w:hAnsi="Consolas"/>
+          <w:sz w:val="18"/>
+        </w:rPr>
+        <w:lastRenderedPageBreak/>
+        <w:t>Set-NAVServerConfiguration -ServerInstance &lt;ISTANZA&gt; -KeyName "DestinationAppsForMigration" -KeyValue '[{"appId":"63ca2fa4-4f03-4f2b-a480-172fef340d3f","name":"System Application","publisher":"Microsoft"},{"appId":"f3552374-a1f2-4356-848e-196002525837","name":"Business Foundation","publisher":"Microsoft"},{"appId":"437dbf0e-84ff-417a-965d-ed2bb9650972","name":"Base Application","publisher":"Microsoft"}]'</w:t>
+      </w:r>
+    </w:p>
+    <w:p>
+      <w:pPr>
+        <w:shd w:val="clear" w:color="auto" w:fill="F2F2F2"/>
+        <w:spacing w:after="120"/>
+        <w:ind w:left="240"/>
+        <w:rPr>
+          <w:rFonts w:ascii="Consolas" w:hAnsi="Consolas"/>
+          <w:sz w:val="18"/>
+        </w:rPr>
+      </w:pPr>
+      <w:r>
+        <w:rPr>
+          <w:rFonts w:ascii="Consolas" w:hAnsi="Consolas"/>
+          <w:sz w:val="18"/>
+        </w:rPr>
+        <w:t>Set-NavServerConfiguration -ServerInstance &lt;ISTANZA&gt; -KeyName "EnableTaskScheduler" -KeyValue false</w:t>
+      </w:r>
+    </w:p>
+    <w:p>
+      <w:pPr>
+        <w:shd w:val="clear" w:color="auto" w:fill="F2F2F2"/>
+        <w:spacing w:after="120"/>
+        <w:ind w:left="240"/>
+        <w:rPr>
+          <w:rFonts w:ascii="Consolas" w:hAnsi="Consolas"/>
+          <w:sz w:val="18"/>
+        </w:rPr>
+      </w:pPr>
+      <w:r>
+        <w:rPr>
+          <w:rFonts w:ascii="Consolas" w:hAnsi="Consolas"/>
+          <w:sz w:val="18"/>
+        </w:rPr>
+        <w:t>Restart-NAVServerInstance -ServerInstance &lt;ISTANZA&gt;</w:t>
+      </w:r>
+    </w:p>
+    <w:p>
+      <w:pPr>
+        <w:pStyle w:val="Titolo1"/>
+      </w:pPr>
+      <w:bookmarkStart w:id="21" w:name="bm_pathbc21"/>
+      <w:bookmarkStart w:id="22" w:name="_Toc233714641"/>
+      <w:r>
+        <w:t>6. Hop intermedio BC21 (da NAV14 / BC19-20 a BC25)</w:t>
+      </w:r>
+      <w:bookmarkEnd w:id="21"/>
+      <w:bookmarkEnd w:id="22"/>
     </w:p>
     <w:p>
       <w:pPr>
@@ -5853,7 +6106,7 @@
           <w:color w:val="993300"/>
           <w:sz w:val="20"/>
         </w:rPr>
-        <w:t>P1 (dopo la prep NAV14) e P2 (BC19/20)</w:t>
+        <w:t>solo da NAV14 (NON da NAV11) e P2 (BC19/20)</w:t>
       </w:r>
     </w:p>
     <w:p>
@@ -5904,14 +6157,13 @@
       <w:pPr>
         <w:pStyle w:val="Titolo2"/>
       </w:pPr>
-      <w:bookmarkStart w:id="21" w:name="bm_bc1421"/>
-      <w:bookmarkStart w:id="22" w:name="_Toc233711859"/>
-      <w:r>
-        <w:lastRenderedPageBreak/>
+      <w:bookmarkStart w:id="23" w:name="bm_bc1421"/>
+      <w:bookmarkStart w:id="24" w:name="_Toc233714642"/>
+      <w:r>
         <w:t>6.1 Da NAV14 / BC19-20 a BC21</w:t>
       </w:r>
-      <w:bookmarkEnd w:id="21"/>
-      <w:bookmarkEnd w:id="22"/>
+      <w:bookmarkEnd w:id="23"/>
+      <w:bookmarkEnd w:id="24"/>
     </w:p>
     <w:p>
       <w:pPr>
@@ -6279,6 +6531,7 @@
           <w:rFonts w:ascii="Consolas" w:hAnsi="Consolas"/>
           <w:sz w:val="18"/>
         </w:rPr>
+        <w:lastRenderedPageBreak/>
         <w:t>Install-NAVApp -ServerInstance BC21 -Name "Base Application" -Version 21.18.64166.0</w:t>
       </w:r>
     </w:p>
@@ -6286,13 +6539,13 @@
       <w:pPr>
         <w:pStyle w:val="Titolo2"/>
       </w:pPr>
-      <w:bookmarkStart w:id="23" w:name="bm_bc21query"/>
-      <w:bookmarkStart w:id="24" w:name="_Toc233711860"/>
+      <w:bookmarkStart w:id="25" w:name="bm_bc21query"/>
+      <w:bookmarkStart w:id="26" w:name="_Toc233714643"/>
       <w:r>
         <w:t>6.2 Migrazione dati con generazione query (BC21)</w:t>
       </w:r>
-      <w:bookmarkEnd w:id="23"/>
-      <w:bookmarkEnd w:id="24"/>
+      <w:bookmarkEnd w:id="25"/>
+      <w:bookmarkEnd w:id="26"/>
     </w:p>
     <w:p>
       <w:pPr>
@@ -6498,13 +6751,13 @@
       <w:pPr>
         <w:pStyle w:val="Titolo2"/>
       </w:pPr>
-      <w:bookmarkStart w:id="25" w:name="bm_bc2125"/>
-      <w:bookmarkStart w:id="26" w:name="_Toc233711861"/>
+      <w:bookmarkStart w:id="27" w:name="bm_bc2125"/>
+      <w:bookmarkStart w:id="28" w:name="_Toc233714644"/>
       <w:r>
         <w:t>6.3 Da BC21 a BC25</w:t>
       </w:r>
-      <w:bookmarkEnd w:id="25"/>
-      <w:bookmarkEnd w:id="26"/>
+      <w:bookmarkEnd w:id="27"/>
+      <w:bookmarkEnd w:id="28"/>
     </w:p>
     <w:p>
       <w:pPr>
@@ -6571,7 +6824,6 @@
           <w:b/>
           <w:sz w:val="22"/>
         </w:rPr>
-        <w:lastRenderedPageBreak/>
         <w:t xml:space="preserve">3. </w:t>
       </w:r>
       <w:r>
@@ -6661,13 +6913,13 @@
       <w:pPr>
         <w:pStyle w:val="Titolo1"/>
       </w:pPr>
-      <w:bookmarkStart w:id="27" w:name="bm_path23"/>
-      <w:bookmarkStart w:id="28" w:name="_Toc233711862"/>
+      <w:bookmarkStart w:id="29" w:name="bm_path23"/>
+      <w:bookmarkStart w:id="30" w:name="_Toc233714645"/>
       <w:r>
         <w:t>7. Da BC22 / BC23 / BC24 a BC25 (diretto)</w:t>
       </w:r>
-      <w:bookmarkEnd w:id="27"/>
-      <w:bookmarkEnd w:id="28"/>
+      <w:bookmarkEnd w:id="29"/>
+      <w:bookmarkEnd w:id="30"/>
     </w:p>
     <w:p>
       <w:pPr>
@@ -6910,20 +7162,29 @@
           <w:i/>
           <w:sz w:val="22"/>
         </w:rPr>
-        <w:t>AL Price e AL Combine Shipment riguardano SOLO le origini in cui tali app sono ancora presenti (tipicamente BC19/20/21/23, quando la corrispondente versione MDS non e' ancora installata). Partendo da BC24 la versione MDS e' gia' presente: AL Price e AL Combine Shipment NON sono installati e i relativi capitoli vanno SALTATI. Per il resto BC24 segue lo stesso identico giro della BC23.</w:t>
+        <w:t xml:space="preserve">AL Price e AL Combine Shipment riguardano SOLO le origini in cui tali app sono ancora presenti (tipicamente BC19/20/21/23, quando la corrispondente versione MDS non e' ancora installata). </w:t>
+      </w:r>
+      <w:r>
+        <w:rPr>
+          <w:rFonts w:ascii="Calibri" w:hAnsi="Calibri" w:cs="Calibri"/>
+          <w:i/>
+          <w:sz w:val="22"/>
+        </w:rPr>
+        <w:lastRenderedPageBreak/>
+        <w:t>Partendo da BC24 la versione MDS e' gia' presente: AL Price e AL Combine Shipment NON sono installati e i relativi capitoli vanno SALTATI. Per il resto BC24 segue lo stesso identico giro della BC23.</w:t>
       </w:r>
     </w:p>
     <w:p>
       <w:pPr>
         <w:pStyle w:val="Titolo1"/>
       </w:pPr>
-      <w:bookmarkStart w:id="29" w:name="bm_path2728"/>
-      <w:bookmarkStart w:id="30" w:name="_Toc233711863"/>
+      <w:bookmarkStart w:id="31" w:name="bm_path2728"/>
+      <w:bookmarkStart w:id="32" w:name="_Toc233714646"/>
       <w:r>
         <w:t>8. Da BC25 a BC27/28 (on-premise)</w:t>
       </w:r>
-      <w:bookmarkEnd w:id="29"/>
-      <w:bookmarkEnd w:id="30"/>
+      <w:bookmarkEnd w:id="31"/>
+      <w:bookmarkEnd w:id="32"/>
     </w:p>
     <w:p>
       <w:pPr>
@@ -7195,7 +7456,6 @@
           <w:rFonts w:ascii="Consolas" w:hAnsi="Consolas"/>
           <w:sz w:val="18"/>
         </w:rPr>
-        <w:lastRenderedPageBreak/>
         <w:t>Import-NAVServerLicense -ServerInstance &lt;ISTANZA&gt; -LicenseFile "&lt;file_BC27.bclicense&gt;" -Database NavDatabase -Force</w:t>
       </w:r>
     </w:p>
@@ -7239,13 +7499,13 @@
       <w:pPr>
         <w:pStyle w:val="Titolo1"/>
       </w:pPr>
-      <w:bookmarkStart w:id="31" w:name="bm_pathsaas"/>
-      <w:bookmarkStart w:id="32" w:name="_Toc233711864"/>
+      <w:bookmarkStart w:id="33" w:name="bm_pathsaas"/>
+      <w:bookmarkStart w:id="34" w:name="_Toc233714647"/>
       <w:r>
         <w:t>9. Percorso BC25 verso SaaS (Cloud Migration)</w:t>
       </w:r>
-      <w:bookmarkEnd w:id="31"/>
-      <w:bookmarkEnd w:id="32"/>
+      <w:bookmarkEnd w:id="33"/>
+      <w:bookmarkEnd w:id="34"/>
     </w:p>
     <w:p>
       <w:pPr>
@@ -7470,41 +7730,42 @@
       <w:pPr>
         <w:pStyle w:val="Titolo1"/>
       </w:pPr>
-      <w:bookmarkStart w:id="33" w:name="bm_blocchi"/>
-      <w:bookmarkStart w:id="34" w:name="_Toc233711865"/>
-      <w:r>
+      <w:bookmarkStart w:id="35" w:name="bm_blocchi"/>
+      <w:bookmarkStart w:id="36" w:name="_Toc233714648"/>
+      <w:r>
+        <w:lastRenderedPageBreak/>
         <w:t>10. Blocchi comuni (procedure richiamate dai percorsi)</w:t>
-      </w:r>
-      <w:bookmarkEnd w:id="33"/>
-      <w:bookmarkEnd w:id="34"/>
-    </w:p>
-    <w:p>
-      <w:pPr>
-        <w:spacing w:after="120"/>
-        <w:rPr>
-          <w:rFonts w:ascii="Calibri" w:hAnsi="Calibri" w:cs="Calibri"/>
-          <w:sz w:val="22"/>
-        </w:rPr>
-      </w:pPr>
-      <w:r>
-        <w:rPr>
-          <w:rFonts w:ascii="Calibri" w:hAnsi="Calibri" w:cs="Calibri"/>
-          <w:sz w:val="22"/>
-        </w:rPr>
-        <w:t>Questa sezione raccoglie le procedure riutilizzabili richiamate dai capitoli 'Percorso ...'. Non vanno eseguite di seguito tutte insieme: si eseguono quando il percorso le richiama, con le versioni/istanze del relativo hop.</w:t>
-      </w:r>
-    </w:p>
-    <w:p>
-      <w:pPr>
-        <w:pStyle w:val="Titolo1"/>
-      </w:pPr>
-      <w:bookmarkStart w:id="35" w:name="bm_backup"/>
-      <w:bookmarkStart w:id="36" w:name="_Toc233711866"/>
-      <w:r>
-        <w:t>11. Blocco comune A - Backup, restore e preparazione</w:t>
       </w:r>
       <w:bookmarkEnd w:id="35"/>
       <w:bookmarkEnd w:id="36"/>
+    </w:p>
+    <w:p>
+      <w:pPr>
+        <w:spacing w:after="120"/>
+        <w:rPr>
+          <w:rFonts w:ascii="Calibri" w:hAnsi="Calibri" w:cs="Calibri"/>
+          <w:sz w:val="22"/>
+        </w:rPr>
+      </w:pPr>
+      <w:r>
+        <w:rPr>
+          <w:rFonts w:ascii="Calibri" w:hAnsi="Calibri" w:cs="Calibri"/>
+          <w:sz w:val="22"/>
+        </w:rPr>
+        <w:t>Questa sezione raccoglie le procedure riutilizzabili richiamate dai capitoli 'Percorso ...'. Non vanno eseguite di seguito tutte insieme: si eseguono quando il percorso le richiama, con le versioni/istanze del relativo hop.</w:t>
+      </w:r>
+    </w:p>
+    <w:p>
+      <w:pPr>
+        <w:pStyle w:val="Titolo1"/>
+      </w:pPr>
+      <w:bookmarkStart w:id="37" w:name="bm_backup"/>
+      <w:bookmarkStart w:id="38" w:name="_Toc233714649"/>
+      <w:r>
+        <w:t>11. Blocco comune A - Backup, restore e preparazione</w:t>
+      </w:r>
+      <w:bookmarkEnd w:id="37"/>
+      <w:bookmarkEnd w:id="38"/>
     </w:p>
     <w:p>
       <w:pPr>
@@ -7554,13 +7815,13 @@
       <w:pPr>
         <w:pStyle w:val="Titolo2"/>
       </w:pPr>
-      <w:bookmarkStart w:id="37" w:name="bm_restore"/>
-      <w:bookmarkStart w:id="38" w:name="_Toc233711867"/>
+      <w:bookmarkStart w:id="39" w:name="bm_restore"/>
+      <w:bookmarkStart w:id="40" w:name="_Toc233714650"/>
       <w:r>
         <w:t>11.1 Restore del database in SSMS</w:t>
       </w:r>
-      <w:bookmarkEnd w:id="37"/>
-      <w:bookmarkEnd w:id="38"/>
+      <w:bookmarkEnd w:id="39"/>
+      <w:bookmarkEnd w:id="40"/>
     </w:p>
     <w:p>
       <w:pPr>
@@ -7587,10 +7848,10 @@
           <w:noProof/>
         </w:rPr>
         <w:drawing>
-          <wp:inline distT="0" distB="0" distL="0" distR="0" wp14:anchorId="46C15959" wp14:editId="7B38DA5D">
+          <wp:inline distT="0" distB="0" distL="0" distR="0" wp14:anchorId="647C89A9" wp14:editId="06D3ABA4">
             <wp:extent cx="5080000" cy="837004"/>
             <wp:effectExtent l="0" t="0" r="6350" b="1270"/>
-            <wp:docPr id="1004429594" name="Immagine 1"/>
+            <wp:docPr id="945185538" name="Immagine 1"/>
             <wp:cNvGraphicFramePr>
               <a:graphicFrameLocks xmlns:a="http://schemas.openxmlformats.org/drawingml/2006/main" noChangeAspect="1"/>
             </wp:cNvGraphicFramePr>
@@ -7598,7 +7859,7 @@
               <a:graphicData uri="http://schemas.openxmlformats.org/drawingml/2006/picture">
                 <pic:pic xmlns:pic="http://schemas.openxmlformats.org/drawingml/2006/picture">
                   <pic:nvPicPr>
-                    <pic:cNvPr id="1004429594" name=""/>
+                    <pic:cNvPr id="945185538" name=""/>
                     <pic:cNvPicPr/>
                   </pic:nvPicPr>
                   <pic:blipFill>
@@ -7641,7 +7902,6 @@
           <w:i/>
           <w:sz w:val="18"/>
         </w:rPr>
-        <w:lastRenderedPageBreak/>
         <w:t>Fig. 1 - Menu SSMS: Tasks &gt; Restore &gt; Database.</w:t>
       </w:r>
     </w:p>
@@ -7670,10 +7930,10 @@
           <w:noProof/>
         </w:rPr>
         <w:drawing>
-          <wp:inline distT="0" distB="0" distL="0" distR="0" wp14:anchorId="459F57DE" wp14:editId="3E03DB24">
+          <wp:inline distT="0" distB="0" distL="0" distR="0" wp14:anchorId="1FD63271" wp14:editId="01B9C6F0">
             <wp:extent cx="5080000" cy="1899597"/>
             <wp:effectExtent l="0" t="0" r="6350" b="5715"/>
-            <wp:docPr id="948351712" name="Immagine 2"/>
+            <wp:docPr id="641091209" name="Immagine 2"/>
             <wp:cNvGraphicFramePr>
               <a:graphicFrameLocks xmlns:a="http://schemas.openxmlformats.org/drawingml/2006/main" noChangeAspect="1"/>
             </wp:cNvGraphicFramePr>
@@ -7681,7 +7941,7 @@
               <a:graphicData uri="http://schemas.openxmlformats.org/drawingml/2006/picture">
                 <pic:pic xmlns:pic="http://schemas.openxmlformats.org/drawingml/2006/picture">
                   <pic:nvPicPr>
-                    <pic:cNvPr id="948351712" name=""/>
+                    <pic:cNvPr id="641091209" name=""/>
                     <pic:cNvPicPr/>
                   </pic:nvPicPr>
                   <pic:blipFill>
@@ -7751,11 +8011,12 @@
         <w:rPr>
           <w:noProof/>
         </w:rPr>
+        <w:lastRenderedPageBreak/>
         <w:drawing>
-          <wp:inline distT="0" distB="0" distL="0" distR="0" wp14:anchorId="4A4242D7" wp14:editId="6D2A4974">
+          <wp:inline distT="0" distB="0" distL="0" distR="0" wp14:anchorId="60688959" wp14:editId="6BB477E8">
             <wp:extent cx="5080000" cy="3076568"/>
             <wp:effectExtent l="0" t="0" r="6350" b="0"/>
-            <wp:docPr id="1676183452" name="Immagine 3"/>
+            <wp:docPr id="445690509" name="Immagine 3"/>
             <wp:cNvGraphicFramePr>
               <a:graphicFrameLocks xmlns:a="http://schemas.openxmlformats.org/drawingml/2006/main" noChangeAspect="1"/>
             </wp:cNvGraphicFramePr>
@@ -7763,7 +8024,7 @@
               <a:graphicData uri="http://schemas.openxmlformats.org/drawingml/2006/picture">
                 <pic:pic xmlns:pic="http://schemas.openxmlformats.org/drawingml/2006/picture">
                   <pic:nvPicPr>
-                    <pic:cNvPr id="1676183452" name=""/>
+                    <pic:cNvPr id="445690509" name=""/>
                     <pic:cNvPicPr/>
                   </pic:nvPicPr>
                   <pic:blipFill>
@@ -7813,13 +8074,13 @@
       <w:pPr>
         <w:pStyle w:val="Titolo2"/>
       </w:pPr>
-      <w:bookmarkStart w:id="39" w:name="bm_backuplog"/>
-      <w:bookmarkStart w:id="40" w:name="_Toc233711868"/>
+      <w:bookmarkStart w:id="41" w:name="bm_backuplog"/>
+      <w:bookmarkStart w:id="42" w:name="_Toc233714651"/>
       <w:r>
         <w:t>11.2 Pulizia log e backup compresso</w:t>
       </w:r>
-      <w:bookmarkEnd w:id="39"/>
-      <w:bookmarkEnd w:id="40"/>
+      <w:bookmarkEnd w:id="41"/>
+      <w:bookmarkEnd w:id="42"/>
     </w:p>
     <w:p>
       <w:pPr>
@@ -7846,10 +8107,10 @@
           <w:noProof/>
         </w:rPr>
         <w:drawing>
-          <wp:inline distT="0" distB="0" distL="0" distR="0" wp14:anchorId="5AEB38F4" wp14:editId="56D28E4E">
+          <wp:inline distT="0" distB="0" distL="0" distR="0" wp14:anchorId="5A1EC218" wp14:editId="274101B4">
             <wp:extent cx="5080000" cy="1577551"/>
             <wp:effectExtent l="0" t="0" r="6350" b="3810"/>
-            <wp:docPr id="425102744" name="Immagine 4"/>
+            <wp:docPr id="752058578" name="Immagine 4"/>
             <wp:cNvGraphicFramePr>
               <a:graphicFrameLocks xmlns:a="http://schemas.openxmlformats.org/drawingml/2006/main" noChangeAspect="1"/>
             </wp:cNvGraphicFramePr>
@@ -7857,7 +8118,7 @@
               <a:graphicData uri="http://schemas.openxmlformats.org/drawingml/2006/picture">
                 <pic:pic xmlns:pic="http://schemas.openxmlformats.org/drawingml/2006/picture">
                   <pic:nvPicPr>
-                    <pic:cNvPr id="425102744" name=""/>
+                    <pic:cNvPr id="752058578" name=""/>
                     <pic:cNvPicPr/>
                   </pic:nvPicPr>
                   <pic:blipFill>
@@ -7916,7 +8177,6 @@
           <w:rFonts w:ascii="Calibri" w:hAnsi="Calibri" w:cs="Calibri"/>
           <w:sz w:val="22"/>
         </w:rPr>
-        <w:lastRenderedPageBreak/>
         <w:t>Ridurre il file di log: Tasks -&gt; Shrink -&gt; Files, File type = Log.</w:t>
       </w:r>
     </w:p>
@@ -7929,10 +8189,10 @@
           <w:noProof/>
         </w:rPr>
         <w:drawing>
-          <wp:inline distT="0" distB="0" distL="0" distR="0" wp14:anchorId="3B3BB71F" wp14:editId="6E0DACAB">
+          <wp:inline distT="0" distB="0" distL="0" distR="0" wp14:anchorId="3C784EA3" wp14:editId="16000B31">
             <wp:extent cx="5080000" cy="1115829"/>
             <wp:effectExtent l="0" t="0" r="6350" b="8255"/>
-            <wp:docPr id="451832046" name="Immagine 5"/>
+            <wp:docPr id="1866025826" name="Immagine 5"/>
             <wp:cNvGraphicFramePr>
               <a:graphicFrameLocks xmlns:a="http://schemas.openxmlformats.org/drawingml/2006/main" noChangeAspect="1"/>
             </wp:cNvGraphicFramePr>
@@ -7940,7 +8200,7 @@
               <a:graphicData uri="http://schemas.openxmlformats.org/drawingml/2006/picture">
                 <pic:pic xmlns:pic="http://schemas.openxmlformats.org/drawingml/2006/picture">
                   <pic:nvPicPr>
-                    <pic:cNvPr id="451832046" name=""/>
+                    <pic:cNvPr id="1866025826" name=""/>
                     <pic:cNvPicPr/>
                   </pic:nvPicPr>
                   <pic:blipFill>
@@ -7994,11 +8254,12 @@
         <w:rPr>
           <w:noProof/>
         </w:rPr>
+        <w:lastRenderedPageBreak/>
         <w:drawing>
-          <wp:inline distT="0" distB="0" distL="0" distR="0" wp14:anchorId="4B89CE99" wp14:editId="276E244B">
+          <wp:inline distT="0" distB="0" distL="0" distR="0" wp14:anchorId="5ADDD0B7" wp14:editId="10742E0F">
             <wp:extent cx="5080000" cy="4736344"/>
             <wp:effectExtent l="0" t="0" r="6350" b="7620"/>
-            <wp:docPr id="872859621" name="Immagine 6"/>
+            <wp:docPr id="1031409824" name="Immagine 6"/>
             <wp:cNvGraphicFramePr>
               <a:graphicFrameLocks xmlns:a="http://schemas.openxmlformats.org/drawingml/2006/main" noChangeAspect="1"/>
             </wp:cNvGraphicFramePr>
@@ -8006,7 +8267,7 @@
               <a:graphicData uri="http://schemas.openxmlformats.org/drawingml/2006/picture">
                 <pic:pic xmlns:pic="http://schemas.openxmlformats.org/drawingml/2006/picture">
                   <pic:nvPicPr>
-                    <pic:cNvPr id="872859621" name=""/>
+                    <pic:cNvPr id="1031409824" name=""/>
                     <pic:cNvPicPr/>
                   </pic:nvPicPr>
                   <pic:blipFill>
@@ -8077,10 +8338,10 @@
           <w:noProof/>
         </w:rPr>
         <w:drawing>
-          <wp:inline distT="0" distB="0" distL="0" distR="0" wp14:anchorId="5D519D9E" wp14:editId="40884000">
+          <wp:inline distT="0" distB="0" distL="0" distR="0" wp14:anchorId="0987008B" wp14:editId="76CB4C46">
             <wp:extent cx="5080000" cy="1372517"/>
             <wp:effectExtent l="0" t="0" r="6350" b="0"/>
-            <wp:docPr id="361979233" name="Immagine 7"/>
+            <wp:docPr id="1883891619" name="Immagine 7"/>
             <wp:cNvGraphicFramePr>
               <a:graphicFrameLocks xmlns:a="http://schemas.openxmlformats.org/drawingml/2006/main" noChangeAspect="1"/>
             </wp:cNvGraphicFramePr>
@@ -8088,7 +8349,7 @@
               <a:graphicData uri="http://schemas.openxmlformats.org/drawingml/2006/picture">
                 <pic:pic xmlns:pic="http://schemas.openxmlformats.org/drawingml/2006/picture">
                   <pic:nvPicPr>
-                    <pic:cNvPr id="361979233" name=""/>
+                    <pic:cNvPr id="1883891619" name=""/>
                     <pic:cNvPicPr/>
                   </pic:nvPicPr>
                   <pic:blipFill>
@@ -8144,10 +8405,10 @@
         </w:rPr>
         <w:lastRenderedPageBreak/>
         <w:drawing>
-          <wp:inline distT="0" distB="0" distL="0" distR="0" wp14:anchorId="7A7751F6" wp14:editId="02E1A759">
+          <wp:inline distT="0" distB="0" distL="0" distR="0" wp14:anchorId="2D5D973F" wp14:editId="306FA6D1">
             <wp:extent cx="5080000" cy="2127296"/>
             <wp:effectExtent l="0" t="0" r="6350" b="6350"/>
-            <wp:docPr id="2143905403" name="Immagine 8"/>
+            <wp:docPr id="181022282" name="Immagine 8"/>
             <wp:cNvGraphicFramePr>
               <a:graphicFrameLocks xmlns:a="http://schemas.openxmlformats.org/drawingml/2006/main" noChangeAspect="1"/>
             </wp:cNvGraphicFramePr>
@@ -8155,7 +8416,7 @@
               <a:graphicData uri="http://schemas.openxmlformats.org/drawingml/2006/picture">
                 <pic:pic xmlns:pic="http://schemas.openxmlformats.org/drawingml/2006/picture">
                   <pic:nvPicPr>
-                    <pic:cNvPr id="2143905403" name=""/>
+                    <pic:cNvPr id="181022282" name=""/>
                     <pic:cNvPicPr/>
                   </pic:nvPicPr>
                   <pic:blipFill>
@@ -8205,13 +8466,13 @@
       <w:pPr>
         <w:pStyle w:val="Titolo1"/>
       </w:pPr>
-      <w:bookmarkStart w:id="41" w:name="bm_pulizia"/>
-      <w:bookmarkStart w:id="42" w:name="_Toc233711869"/>
+      <w:bookmarkStart w:id="43" w:name="bm_pulizia"/>
+      <w:bookmarkStart w:id="44" w:name="_Toc233714652"/>
       <w:r>
         <w:t>12. Blocco comune B - Disinstallazione app e pulizia</w:t>
       </w:r>
-      <w:bookmarkEnd w:id="41"/>
-      <w:bookmarkEnd w:id="42"/>
+      <w:bookmarkEnd w:id="43"/>
+      <w:bookmarkEnd w:id="44"/>
     </w:p>
     <w:p>
       <w:pPr>
@@ -8453,13 +8714,13 @@
       <w:pPr>
         <w:pStyle w:val="Titolo1"/>
       </w:pPr>
-      <w:bookmarkStart w:id="43" w:name="bm_upgrade"/>
-      <w:bookmarkStart w:id="44" w:name="_Toc233711870"/>
+      <w:bookmarkStart w:id="45" w:name="bm_upgrade"/>
+      <w:bookmarkStart w:id="46" w:name="_Toc233714653"/>
       <w:r>
         <w:t>13. Blocco comune C - Conversione DB e upgrade Base App</w:t>
       </w:r>
-      <w:bookmarkEnd w:id="43"/>
-      <w:bookmarkEnd w:id="44"/>
+      <w:bookmarkEnd w:id="45"/>
+      <w:bookmarkEnd w:id="46"/>
     </w:p>
     <w:p>
       <w:pPr>
@@ -8973,13 +9234,13 @@
       <w:pPr>
         <w:pStyle w:val="Titolo1"/>
       </w:pPr>
-      <w:bookmarkStart w:id="45" w:name="bm_appinstall"/>
-      <w:bookmarkStart w:id="46" w:name="_Toc233711871"/>
+      <w:bookmarkStart w:id="47" w:name="bm_appinstall"/>
+      <w:bookmarkStart w:id="48" w:name="_Toc233714654"/>
       <w:r>
         <w:t>14. Blocco comune D - Pubblicazione e sincronizzazione app custom</w:t>
       </w:r>
-      <w:bookmarkEnd w:id="45"/>
-      <w:bookmarkEnd w:id="46"/>
+      <w:bookmarkEnd w:id="47"/>
+      <w:bookmarkEnd w:id="48"/>
     </w:p>
     <w:p>
       <w:pPr>
@@ -9192,13 +9453,13 @@
       <w:pPr>
         <w:pStyle w:val="Titolo1"/>
       </w:pPr>
-      <w:bookmarkStart w:id="47" w:name="bm_query"/>
-      <w:bookmarkStart w:id="48" w:name="_Toc233711872"/>
+      <w:bookmarkStart w:id="49" w:name="bm_query"/>
+      <w:bookmarkStart w:id="50" w:name="_Toc233714655"/>
       <w:r>
         <w:t>15. Blocco comune E - Migrazione dati custom (query)</w:t>
       </w:r>
-      <w:bookmarkEnd w:id="47"/>
-      <w:bookmarkEnd w:id="48"/>
+      <w:bookmarkEnd w:id="49"/>
+      <w:bookmarkEnd w:id="50"/>
     </w:p>
     <w:p>
       <w:pPr>
@@ -9512,14 +9773,14 @@
       <w:pPr>
         <w:pStyle w:val="Titolo1"/>
       </w:pPr>
-      <w:bookmarkStart w:id="49" w:name="bm_alprice"/>
-      <w:bookmarkStart w:id="50" w:name="_Toc233711873"/>
+      <w:bookmarkStart w:id="51" w:name="bm_alprice"/>
+      <w:bookmarkStart w:id="52" w:name="_Toc233714656"/>
       <w:r>
         <w:lastRenderedPageBreak/>
         <w:t>16. Conversione AL Price verso MDS Discount Management</w:t>
       </w:r>
-      <w:bookmarkEnd w:id="49"/>
-      <w:bookmarkEnd w:id="50"/>
+      <w:bookmarkEnd w:id="51"/>
+      <w:bookmarkEnd w:id="52"/>
     </w:p>
     <w:p>
       <w:pPr>
@@ -9790,13 +10051,13 @@
       <w:pPr>
         <w:pStyle w:val="Titolo1"/>
       </w:pPr>
-      <w:bookmarkStart w:id="51" w:name="bm_combine"/>
-      <w:bookmarkStart w:id="52" w:name="_Toc233711874"/>
+      <w:bookmarkStart w:id="53" w:name="bm_combine"/>
+      <w:bookmarkStart w:id="54" w:name="_Toc233714657"/>
       <w:r>
         <w:t>17. Combine Shipments</w:t>
       </w:r>
-      <w:bookmarkEnd w:id="51"/>
-      <w:bookmarkEnd w:id="52"/>
+      <w:bookmarkEnd w:id="53"/>
+      <w:bookmarkEnd w:id="54"/>
     </w:p>
     <w:p>
       <w:pPr>
@@ -9943,13 +10204,13 @@
       <w:pPr>
         <w:pStyle w:val="Titolo1"/>
       </w:pPr>
-      <w:bookmarkStart w:id="53" w:name="bm_commissioni"/>
-      <w:bookmarkStart w:id="54" w:name="_Toc233711875"/>
+      <w:bookmarkStart w:id="55" w:name="bm_commissioni"/>
+      <w:bookmarkStart w:id="56" w:name="_Toc233714658"/>
       <w:r>
         <w:t>18. Commissioni EOS</w:t>
       </w:r>
-      <w:bookmarkEnd w:id="53"/>
-      <w:bookmarkEnd w:id="54"/>
+      <w:bookmarkEnd w:id="55"/>
+      <w:bookmarkEnd w:id="56"/>
     </w:p>
     <w:p>
       <w:pPr>
@@ -10144,34 +10405,4076 @@
     </w:p>
     <w:p>
       <w:pPr>
-        <w:spacing w:after="120"/>
-        <w:ind w:left="240"/>
-        <w:rPr>
-          <w:rFonts w:ascii="Consolas" w:hAnsi="Consolas"/>
-          <w:sz w:val="18"/>
-          <w:shd w:val="clear" w:color="auto" w:fill="F2F2F2"/>
-        </w:rPr>
-      </w:pPr>
-      <w:r>
-        <w:rPr>
-          <w:rFonts w:ascii="Consolas" w:hAnsi="Consolas"/>
-          <w:sz w:val="18"/>
-          <w:shd w:val="clear" w:color="auto" w:fill="F2F2F2"/>
-        </w:rPr>
-        <w:t>-- Query completa (specifica per cliente) disponibile solo nella versione interna del manuale.</w:t>
-      </w:r>
+        <w:shd w:val="clear" w:color="000000" w:fill="F2F2F2"/>
+        <w:spacing w:after="120"/>
+        <w:ind w:left="240"/>
+        <w:rPr>
+          <w:rFonts w:ascii="Consolas" w:hAnsi="Consolas"/>
+          <w:sz w:val="18"/>
+        </w:rPr>
+      </w:pPr>
+      <w:r>
+        <w:rPr>
+          <w:rFonts w:ascii="Consolas" w:hAnsi="Consolas"/>
+          <w:sz w:val="18"/>
+        </w:rPr>
+        <w:t>INSERT INTO &lt;DB_DEST&gt;.[dbo].[&lt;SOCIETA&gt;$EOS Commission Jnl_ Line$fe26f18b-0f61-44e0-b065-11c6c60cd591] (</w:t>
+      </w:r>
+    </w:p>
+    <w:p>
+      <w:pPr>
+        <w:shd w:val="clear" w:color="000000" w:fill="F2F2F2"/>
+        <w:spacing w:after="120"/>
+        <w:ind w:left="240"/>
+        <w:rPr>
+          <w:rFonts w:ascii="Consolas" w:hAnsi="Consolas"/>
+          <w:sz w:val="18"/>
+        </w:rPr>
+      </w:pPr>
+      <w:r>
+        <w:rPr>
+          <w:rFonts w:ascii="Consolas" w:hAnsi="Consolas"/>
+          <w:sz w:val="18"/>
+        </w:rPr>
+        <w:t xml:space="preserve">      [Line No_]</w:t>
+      </w:r>
+    </w:p>
+    <w:p>
+      <w:pPr>
+        <w:shd w:val="clear" w:color="000000" w:fill="F2F2F2"/>
+        <w:spacing w:after="120"/>
+        <w:ind w:left="240"/>
+        <w:rPr>
+          <w:rFonts w:ascii="Consolas" w:hAnsi="Consolas"/>
+          <w:sz w:val="18"/>
+        </w:rPr>
+      </w:pPr>
+      <w:r>
+        <w:rPr>
+          <w:rFonts w:ascii="Consolas" w:hAnsi="Consolas"/>
+          <w:sz w:val="18"/>
+        </w:rPr>
+        <w:tab/>
+        <w:t>,[Journal Batch Name]</w:t>
+      </w:r>
+    </w:p>
+    <w:p>
+      <w:pPr>
+        <w:shd w:val="clear" w:color="000000" w:fill="F2F2F2"/>
+        <w:spacing w:after="120"/>
+        <w:ind w:left="240"/>
+        <w:rPr>
+          <w:rFonts w:ascii="Consolas" w:hAnsi="Consolas"/>
+          <w:sz w:val="18"/>
+        </w:rPr>
+      </w:pPr>
+      <w:r>
+        <w:rPr>
+          <w:rFonts w:ascii="Consolas" w:hAnsi="Consolas"/>
+          <w:sz w:val="18"/>
+        </w:rPr>
+        <w:tab/>
+        <w:t xml:space="preserve"> , [Journal Template Name]</w:t>
+      </w:r>
+    </w:p>
+    <w:p>
+      <w:pPr>
+        <w:shd w:val="clear" w:color="000000" w:fill="F2F2F2"/>
+        <w:spacing w:after="120"/>
+        <w:ind w:left="240"/>
+        <w:rPr>
+          <w:rFonts w:ascii="Consolas" w:hAnsi="Consolas"/>
+          <w:sz w:val="18"/>
+        </w:rPr>
+      </w:pPr>
+      <w:r>
+        <w:rPr>
+          <w:rFonts w:ascii="Consolas" w:hAnsi="Consolas"/>
+          <w:sz w:val="18"/>
+        </w:rPr>
+        <w:t xml:space="preserve">      ,[Type]</w:t>
+      </w:r>
+    </w:p>
+    <w:p>
+      <w:pPr>
+        <w:shd w:val="clear" w:color="000000" w:fill="F2F2F2"/>
+        <w:spacing w:after="120"/>
+        <w:ind w:left="240"/>
+        <w:rPr>
+          <w:rFonts w:ascii="Consolas" w:hAnsi="Consolas"/>
+          <w:sz w:val="18"/>
+        </w:rPr>
+      </w:pPr>
+      <w:r>
+        <w:rPr>
+          <w:rFonts w:ascii="Consolas" w:hAnsi="Consolas"/>
+          <w:sz w:val="18"/>
+        </w:rPr>
+        <w:t xml:space="preserve">      ,[Posting Date]</w:t>
+      </w:r>
+    </w:p>
+    <w:p>
+      <w:pPr>
+        <w:shd w:val="clear" w:color="000000" w:fill="F2F2F2"/>
+        <w:spacing w:after="120"/>
+        <w:ind w:left="240"/>
+        <w:rPr>
+          <w:rFonts w:ascii="Consolas" w:hAnsi="Consolas"/>
+          <w:sz w:val="18"/>
+        </w:rPr>
+      </w:pPr>
+      <w:r>
+        <w:rPr>
+          <w:rFonts w:ascii="Consolas" w:hAnsi="Consolas"/>
+          <w:sz w:val="18"/>
+        </w:rPr>
+        <w:t xml:space="preserve">      ,[Due Date]</w:t>
+      </w:r>
+    </w:p>
+    <w:p>
+      <w:pPr>
+        <w:shd w:val="clear" w:color="000000" w:fill="F2F2F2"/>
+        <w:spacing w:after="120"/>
+        <w:ind w:left="240"/>
+        <w:rPr>
+          <w:rFonts w:ascii="Consolas" w:hAnsi="Consolas"/>
+          <w:sz w:val="18"/>
+        </w:rPr>
+      </w:pPr>
+      <w:r>
+        <w:rPr>
+          <w:rFonts w:ascii="Consolas" w:hAnsi="Consolas"/>
+          <w:sz w:val="18"/>
+        </w:rPr>
+        <w:t xml:space="preserve">      ,[Document Type]</w:t>
+      </w:r>
+    </w:p>
+    <w:p>
+      <w:pPr>
+        <w:shd w:val="clear" w:color="000000" w:fill="F2F2F2"/>
+        <w:spacing w:after="120"/>
+        <w:ind w:left="240"/>
+        <w:rPr>
+          <w:rFonts w:ascii="Consolas" w:hAnsi="Consolas"/>
+          <w:sz w:val="18"/>
+        </w:rPr>
+      </w:pPr>
+      <w:r>
+        <w:rPr>
+          <w:rFonts w:ascii="Consolas" w:hAnsi="Consolas"/>
+          <w:sz w:val="18"/>
+        </w:rPr>
+        <w:t xml:space="preserve">      ,[Document No_]</w:t>
+      </w:r>
+    </w:p>
+    <w:p>
+      <w:pPr>
+        <w:shd w:val="clear" w:color="000000" w:fill="F2F2F2"/>
+        <w:spacing w:after="120"/>
+        <w:ind w:left="240"/>
+        <w:rPr>
+          <w:rFonts w:ascii="Consolas" w:hAnsi="Consolas"/>
+          <w:sz w:val="18"/>
+        </w:rPr>
+      </w:pPr>
+      <w:r>
+        <w:rPr>
+          <w:rFonts w:ascii="Consolas" w:hAnsi="Consolas"/>
+          <w:sz w:val="18"/>
+        </w:rPr>
+        <w:t xml:space="preserve">      ,[Source Code]</w:t>
+      </w:r>
+    </w:p>
+    <w:p>
+      <w:pPr>
+        <w:shd w:val="clear" w:color="000000" w:fill="F2F2F2"/>
+        <w:spacing w:after="120"/>
+        <w:ind w:left="240"/>
+        <w:rPr>
+          <w:rFonts w:ascii="Consolas" w:hAnsi="Consolas"/>
+          <w:sz w:val="18"/>
+        </w:rPr>
+      </w:pPr>
+      <w:r>
+        <w:rPr>
+          <w:rFonts w:ascii="Consolas" w:hAnsi="Consolas"/>
+          <w:sz w:val="18"/>
+        </w:rPr>
+        <w:t xml:space="preserve">      ,[Commission Reason Code]</w:t>
+      </w:r>
+    </w:p>
+    <w:p>
+      <w:pPr>
+        <w:shd w:val="clear" w:color="000000" w:fill="F2F2F2"/>
+        <w:spacing w:after="120"/>
+        <w:ind w:left="240"/>
+        <w:rPr>
+          <w:rFonts w:ascii="Consolas" w:hAnsi="Consolas"/>
+          <w:sz w:val="18"/>
+        </w:rPr>
+      </w:pPr>
+      <w:r>
+        <w:rPr>
+          <w:rFonts w:ascii="Consolas" w:hAnsi="Consolas"/>
+          <w:sz w:val="18"/>
+        </w:rPr>
+        <w:t xml:space="preserve">      ,[Salesperson Code]</w:t>
+      </w:r>
+    </w:p>
+    <w:p>
+      <w:pPr>
+        <w:shd w:val="clear" w:color="000000" w:fill="F2F2F2"/>
+        <w:spacing w:after="120"/>
+        <w:ind w:left="240"/>
+        <w:rPr>
+          <w:rFonts w:ascii="Consolas" w:hAnsi="Consolas"/>
+          <w:sz w:val="18"/>
+        </w:rPr>
+      </w:pPr>
+      <w:r>
+        <w:rPr>
+          <w:rFonts w:ascii="Consolas" w:hAnsi="Consolas"/>
+          <w:sz w:val="18"/>
+        </w:rPr>
+        <w:t xml:space="preserve">      ,[Salesperson Role Code]</w:t>
+      </w:r>
+    </w:p>
+    <w:p>
+      <w:pPr>
+        <w:shd w:val="clear" w:color="000000" w:fill="F2F2F2"/>
+        <w:spacing w:after="120"/>
+        <w:ind w:left="240"/>
+        <w:rPr>
+          <w:rFonts w:ascii="Consolas" w:hAnsi="Consolas"/>
+          <w:sz w:val="18"/>
+        </w:rPr>
+      </w:pPr>
+      <w:r>
+        <w:rPr>
+          <w:rFonts w:ascii="Consolas" w:hAnsi="Consolas"/>
+          <w:sz w:val="18"/>
+        </w:rPr>
+        <w:t xml:space="preserve">      ,[Product Type]</w:t>
+      </w:r>
+    </w:p>
+    <w:p>
+      <w:pPr>
+        <w:shd w:val="clear" w:color="000000" w:fill="F2F2F2"/>
+        <w:spacing w:after="120"/>
+        <w:ind w:left="240"/>
+        <w:rPr>
+          <w:rFonts w:ascii="Consolas" w:hAnsi="Consolas"/>
+          <w:sz w:val="18"/>
+        </w:rPr>
+      </w:pPr>
+      <w:r>
+        <w:rPr>
+          <w:rFonts w:ascii="Consolas" w:hAnsi="Consolas"/>
+          <w:sz w:val="18"/>
+        </w:rPr>
+        <w:t xml:space="preserve">      ,[Product No_]</w:t>
+      </w:r>
+    </w:p>
+    <w:p>
+      <w:pPr>
+        <w:shd w:val="clear" w:color="000000" w:fill="F2F2F2"/>
+        <w:spacing w:after="120"/>
+        <w:ind w:left="240"/>
+        <w:rPr>
+          <w:rFonts w:ascii="Consolas" w:hAnsi="Consolas"/>
+          <w:sz w:val="18"/>
+        </w:rPr>
+      </w:pPr>
+      <w:r>
+        <w:rPr>
+          <w:rFonts w:ascii="Consolas" w:hAnsi="Consolas"/>
+          <w:sz w:val="18"/>
+        </w:rPr>
+        <w:t xml:space="preserve">      ,[Description]</w:t>
+      </w:r>
+    </w:p>
+    <w:p>
+      <w:pPr>
+        <w:shd w:val="clear" w:color="000000" w:fill="F2F2F2"/>
+        <w:spacing w:after="120"/>
+        <w:ind w:left="240"/>
+        <w:rPr>
+          <w:rFonts w:ascii="Consolas" w:hAnsi="Consolas"/>
+          <w:sz w:val="18"/>
+        </w:rPr>
+      </w:pPr>
+      <w:r>
+        <w:rPr>
+          <w:rFonts w:ascii="Consolas" w:hAnsi="Consolas"/>
+          <w:sz w:val="18"/>
+        </w:rPr>
+        <w:t xml:space="preserve">      ,[Currency Code]</w:t>
+      </w:r>
+    </w:p>
+    <w:p>
+      <w:pPr>
+        <w:shd w:val="clear" w:color="000000" w:fill="F2F2F2"/>
+        <w:spacing w:after="120"/>
+        <w:ind w:left="240"/>
+        <w:rPr>
+          <w:rFonts w:ascii="Consolas" w:hAnsi="Consolas"/>
+          <w:sz w:val="18"/>
+        </w:rPr>
+      </w:pPr>
+      <w:r>
+        <w:rPr>
+          <w:rFonts w:ascii="Consolas" w:hAnsi="Consolas"/>
+          <w:sz w:val="18"/>
+        </w:rPr>
+        <w:t xml:space="preserve">      ,[Currency Factor]</w:t>
+      </w:r>
+    </w:p>
+    <w:p>
+      <w:pPr>
+        <w:shd w:val="clear" w:color="000000" w:fill="F2F2F2"/>
+        <w:spacing w:after="120"/>
+        <w:ind w:left="240"/>
+        <w:rPr>
+          <w:rFonts w:ascii="Consolas" w:hAnsi="Consolas"/>
+          <w:sz w:val="18"/>
+        </w:rPr>
+      </w:pPr>
+      <w:r>
+        <w:rPr>
+          <w:rFonts w:ascii="Consolas" w:hAnsi="Consolas"/>
+          <w:sz w:val="18"/>
+        </w:rPr>
+        <w:t xml:space="preserve">      ,[Amount]</w:t>
+      </w:r>
+    </w:p>
+    <w:p>
+      <w:pPr>
+        <w:shd w:val="clear" w:color="000000" w:fill="F2F2F2"/>
+        <w:spacing w:after="120"/>
+        <w:ind w:left="240"/>
+        <w:rPr>
+          <w:rFonts w:ascii="Consolas" w:hAnsi="Consolas"/>
+          <w:sz w:val="18"/>
+        </w:rPr>
+      </w:pPr>
+      <w:r>
+        <w:rPr>
+          <w:rFonts w:ascii="Consolas" w:hAnsi="Consolas"/>
+          <w:sz w:val="18"/>
+        </w:rPr>
+        <w:t xml:space="preserve">      ,[Amount (LCY)]</w:t>
+      </w:r>
+    </w:p>
+    <w:p>
+      <w:pPr>
+        <w:shd w:val="clear" w:color="000000" w:fill="F2F2F2"/>
+        <w:spacing w:after="120"/>
+        <w:ind w:left="240"/>
+        <w:rPr>
+          <w:rFonts w:ascii="Consolas" w:hAnsi="Consolas"/>
+          <w:sz w:val="18"/>
+        </w:rPr>
+      </w:pPr>
+      <w:r>
+        <w:rPr>
+          <w:rFonts w:ascii="Consolas" w:hAnsi="Consolas"/>
+          <w:sz w:val="18"/>
+        </w:rPr>
+        <w:t xml:space="preserve">      ,[Dimension Set ID]</w:t>
+      </w:r>
+    </w:p>
+    <w:p>
+      <w:pPr>
+        <w:shd w:val="clear" w:color="000000" w:fill="F2F2F2"/>
+        <w:spacing w:after="120"/>
+        <w:ind w:left="240"/>
+        <w:rPr>
+          <w:rFonts w:ascii="Consolas" w:hAnsi="Consolas"/>
+          <w:sz w:val="18"/>
+        </w:rPr>
+      </w:pPr>
+      <w:r>
+        <w:rPr>
+          <w:rFonts w:ascii="Consolas" w:hAnsi="Consolas"/>
+          <w:sz w:val="18"/>
+        </w:rPr>
+        <w:t xml:space="preserve">      ,[Shortcut Dimension 1 Code]</w:t>
+      </w:r>
+    </w:p>
+    <w:p>
+      <w:pPr>
+        <w:shd w:val="clear" w:color="000000" w:fill="F2F2F2"/>
+        <w:spacing w:after="120"/>
+        <w:ind w:left="240"/>
+        <w:rPr>
+          <w:rFonts w:ascii="Consolas" w:hAnsi="Consolas"/>
+          <w:sz w:val="18"/>
+        </w:rPr>
+      </w:pPr>
+      <w:r>
+        <w:rPr>
+          <w:rFonts w:ascii="Consolas" w:hAnsi="Consolas"/>
+          <w:sz w:val="18"/>
+        </w:rPr>
+        <w:t xml:space="preserve">      ,[Shortcut Dimension 2 Code]</w:t>
+      </w:r>
+    </w:p>
+    <w:p>
+      <w:pPr>
+        <w:shd w:val="clear" w:color="000000" w:fill="F2F2F2"/>
+        <w:spacing w:after="120"/>
+        <w:ind w:left="240"/>
+        <w:rPr>
+          <w:rFonts w:ascii="Consolas" w:hAnsi="Consolas"/>
+          <w:sz w:val="18"/>
+        </w:rPr>
+      </w:pPr>
+      <w:r>
+        <w:rPr>
+          <w:rFonts w:ascii="Consolas" w:hAnsi="Consolas"/>
+          <w:sz w:val="18"/>
+        </w:rPr>
+        <w:t xml:space="preserve">      ,[Commission Period Code]</w:t>
+      </w:r>
+    </w:p>
+    <w:p>
+      <w:pPr>
+        <w:shd w:val="clear" w:color="000000" w:fill="F2F2F2"/>
+        <w:spacing w:after="120"/>
+        <w:ind w:left="240"/>
+        <w:rPr>
+          <w:rFonts w:ascii="Consolas" w:hAnsi="Consolas"/>
+          <w:sz w:val="18"/>
+        </w:rPr>
+      </w:pPr>
+      <w:r>
+        <w:rPr>
+          <w:rFonts w:ascii="Consolas" w:hAnsi="Consolas"/>
+          <w:sz w:val="18"/>
+        </w:rPr>
+        <w:t xml:space="preserve">      ,[Applies-to Ledger Entry No_]</w:t>
+      </w:r>
+    </w:p>
+    <w:p>
+      <w:pPr>
+        <w:shd w:val="clear" w:color="000000" w:fill="F2F2F2"/>
+        <w:spacing w:after="120"/>
+        <w:ind w:left="240"/>
+        <w:rPr>
+          <w:rFonts w:ascii="Consolas" w:hAnsi="Consolas"/>
+          <w:sz w:val="18"/>
+        </w:rPr>
+      </w:pPr>
+      <w:r>
+        <w:rPr>
+          <w:rFonts w:ascii="Consolas" w:hAnsi="Consolas"/>
+          <w:sz w:val="18"/>
+        </w:rPr>
+        <w:lastRenderedPageBreak/>
+        <w:t xml:space="preserve">      ,[Applies-to Cust_ Ledger No_]</w:t>
+      </w:r>
+    </w:p>
+    <w:p>
+      <w:pPr>
+        <w:shd w:val="clear" w:color="000000" w:fill="F2F2F2"/>
+        <w:spacing w:after="120"/>
+        <w:ind w:left="240"/>
+        <w:rPr>
+          <w:rFonts w:ascii="Consolas" w:hAnsi="Consolas"/>
+          <w:sz w:val="18"/>
+        </w:rPr>
+      </w:pPr>
+      <w:r>
+        <w:rPr>
+          <w:rFonts w:ascii="Consolas" w:hAnsi="Consolas"/>
+          <w:sz w:val="18"/>
+        </w:rPr>
+        <w:t xml:space="preserve">      ,[Line Amount]</w:t>
+      </w:r>
+    </w:p>
+    <w:p>
+      <w:pPr>
+        <w:shd w:val="clear" w:color="000000" w:fill="F2F2F2"/>
+        <w:spacing w:after="120"/>
+        <w:ind w:left="240"/>
+        <w:rPr>
+          <w:rFonts w:ascii="Consolas" w:hAnsi="Consolas"/>
+          <w:sz w:val="18"/>
+        </w:rPr>
+      </w:pPr>
+      <w:r>
+        <w:rPr>
+          <w:rFonts w:ascii="Consolas" w:hAnsi="Consolas"/>
+          <w:sz w:val="18"/>
+        </w:rPr>
+        <w:t xml:space="preserve">      ,[Line Amount (LCY)]</w:t>
+      </w:r>
+    </w:p>
+    <w:p>
+      <w:pPr>
+        <w:shd w:val="clear" w:color="000000" w:fill="F2F2F2"/>
+        <w:spacing w:after="120"/>
+        <w:ind w:left="240"/>
+        <w:rPr>
+          <w:rFonts w:ascii="Consolas" w:hAnsi="Consolas"/>
+          <w:sz w:val="18"/>
+        </w:rPr>
+      </w:pPr>
+      <w:r>
+        <w:rPr>
+          <w:rFonts w:ascii="Consolas" w:hAnsi="Consolas"/>
+          <w:sz w:val="18"/>
+        </w:rPr>
+        <w:t xml:space="preserve">      ,[Commission Base Amount (LCY)]</w:t>
+      </w:r>
+    </w:p>
+    <w:p>
+      <w:pPr>
+        <w:shd w:val="clear" w:color="000000" w:fill="F2F2F2"/>
+        <w:spacing w:after="120"/>
+        <w:ind w:left="240"/>
+        <w:rPr>
+          <w:rFonts w:ascii="Consolas" w:hAnsi="Consolas"/>
+          <w:sz w:val="18"/>
+        </w:rPr>
+      </w:pPr>
+      <w:r>
+        <w:rPr>
+          <w:rFonts w:ascii="Consolas" w:hAnsi="Consolas"/>
+          <w:sz w:val="18"/>
+        </w:rPr>
+        <w:t xml:space="preserve">      ,[Commission _]</w:t>
+      </w:r>
+    </w:p>
+    <w:p>
+      <w:pPr>
+        <w:shd w:val="clear" w:color="000000" w:fill="F2F2F2"/>
+        <w:spacing w:after="120"/>
+        <w:ind w:left="240"/>
+        <w:rPr>
+          <w:rFonts w:ascii="Consolas" w:hAnsi="Consolas"/>
+          <w:sz w:val="18"/>
+        </w:rPr>
+      </w:pPr>
+      <w:r>
+        <w:rPr>
+          <w:rFonts w:ascii="Consolas" w:hAnsi="Consolas"/>
+          <w:sz w:val="18"/>
+        </w:rPr>
+        <w:t xml:space="preserve">      ,[Commission _ (Amount)]</w:t>
+      </w:r>
+    </w:p>
+    <w:p>
+      <w:pPr>
+        <w:shd w:val="clear" w:color="000000" w:fill="F2F2F2"/>
+        <w:spacing w:after="120"/>
+        <w:ind w:left="240"/>
+        <w:rPr>
+          <w:rFonts w:ascii="Consolas" w:hAnsi="Consolas"/>
+          <w:sz w:val="18"/>
+        </w:rPr>
+      </w:pPr>
+      <w:r>
+        <w:rPr>
+          <w:rFonts w:ascii="Consolas" w:hAnsi="Consolas"/>
+          <w:sz w:val="18"/>
+        </w:rPr>
+        <w:t xml:space="preserve">      ,[Commission Amount]</w:t>
+      </w:r>
+    </w:p>
+    <w:p>
+      <w:pPr>
+        <w:shd w:val="clear" w:color="000000" w:fill="F2F2F2"/>
+        <w:spacing w:after="120"/>
+        <w:ind w:left="240"/>
+        <w:rPr>
+          <w:rFonts w:ascii="Consolas" w:hAnsi="Consolas"/>
+          <w:sz w:val="18"/>
+        </w:rPr>
+      </w:pPr>
+      <w:r>
+        <w:rPr>
+          <w:rFonts w:ascii="Consolas" w:hAnsi="Consolas"/>
+          <w:sz w:val="18"/>
+        </w:rPr>
+        <w:t xml:space="preserve">      ,[Total Commission Amount]</w:t>
+      </w:r>
+    </w:p>
+    <w:p>
+      <w:pPr>
+        <w:shd w:val="clear" w:color="000000" w:fill="F2F2F2"/>
+        <w:spacing w:after="120"/>
+        <w:ind w:left="240"/>
+        <w:rPr>
+          <w:rFonts w:ascii="Consolas" w:hAnsi="Consolas"/>
+          <w:sz w:val="18"/>
+        </w:rPr>
+      </w:pPr>
+      <w:r>
+        <w:rPr>
+          <w:rFonts w:ascii="Consolas" w:hAnsi="Consolas"/>
+          <w:sz w:val="18"/>
+        </w:rPr>
+        <w:t xml:space="preserve">      ,[Sell-to No_]</w:t>
+      </w:r>
+    </w:p>
+    <w:p>
+      <w:pPr>
+        <w:shd w:val="clear" w:color="000000" w:fill="F2F2F2"/>
+        <w:spacing w:after="120"/>
+        <w:ind w:left="240"/>
+        <w:rPr>
+          <w:rFonts w:ascii="Consolas" w:hAnsi="Consolas"/>
+          <w:sz w:val="18"/>
+        </w:rPr>
+      </w:pPr>
+      <w:r>
+        <w:rPr>
+          <w:rFonts w:ascii="Consolas" w:hAnsi="Consolas"/>
+          <w:sz w:val="18"/>
+        </w:rPr>
+        <w:t xml:space="preserve">      ,[Sell-to Name]</w:t>
+      </w:r>
+    </w:p>
+    <w:p>
+      <w:pPr>
+        <w:shd w:val="clear" w:color="000000" w:fill="F2F2F2"/>
+        <w:spacing w:after="120"/>
+        <w:ind w:left="240"/>
+        <w:rPr>
+          <w:rFonts w:ascii="Consolas" w:hAnsi="Consolas"/>
+          <w:sz w:val="18"/>
+        </w:rPr>
+      </w:pPr>
+      <w:r>
+        <w:rPr>
+          <w:rFonts w:ascii="Consolas" w:hAnsi="Consolas"/>
+          <w:sz w:val="18"/>
+        </w:rPr>
+        <w:t xml:space="preserve">      ,[Bill-to No_]</w:t>
+      </w:r>
+    </w:p>
+    <w:p>
+      <w:pPr>
+        <w:shd w:val="clear" w:color="000000" w:fill="F2F2F2"/>
+        <w:spacing w:after="120"/>
+        <w:ind w:left="240"/>
+        <w:rPr>
+          <w:rFonts w:ascii="Consolas" w:hAnsi="Consolas"/>
+          <w:sz w:val="18"/>
+        </w:rPr>
+      </w:pPr>
+      <w:r>
+        <w:rPr>
+          <w:rFonts w:ascii="Consolas" w:hAnsi="Consolas"/>
+          <w:sz w:val="18"/>
+        </w:rPr>
+        <w:t xml:space="preserve">      ,[Bill-to Name])</w:t>
+      </w:r>
+    </w:p>
+    <w:p>
+      <w:pPr>
+        <w:shd w:val="clear" w:color="000000" w:fill="F2F2F2"/>
+        <w:spacing w:after="120"/>
+        <w:ind w:left="240"/>
+        <w:rPr>
+          <w:rFonts w:ascii="Consolas" w:hAnsi="Consolas"/>
+          <w:sz w:val="18"/>
+        </w:rPr>
+      </w:pPr>
+      <w:r>
+        <w:rPr>
+          <w:rFonts w:ascii="Consolas" w:hAnsi="Consolas"/>
+          <w:sz w:val="18"/>
+        </w:rPr>
+        <w:tab/>
+        <w:t xml:space="preserve">  SELECT </w:t>
+      </w:r>
+    </w:p>
+    <w:p>
+      <w:pPr>
+        <w:shd w:val="clear" w:color="000000" w:fill="F2F2F2"/>
+        <w:spacing w:after="120"/>
+        <w:ind w:left="240"/>
+        <w:rPr>
+          <w:rFonts w:ascii="Consolas" w:hAnsi="Consolas"/>
+          <w:sz w:val="18"/>
+        </w:rPr>
+      </w:pPr>
+      <w:r>
+        <w:rPr>
+          <w:rFonts w:ascii="Consolas" w:hAnsi="Consolas"/>
+          <w:sz w:val="18"/>
+        </w:rPr>
+        <w:tab/>
+        <w:t xml:space="preserve">  (ROW_NUMBER() OVER(PARTITION BY [Journal Batch Name]  ORDER BY [Journal Batch Name], [Posting Date], [Document No_]))*10000 as  [Line No], </w:t>
+      </w:r>
+    </w:p>
+    <w:p>
+      <w:pPr>
+        <w:shd w:val="clear" w:color="000000" w:fill="F2F2F2"/>
+        <w:spacing w:after="120"/>
+        <w:ind w:left="240"/>
+        <w:rPr>
+          <w:rFonts w:ascii="Consolas" w:hAnsi="Consolas"/>
+          <w:sz w:val="18"/>
+        </w:rPr>
+      </w:pPr>
+      <w:r>
+        <w:rPr>
+          <w:rFonts w:ascii="Consolas" w:hAnsi="Consolas"/>
+          <w:sz w:val="18"/>
+        </w:rPr>
+        <w:tab/>
+        <w:t xml:space="preserve">  [Journal Batch Name]</w:t>
+      </w:r>
+    </w:p>
+    <w:p>
+      <w:pPr>
+        <w:shd w:val="clear" w:color="000000" w:fill="F2F2F2"/>
+        <w:spacing w:after="120"/>
+        <w:ind w:left="240"/>
+        <w:rPr>
+          <w:rFonts w:ascii="Consolas" w:hAnsi="Consolas"/>
+          <w:sz w:val="18"/>
+        </w:rPr>
+      </w:pPr>
+      <w:r>
+        <w:rPr>
+          <w:rFonts w:ascii="Consolas" w:hAnsi="Consolas"/>
+          <w:sz w:val="18"/>
+        </w:rPr>
+        <w:tab/>
+        <w:t xml:space="preserve">  , [Journal Template Name]</w:t>
+      </w:r>
+    </w:p>
+    <w:p>
+      <w:pPr>
+        <w:shd w:val="clear" w:color="000000" w:fill="F2F2F2"/>
+        <w:spacing w:after="120"/>
+        <w:ind w:left="240"/>
+        <w:rPr>
+          <w:rFonts w:ascii="Consolas" w:hAnsi="Consolas"/>
+          <w:sz w:val="18"/>
+        </w:rPr>
+      </w:pPr>
+      <w:r>
+        <w:rPr>
+          <w:rFonts w:ascii="Consolas" w:hAnsi="Consolas"/>
+          <w:sz w:val="18"/>
+        </w:rPr>
+        <w:tab/>
+        <w:t xml:space="preserve">  ,[Type]</w:t>
+      </w:r>
+    </w:p>
+    <w:p>
+      <w:pPr>
+        <w:shd w:val="clear" w:color="000000" w:fill="F2F2F2"/>
+        <w:spacing w:after="120"/>
+        <w:ind w:left="240"/>
+        <w:rPr>
+          <w:rFonts w:ascii="Consolas" w:hAnsi="Consolas"/>
+          <w:sz w:val="18"/>
+        </w:rPr>
+      </w:pPr>
+      <w:r>
+        <w:rPr>
+          <w:rFonts w:ascii="Consolas" w:hAnsi="Consolas"/>
+          <w:sz w:val="18"/>
+        </w:rPr>
+        <w:tab/>
+        <w:t xml:space="preserve">  ,[Posting Date]</w:t>
+      </w:r>
+    </w:p>
+    <w:p>
+      <w:pPr>
+        <w:shd w:val="clear" w:color="000000" w:fill="F2F2F2"/>
+        <w:spacing w:after="120"/>
+        <w:ind w:left="240"/>
+        <w:rPr>
+          <w:rFonts w:ascii="Consolas" w:hAnsi="Consolas"/>
+          <w:sz w:val="18"/>
+        </w:rPr>
+      </w:pPr>
+      <w:r>
+        <w:rPr>
+          <w:rFonts w:ascii="Consolas" w:hAnsi="Consolas"/>
+          <w:sz w:val="18"/>
+        </w:rPr>
+        <w:tab/>
+        <w:t xml:space="preserve">  , [Due Date]</w:t>
+      </w:r>
+    </w:p>
+    <w:p>
+      <w:pPr>
+        <w:shd w:val="clear" w:color="000000" w:fill="F2F2F2"/>
+        <w:spacing w:after="120"/>
+        <w:ind w:left="240"/>
+        <w:rPr>
+          <w:rFonts w:ascii="Consolas" w:hAnsi="Consolas"/>
+          <w:sz w:val="18"/>
+        </w:rPr>
+      </w:pPr>
+      <w:r>
+        <w:rPr>
+          <w:rFonts w:ascii="Consolas" w:hAnsi="Consolas"/>
+          <w:sz w:val="18"/>
+        </w:rPr>
+        <w:tab/>
+        <w:t xml:space="preserve">  ,[Document Type]</w:t>
+      </w:r>
+    </w:p>
+    <w:p>
+      <w:pPr>
+        <w:shd w:val="clear" w:color="000000" w:fill="F2F2F2"/>
+        <w:spacing w:after="120"/>
+        <w:ind w:left="240"/>
+        <w:rPr>
+          <w:rFonts w:ascii="Consolas" w:hAnsi="Consolas"/>
+          <w:sz w:val="18"/>
+        </w:rPr>
+      </w:pPr>
+      <w:r>
+        <w:rPr>
+          <w:rFonts w:ascii="Consolas" w:hAnsi="Consolas"/>
+          <w:sz w:val="18"/>
+        </w:rPr>
+        <w:t xml:space="preserve">      ,[Document No_]</w:t>
+      </w:r>
+    </w:p>
+    <w:p>
+      <w:pPr>
+        <w:shd w:val="clear" w:color="000000" w:fill="F2F2F2"/>
+        <w:spacing w:after="120"/>
+        <w:ind w:left="240"/>
+        <w:rPr>
+          <w:rFonts w:ascii="Consolas" w:hAnsi="Consolas"/>
+          <w:sz w:val="18"/>
+        </w:rPr>
+      </w:pPr>
+      <w:r>
+        <w:rPr>
+          <w:rFonts w:ascii="Consolas" w:hAnsi="Consolas"/>
+          <w:sz w:val="18"/>
+        </w:rPr>
+        <w:tab/>
+        <w:t xml:space="preserve">  ,[Source Code]</w:t>
+      </w:r>
+    </w:p>
+    <w:p>
+      <w:pPr>
+        <w:shd w:val="clear" w:color="000000" w:fill="F2F2F2"/>
+        <w:spacing w:after="120"/>
+        <w:ind w:left="240"/>
+        <w:rPr>
+          <w:rFonts w:ascii="Consolas" w:hAnsi="Consolas"/>
+          <w:sz w:val="18"/>
+        </w:rPr>
+      </w:pPr>
+      <w:r>
+        <w:rPr>
+          <w:rFonts w:ascii="Consolas" w:hAnsi="Consolas"/>
+          <w:sz w:val="18"/>
+        </w:rPr>
+        <w:tab/>
+        <w:t xml:space="preserve">  ,[Reason Code]</w:t>
+      </w:r>
+    </w:p>
+    <w:p>
+      <w:pPr>
+        <w:shd w:val="clear" w:color="000000" w:fill="F2F2F2"/>
+        <w:spacing w:after="120"/>
+        <w:ind w:left="240"/>
+        <w:rPr>
+          <w:rFonts w:ascii="Consolas" w:hAnsi="Consolas"/>
+          <w:sz w:val="18"/>
+        </w:rPr>
+      </w:pPr>
+      <w:r>
+        <w:rPr>
+          <w:rFonts w:ascii="Consolas" w:hAnsi="Consolas"/>
+          <w:sz w:val="18"/>
+        </w:rPr>
+        <w:tab/>
+        <w:t xml:space="preserve">  ,[Salesperson_Purchaser Code]</w:t>
+      </w:r>
+    </w:p>
+    <w:p>
+      <w:pPr>
+        <w:shd w:val="clear" w:color="000000" w:fill="F2F2F2"/>
+        <w:spacing w:after="120"/>
+        <w:ind w:left="240"/>
+        <w:rPr>
+          <w:rFonts w:ascii="Consolas" w:hAnsi="Consolas"/>
+          <w:sz w:val="18"/>
+        </w:rPr>
+      </w:pPr>
+      <w:r>
+        <w:rPr>
+          <w:rFonts w:ascii="Consolas" w:hAnsi="Consolas"/>
+          <w:sz w:val="18"/>
+        </w:rPr>
+        <w:t xml:space="preserve">      ,[Salesperson_Purchaser Role]</w:t>
+      </w:r>
+    </w:p>
+    <w:p>
+      <w:pPr>
+        <w:shd w:val="clear" w:color="000000" w:fill="F2F2F2"/>
+        <w:spacing w:after="120"/>
+        <w:ind w:left="240"/>
+        <w:rPr>
+          <w:rFonts w:ascii="Consolas" w:hAnsi="Consolas"/>
+          <w:sz w:val="18"/>
+        </w:rPr>
+      </w:pPr>
+      <w:r>
+        <w:rPr>
+          <w:rFonts w:ascii="Consolas" w:hAnsi="Consolas"/>
+          <w:sz w:val="18"/>
+        </w:rPr>
+        <w:tab/>
+        <w:t xml:space="preserve">  , [Product Type]</w:t>
+      </w:r>
+    </w:p>
+    <w:p>
+      <w:pPr>
+        <w:shd w:val="clear" w:color="000000" w:fill="F2F2F2"/>
+        <w:spacing w:after="120"/>
+        <w:ind w:left="240"/>
+        <w:rPr>
+          <w:rFonts w:ascii="Consolas" w:hAnsi="Consolas"/>
+          <w:sz w:val="18"/>
+        </w:rPr>
+      </w:pPr>
+      <w:r>
+        <w:rPr>
+          <w:rFonts w:ascii="Consolas" w:hAnsi="Consolas"/>
+          <w:sz w:val="18"/>
+        </w:rPr>
+        <w:tab/>
+        <w:t xml:space="preserve">  , [Product No_]</w:t>
+      </w:r>
+    </w:p>
+    <w:p>
+      <w:pPr>
+        <w:shd w:val="clear" w:color="000000" w:fill="F2F2F2"/>
+        <w:spacing w:after="120"/>
+        <w:ind w:left="240"/>
+        <w:rPr>
+          <w:rFonts w:ascii="Consolas" w:hAnsi="Consolas"/>
+          <w:sz w:val="18"/>
+        </w:rPr>
+      </w:pPr>
+      <w:r>
+        <w:rPr>
+          <w:rFonts w:ascii="Consolas" w:hAnsi="Consolas"/>
+          <w:sz w:val="18"/>
+        </w:rPr>
+        <w:tab/>
+        <w:t xml:space="preserve">  ,[Description]</w:t>
+      </w:r>
+    </w:p>
+    <w:p>
+      <w:pPr>
+        <w:shd w:val="clear" w:color="000000" w:fill="F2F2F2"/>
+        <w:spacing w:after="120"/>
+        <w:ind w:left="240"/>
+        <w:rPr>
+          <w:rFonts w:ascii="Consolas" w:hAnsi="Consolas"/>
+          <w:sz w:val="18"/>
+        </w:rPr>
+      </w:pPr>
+      <w:r>
+        <w:rPr>
+          <w:rFonts w:ascii="Consolas" w:hAnsi="Consolas"/>
+          <w:sz w:val="18"/>
+        </w:rPr>
+        <w:tab/>
+        <w:t xml:space="preserve">  ,[Currency Code]</w:t>
+      </w:r>
+    </w:p>
+    <w:p>
+      <w:pPr>
+        <w:shd w:val="clear" w:color="000000" w:fill="F2F2F2"/>
+        <w:spacing w:after="120"/>
+        <w:ind w:left="240"/>
+        <w:rPr>
+          <w:rFonts w:ascii="Consolas" w:hAnsi="Consolas"/>
+          <w:sz w:val="18"/>
+        </w:rPr>
+      </w:pPr>
+      <w:r>
+        <w:rPr>
+          <w:rFonts w:ascii="Consolas" w:hAnsi="Consolas"/>
+          <w:sz w:val="18"/>
+        </w:rPr>
+        <w:tab/>
+        <w:t xml:space="preserve">  ,[Currency Factor]</w:t>
+      </w:r>
+    </w:p>
+    <w:p>
+      <w:pPr>
+        <w:shd w:val="clear" w:color="000000" w:fill="F2F2F2"/>
+        <w:spacing w:after="120"/>
+        <w:ind w:left="240"/>
+        <w:rPr>
+          <w:rFonts w:ascii="Consolas" w:hAnsi="Consolas"/>
+          <w:sz w:val="18"/>
+        </w:rPr>
+      </w:pPr>
+      <w:r>
+        <w:rPr>
+          <w:rFonts w:ascii="Consolas" w:hAnsi="Consolas"/>
+          <w:sz w:val="18"/>
+        </w:rPr>
+        <w:tab/>
+        <w:t xml:space="preserve">  , [Amount]</w:t>
+      </w:r>
+    </w:p>
+    <w:p>
+      <w:pPr>
+        <w:shd w:val="clear" w:color="000000" w:fill="F2F2F2"/>
+        <w:spacing w:after="120"/>
+        <w:ind w:left="240"/>
+        <w:rPr>
+          <w:rFonts w:ascii="Consolas" w:hAnsi="Consolas"/>
+          <w:sz w:val="18"/>
+        </w:rPr>
+      </w:pPr>
+      <w:r>
+        <w:rPr>
+          <w:rFonts w:ascii="Consolas" w:hAnsi="Consolas"/>
+          <w:sz w:val="18"/>
+        </w:rPr>
+        <w:tab/>
+        <w:t xml:space="preserve">  ,[Amount (LYC)]</w:t>
+      </w:r>
+    </w:p>
+    <w:p>
+      <w:pPr>
+        <w:shd w:val="clear" w:color="000000" w:fill="F2F2F2"/>
+        <w:spacing w:after="120"/>
+        <w:ind w:left="240"/>
+        <w:rPr>
+          <w:rFonts w:ascii="Consolas" w:hAnsi="Consolas"/>
+          <w:sz w:val="18"/>
+        </w:rPr>
+      </w:pPr>
+      <w:r>
+        <w:rPr>
+          <w:rFonts w:ascii="Consolas" w:hAnsi="Consolas"/>
+          <w:sz w:val="18"/>
+        </w:rPr>
+        <w:tab/>
+        <w:t xml:space="preserve">   , [Dimension Set ID]</w:t>
+      </w:r>
+    </w:p>
+    <w:p>
+      <w:pPr>
+        <w:shd w:val="clear" w:color="000000" w:fill="F2F2F2"/>
+        <w:spacing w:after="120"/>
+        <w:ind w:left="240"/>
+        <w:rPr>
+          <w:rFonts w:ascii="Consolas" w:hAnsi="Consolas"/>
+          <w:sz w:val="18"/>
+        </w:rPr>
+      </w:pPr>
+      <w:r>
+        <w:rPr>
+          <w:rFonts w:ascii="Consolas" w:hAnsi="Consolas"/>
+          <w:sz w:val="18"/>
+        </w:rPr>
+        <w:t xml:space="preserve">      ,[Shortcut Dimension 1 Code]</w:t>
+      </w:r>
+    </w:p>
+    <w:p>
+      <w:pPr>
+        <w:shd w:val="clear" w:color="000000" w:fill="F2F2F2"/>
+        <w:spacing w:after="120"/>
+        <w:ind w:left="240"/>
+        <w:rPr>
+          <w:rFonts w:ascii="Consolas" w:hAnsi="Consolas"/>
+          <w:sz w:val="18"/>
+        </w:rPr>
+      </w:pPr>
+      <w:r>
+        <w:rPr>
+          <w:rFonts w:ascii="Consolas" w:hAnsi="Consolas"/>
+          <w:sz w:val="18"/>
+        </w:rPr>
+        <w:t xml:space="preserve">      ,[Shortcut Dimension 2 Code]</w:t>
+      </w:r>
+    </w:p>
+    <w:p>
+      <w:pPr>
+        <w:shd w:val="clear" w:color="000000" w:fill="F2F2F2"/>
+        <w:spacing w:after="120"/>
+        <w:ind w:left="240"/>
+        <w:rPr>
+          <w:rFonts w:ascii="Consolas" w:hAnsi="Consolas"/>
+          <w:sz w:val="18"/>
+        </w:rPr>
+      </w:pPr>
+      <w:r>
+        <w:rPr>
+          <w:rFonts w:ascii="Consolas" w:hAnsi="Consolas"/>
+          <w:sz w:val="18"/>
+        </w:rPr>
+        <w:t xml:space="preserve">      , [Commission Period Code]</w:t>
+      </w:r>
+    </w:p>
+    <w:p>
+      <w:pPr>
+        <w:shd w:val="clear" w:color="000000" w:fill="F2F2F2"/>
+        <w:spacing w:after="120"/>
+        <w:ind w:left="240"/>
+        <w:rPr>
+          <w:rFonts w:ascii="Consolas" w:hAnsi="Consolas"/>
+          <w:sz w:val="18"/>
+        </w:rPr>
+      </w:pPr>
+      <w:r>
+        <w:rPr>
+          <w:rFonts w:ascii="Consolas" w:hAnsi="Consolas"/>
+          <w:sz w:val="18"/>
+        </w:rPr>
+        <w:t xml:space="preserve">      , [Applies-to Ledger Entry No_]</w:t>
+      </w:r>
+    </w:p>
+    <w:p>
+      <w:pPr>
+        <w:shd w:val="clear" w:color="000000" w:fill="F2F2F2"/>
+        <w:spacing w:after="120"/>
+        <w:ind w:left="240"/>
+        <w:rPr>
+          <w:rFonts w:ascii="Consolas" w:hAnsi="Consolas"/>
+          <w:sz w:val="18"/>
+        </w:rPr>
+      </w:pPr>
+      <w:r>
+        <w:rPr>
+          <w:rFonts w:ascii="Consolas" w:hAnsi="Consolas"/>
+          <w:sz w:val="18"/>
+        </w:rPr>
+        <w:t xml:space="preserve">      , [Applies-to Cust_ Ledger No_]</w:t>
+      </w:r>
+    </w:p>
+    <w:p>
+      <w:pPr>
+        <w:shd w:val="clear" w:color="000000" w:fill="F2F2F2"/>
+        <w:spacing w:after="120"/>
+        <w:ind w:left="240"/>
+        <w:rPr>
+          <w:rFonts w:ascii="Consolas" w:hAnsi="Consolas"/>
+          <w:sz w:val="18"/>
+        </w:rPr>
+      </w:pPr>
+      <w:r>
+        <w:rPr>
+          <w:rFonts w:ascii="Consolas" w:hAnsi="Consolas"/>
+          <w:sz w:val="18"/>
+        </w:rPr>
+        <w:lastRenderedPageBreak/>
+        <w:tab/>
+        <w:t xml:space="preserve">  , [SUM1Base Amount (FCY)]</w:t>
+      </w:r>
+    </w:p>
+    <w:p>
+      <w:pPr>
+        <w:shd w:val="clear" w:color="000000" w:fill="F2F2F2"/>
+        <w:spacing w:after="120"/>
+        <w:ind w:left="240"/>
+        <w:rPr>
+          <w:rFonts w:ascii="Consolas" w:hAnsi="Consolas"/>
+          <w:sz w:val="18"/>
+        </w:rPr>
+      </w:pPr>
+      <w:r>
+        <w:rPr>
+          <w:rFonts w:ascii="Consolas" w:hAnsi="Consolas"/>
+          <w:sz w:val="18"/>
+        </w:rPr>
+        <w:tab/>
+        <w:t xml:space="preserve">  , [SUM2Base Amount (FCY)]</w:t>
+      </w:r>
+    </w:p>
+    <w:p>
+      <w:pPr>
+        <w:shd w:val="clear" w:color="000000" w:fill="F2F2F2"/>
+        <w:spacing w:after="120"/>
+        <w:ind w:left="240"/>
+        <w:rPr>
+          <w:rFonts w:ascii="Consolas" w:hAnsi="Consolas"/>
+          <w:sz w:val="18"/>
+        </w:rPr>
+      </w:pPr>
+      <w:r>
+        <w:rPr>
+          <w:rFonts w:ascii="Consolas" w:hAnsi="Consolas"/>
+          <w:sz w:val="18"/>
+        </w:rPr>
+        <w:tab/>
+        <w:t xml:space="preserve">  , [SUM3Base Amount (FCY)]</w:t>
+      </w:r>
+    </w:p>
+    <w:p>
+      <w:pPr>
+        <w:shd w:val="clear" w:color="000000" w:fill="F2F2F2"/>
+        <w:spacing w:after="120"/>
+        <w:ind w:left="240"/>
+        <w:rPr>
+          <w:rFonts w:ascii="Consolas" w:hAnsi="Consolas"/>
+          <w:sz w:val="18"/>
+        </w:rPr>
+      </w:pPr>
+      <w:r>
+        <w:rPr>
+          <w:rFonts w:ascii="Consolas" w:hAnsi="Consolas"/>
+          <w:sz w:val="18"/>
+        </w:rPr>
+        <w:tab/>
+        <w:t xml:space="preserve">  ,[Value]</w:t>
+      </w:r>
+    </w:p>
+    <w:p>
+      <w:pPr>
+        <w:shd w:val="clear" w:color="000000" w:fill="F2F2F2"/>
+        <w:spacing w:after="120"/>
+        <w:ind w:left="240"/>
+        <w:rPr>
+          <w:rFonts w:ascii="Consolas" w:hAnsi="Consolas"/>
+          <w:sz w:val="18"/>
+        </w:rPr>
+      </w:pPr>
+      <w:r>
+        <w:rPr>
+          <w:rFonts w:ascii="Consolas" w:hAnsi="Consolas"/>
+          <w:sz w:val="18"/>
+        </w:rPr>
+        <w:t xml:space="preserve">      , [Commission _ (Amount)]</w:t>
+      </w:r>
+    </w:p>
+    <w:p>
+      <w:pPr>
+        <w:shd w:val="clear" w:color="000000" w:fill="F2F2F2"/>
+        <w:spacing w:after="120"/>
+        <w:ind w:left="240"/>
+        <w:rPr>
+          <w:rFonts w:ascii="Consolas" w:hAnsi="Consolas"/>
+          <w:sz w:val="18"/>
+        </w:rPr>
+      </w:pPr>
+      <w:r>
+        <w:rPr>
+          <w:rFonts w:ascii="Consolas" w:hAnsi="Consolas"/>
+          <w:sz w:val="18"/>
+        </w:rPr>
+        <w:t xml:space="preserve">      , [Commission Amount]</w:t>
+      </w:r>
+    </w:p>
+    <w:p>
+      <w:pPr>
+        <w:shd w:val="clear" w:color="000000" w:fill="F2F2F2"/>
+        <w:spacing w:after="120"/>
+        <w:ind w:left="240"/>
+        <w:rPr>
+          <w:rFonts w:ascii="Consolas" w:hAnsi="Consolas"/>
+          <w:sz w:val="18"/>
+        </w:rPr>
+      </w:pPr>
+      <w:r>
+        <w:rPr>
+          <w:rFonts w:ascii="Consolas" w:hAnsi="Consolas"/>
+          <w:sz w:val="18"/>
+        </w:rPr>
+        <w:t xml:space="preserve">      , [Total Commission Amount]</w:t>
+      </w:r>
+    </w:p>
+    <w:p>
+      <w:pPr>
+        <w:shd w:val="clear" w:color="000000" w:fill="F2F2F2"/>
+        <w:spacing w:after="120"/>
+        <w:ind w:left="240"/>
+        <w:rPr>
+          <w:rFonts w:ascii="Consolas" w:hAnsi="Consolas"/>
+          <w:sz w:val="18"/>
+        </w:rPr>
+      </w:pPr>
+      <w:r>
+        <w:rPr>
+          <w:rFonts w:ascii="Consolas" w:hAnsi="Consolas"/>
+          <w:sz w:val="18"/>
+        </w:rPr>
+        <w:tab/>
+        <w:t xml:space="preserve">  ,[Sell-to_Buy-from No_]</w:t>
+      </w:r>
+    </w:p>
+    <w:p>
+      <w:pPr>
+        <w:shd w:val="clear" w:color="000000" w:fill="F2F2F2"/>
+        <w:spacing w:after="120"/>
+        <w:ind w:left="240"/>
+        <w:rPr>
+          <w:rFonts w:ascii="Consolas" w:hAnsi="Consolas"/>
+          <w:sz w:val="18"/>
+        </w:rPr>
+      </w:pPr>
+      <w:r>
+        <w:rPr>
+          <w:rFonts w:ascii="Consolas" w:hAnsi="Consolas"/>
+          <w:sz w:val="18"/>
+        </w:rPr>
+        <w:t xml:space="preserve">      ,[Sell-to_Buy-from Name]</w:t>
+      </w:r>
+    </w:p>
+    <w:p>
+      <w:pPr>
+        <w:shd w:val="clear" w:color="000000" w:fill="F2F2F2"/>
+        <w:spacing w:after="120"/>
+        <w:ind w:left="240"/>
+        <w:rPr>
+          <w:rFonts w:ascii="Consolas" w:hAnsi="Consolas"/>
+          <w:sz w:val="18"/>
+        </w:rPr>
+      </w:pPr>
+      <w:r>
+        <w:rPr>
+          <w:rFonts w:ascii="Consolas" w:hAnsi="Consolas"/>
+          <w:sz w:val="18"/>
+        </w:rPr>
+        <w:t xml:space="preserve">      ,[Bill-to_Pay-to No_]</w:t>
+      </w:r>
+    </w:p>
+    <w:p>
+      <w:pPr>
+        <w:shd w:val="clear" w:color="000000" w:fill="F2F2F2"/>
+        <w:spacing w:after="120"/>
+        <w:ind w:left="240"/>
+        <w:rPr>
+          <w:rFonts w:ascii="Consolas" w:hAnsi="Consolas"/>
+          <w:sz w:val="18"/>
+        </w:rPr>
+      </w:pPr>
+      <w:r>
+        <w:rPr>
+          <w:rFonts w:ascii="Consolas" w:hAnsi="Consolas"/>
+          <w:sz w:val="18"/>
+        </w:rPr>
+        <w:t xml:space="preserve">      ,[Bill-to_Pay-to Name]</w:t>
+      </w:r>
+    </w:p>
+    <w:p>
+      <w:pPr>
+        <w:shd w:val="clear" w:color="000000" w:fill="F2F2F2"/>
+        <w:spacing w:after="120"/>
+        <w:ind w:left="240"/>
+        <w:rPr>
+          <w:rFonts w:ascii="Consolas" w:hAnsi="Consolas"/>
+          <w:sz w:val="18"/>
+        </w:rPr>
+      </w:pPr>
+      <w:r>
+        <w:rPr>
+          <w:rFonts w:ascii="Consolas" w:hAnsi="Consolas"/>
+          <w:sz w:val="18"/>
+        </w:rPr>
+        <w:tab/>
+        <w:t xml:space="preserve">  FROM  (</w:t>
+      </w:r>
+    </w:p>
+    <w:p>
+      <w:pPr>
+        <w:shd w:val="clear" w:color="000000" w:fill="F2F2F2"/>
+        <w:spacing w:after="120"/>
+        <w:ind w:left="240"/>
+        <w:rPr>
+          <w:rFonts w:ascii="Consolas" w:hAnsi="Consolas"/>
+          <w:sz w:val="18"/>
+        </w:rPr>
+      </w:pPr>
+      <w:r>
+        <w:rPr>
+          <w:rFonts w:ascii="Consolas" w:hAnsi="Consolas"/>
+          <w:sz w:val="18"/>
+        </w:rPr>
+        <w:tab/>
+        <w:t xml:space="preserve">  SELECT </w:t>
+      </w:r>
+    </w:p>
+    <w:p>
+      <w:pPr>
+        <w:shd w:val="clear" w:color="000000" w:fill="F2F2F2"/>
+        <w:spacing w:after="120"/>
+        <w:ind w:left="240"/>
+        <w:rPr>
+          <w:rFonts w:ascii="Consolas" w:hAnsi="Consolas"/>
+          <w:sz w:val="18"/>
+        </w:rPr>
+      </w:pPr>
+      <w:r>
+        <w:rPr>
+          <w:rFonts w:ascii="Consolas" w:hAnsi="Consolas"/>
+          <w:sz w:val="18"/>
+        </w:rPr>
+        <w:tab/>
+        <w:t xml:space="preserve">  CASE WHEN [SUMSettled Amount (LCY)] = 0 OR [SUM2Settled Amount (LCY)] = 0 THEN 'DALIQUIDAR' ELSE 'LIQUIDATE' END as [Journal Batch Name]</w:t>
+      </w:r>
+    </w:p>
+    <w:p>
+      <w:pPr>
+        <w:shd w:val="clear" w:color="000000" w:fill="F2F2F2"/>
+        <w:spacing w:after="120"/>
+        <w:ind w:left="240"/>
+        <w:rPr>
+          <w:rFonts w:ascii="Consolas" w:hAnsi="Consolas"/>
+          <w:sz w:val="18"/>
+        </w:rPr>
+      </w:pPr>
+      <w:r>
+        <w:rPr>
+          <w:rFonts w:ascii="Consolas" w:hAnsi="Consolas"/>
+          <w:sz w:val="18"/>
+        </w:rPr>
+        <w:tab/>
+        <w:t xml:space="preserve">  </w:t>
+      </w:r>
+    </w:p>
+    <w:p>
+      <w:pPr>
+        <w:shd w:val="clear" w:color="000000" w:fill="F2F2F2"/>
+        <w:spacing w:after="120"/>
+        <w:ind w:left="240"/>
+        <w:rPr>
+          <w:rFonts w:ascii="Consolas" w:hAnsi="Consolas"/>
+          <w:sz w:val="18"/>
+        </w:rPr>
+      </w:pPr>
+      <w:r>
+        <w:rPr>
+          <w:rFonts w:ascii="Consolas" w:hAnsi="Consolas"/>
+          <w:sz w:val="18"/>
+        </w:rPr>
+        <w:tab/>
+        <w:t xml:space="preserve">  , B.*</w:t>
+      </w:r>
+    </w:p>
+    <w:p>
+      <w:pPr>
+        <w:shd w:val="clear" w:color="000000" w:fill="F2F2F2"/>
+        <w:spacing w:after="120"/>
+        <w:ind w:left="240"/>
+        <w:rPr>
+          <w:rFonts w:ascii="Consolas" w:hAnsi="Consolas"/>
+          <w:sz w:val="18"/>
+        </w:rPr>
+      </w:pPr>
+      <w:r>
+        <w:rPr>
+          <w:rFonts w:ascii="Consolas" w:hAnsi="Consolas"/>
+          <w:sz w:val="18"/>
+        </w:rPr>
+        <w:tab/>
+        <w:t xml:space="preserve">  FROM (</w:t>
+      </w:r>
+    </w:p>
+    <w:p>
+      <w:pPr>
+        <w:shd w:val="clear" w:color="000000" w:fill="F2F2F2"/>
+        <w:spacing w:after="120"/>
+        <w:ind w:left="240"/>
+        <w:rPr>
+          <w:rFonts w:ascii="Consolas" w:hAnsi="Consolas"/>
+          <w:sz w:val="18"/>
+        </w:rPr>
+      </w:pPr>
+      <w:r>
+        <w:rPr>
+          <w:rFonts w:ascii="Consolas" w:hAnsi="Consolas"/>
+          <w:sz w:val="18"/>
+        </w:rPr>
+        <w:t xml:space="preserve">SELECT </w:t>
+      </w:r>
+    </w:p>
+    <w:p>
+      <w:pPr>
+        <w:shd w:val="clear" w:color="000000" w:fill="F2F2F2"/>
+        <w:spacing w:after="120"/>
+        <w:ind w:left="240"/>
+        <w:rPr>
+          <w:rFonts w:ascii="Consolas" w:hAnsi="Consolas"/>
+          <w:sz w:val="18"/>
+        </w:rPr>
+      </w:pPr>
+      <w:r>
+        <w:rPr>
+          <w:rFonts w:ascii="Consolas" w:hAnsi="Consolas"/>
+          <w:sz w:val="18"/>
+        </w:rPr>
+        <w:tab/>
+        <w:t xml:space="preserve">  SUM([Settled Amount (LCY)])  as [SUMSettled Amount (LCY)]</w:t>
+      </w:r>
+    </w:p>
+    <w:p>
+      <w:pPr>
+        <w:shd w:val="clear" w:color="000000" w:fill="F2F2F2"/>
+        <w:spacing w:after="120"/>
+        <w:ind w:left="240"/>
+        <w:rPr>
+          <w:rFonts w:ascii="Consolas" w:hAnsi="Consolas"/>
+          <w:sz w:val="18"/>
+        </w:rPr>
+      </w:pPr>
+      <w:r>
+        <w:rPr>
+          <w:rFonts w:ascii="Consolas" w:hAnsi="Consolas"/>
+          <w:sz w:val="18"/>
+        </w:rPr>
+        <w:tab/>
+        <w:t xml:space="preserve">   ,SUM([Amount on Settl_ Entries (LCY)])  as [SUM2Settled Amount (LCY)]</w:t>
+      </w:r>
+    </w:p>
+    <w:p>
+      <w:pPr>
+        <w:shd w:val="clear" w:color="000000" w:fill="F2F2F2"/>
+        <w:spacing w:after="120"/>
+        <w:ind w:left="240"/>
+        <w:rPr>
+          <w:rFonts w:ascii="Consolas" w:hAnsi="Consolas"/>
+          <w:sz w:val="18"/>
+        </w:rPr>
+      </w:pPr>
+      <w:r>
+        <w:rPr>
+          <w:rFonts w:ascii="Consolas" w:hAnsi="Consolas"/>
+          <w:sz w:val="18"/>
+        </w:rPr>
+        <w:tab/>
+        <w:t xml:space="preserve">  , [Journal Template Name]</w:t>
+      </w:r>
+    </w:p>
+    <w:p>
+      <w:pPr>
+        <w:shd w:val="clear" w:color="000000" w:fill="F2F2F2"/>
+        <w:spacing w:after="120"/>
+        <w:ind w:left="240"/>
+        <w:rPr>
+          <w:rFonts w:ascii="Consolas" w:hAnsi="Consolas"/>
+          <w:sz w:val="18"/>
+        </w:rPr>
+      </w:pPr>
+      <w:r>
+        <w:rPr>
+          <w:rFonts w:ascii="Consolas" w:hAnsi="Consolas"/>
+          <w:sz w:val="18"/>
+        </w:rPr>
+        <w:tab/>
+        <w:t xml:space="preserve"> --, [Journal Batch Name]</w:t>
+      </w:r>
+    </w:p>
+    <w:p>
+      <w:pPr>
+        <w:shd w:val="clear" w:color="000000" w:fill="F2F2F2"/>
+        <w:spacing w:after="120"/>
+        <w:ind w:left="240"/>
+        <w:rPr>
+          <w:rFonts w:ascii="Consolas" w:hAnsi="Consolas"/>
+          <w:sz w:val="18"/>
+        </w:rPr>
+      </w:pPr>
+      <w:r>
+        <w:rPr>
+          <w:rFonts w:ascii="Consolas" w:hAnsi="Consolas"/>
+          <w:sz w:val="18"/>
+        </w:rPr>
+        <w:tab/>
+        <w:t xml:space="preserve">  </w:t>
+      </w:r>
+    </w:p>
+    <w:p>
+      <w:pPr>
+        <w:shd w:val="clear" w:color="000000" w:fill="F2F2F2"/>
+        <w:spacing w:after="120"/>
+        <w:ind w:left="240"/>
+        <w:rPr>
+          <w:rFonts w:ascii="Consolas" w:hAnsi="Consolas"/>
+          <w:sz w:val="18"/>
+        </w:rPr>
+      </w:pPr>
+      <w:r>
+        <w:rPr>
+          <w:rFonts w:ascii="Consolas" w:hAnsi="Consolas"/>
+          <w:sz w:val="18"/>
+        </w:rPr>
+        <w:tab/>
+        <w:t xml:space="preserve">  ,[Type]</w:t>
+      </w:r>
+    </w:p>
+    <w:p>
+      <w:pPr>
+        <w:shd w:val="clear" w:color="000000" w:fill="F2F2F2"/>
+        <w:spacing w:after="120"/>
+        <w:ind w:left="240"/>
+        <w:rPr>
+          <w:rFonts w:ascii="Consolas" w:hAnsi="Consolas"/>
+          <w:sz w:val="18"/>
+        </w:rPr>
+      </w:pPr>
+      <w:r>
+        <w:rPr>
+          <w:rFonts w:ascii="Consolas" w:hAnsi="Consolas"/>
+          <w:sz w:val="18"/>
+        </w:rPr>
+        <w:tab/>
+        <w:t xml:space="preserve">  ,[Posting Date]</w:t>
+      </w:r>
+    </w:p>
+    <w:p>
+      <w:pPr>
+        <w:shd w:val="clear" w:color="000000" w:fill="F2F2F2"/>
+        <w:spacing w:after="120"/>
+        <w:ind w:left="240"/>
+        <w:rPr>
+          <w:rFonts w:ascii="Consolas" w:hAnsi="Consolas"/>
+          <w:sz w:val="18"/>
+        </w:rPr>
+      </w:pPr>
+      <w:r>
+        <w:rPr>
+          <w:rFonts w:ascii="Consolas" w:hAnsi="Consolas"/>
+          <w:sz w:val="18"/>
+        </w:rPr>
+        <w:tab/>
+        <w:t xml:space="preserve">  ,[Posting Date] as [Due Date]</w:t>
+      </w:r>
+    </w:p>
+    <w:p>
+      <w:pPr>
+        <w:shd w:val="clear" w:color="000000" w:fill="F2F2F2"/>
+        <w:spacing w:after="120"/>
+        <w:ind w:left="240"/>
+        <w:rPr>
+          <w:rFonts w:ascii="Consolas" w:hAnsi="Consolas"/>
+          <w:sz w:val="18"/>
+        </w:rPr>
+      </w:pPr>
+      <w:r>
+        <w:rPr>
+          <w:rFonts w:ascii="Consolas" w:hAnsi="Consolas"/>
+          <w:sz w:val="18"/>
+        </w:rPr>
+        <w:tab/>
+        <w:t xml:space="preserve">  ,[Document Type]</w:t>
+      </w:r>
+    </w:p>
+    <w:p>
+      <w:pPr>
+        <w:shd w:val="clear" w:color="000000" w:fill="F2F2F2"/>
+        <w:spacing w:after="120"/>
+        <w:ind w:left="240"/>
+        <w:rPr>
+          <w:rFonts w:ascii="Consolas" w:hAnsi="Consolas"/>
+          <w:sz w:val="18"/>
+        </w:rPr>
+      </w:pPr>
+      <w:r>
+        <w:rPr>
+          <w:rFonts w:ascii="Consolas" w:hAnsi="Consolas"/>
+          <w:sz w:val="18"/>
+        </w:rPr>
+        <w:t xml:space="preserve">      ,[Document No_]</w:t>
+      </w:r>
+    </w:p>
+    <w:p>
+      <w:pPr>
+        <w:shd w:val="clear" w:color="000000" w:fill="F2F2F2"/>
+        <w:spacing w:after="120"/>
+        <w:ind w:left="240"/>
+        <w:rPr>
+          <w:rFonts w:ascii="Consolas" w:hAnsi="Consolas"/>
+          <w:sz w:val="18"/>
+        </w:rPr>
+      </w:pPr>
+      <w:r>
+        <w:rPr>
+          <w:rFonts w:ascii="Consolas" w:hAnsi="Consolas"/>
+          <w:sz w:val="18"/>
+        </w:rPr>
+        <w:tab/>
+        <w:t xml:space="preserve">  ,[Source Code]</w:t>
+      </w:r>
+    </w:p>
+    <w:p>
+      <w:pPr>
+        <w:shd w:val="clear" w:color="000000" w:fill="F2F2F2"/>
+        <w:spacing w:after="120"/>
+        <w:ind w:left="240"/>
+        <w:rPr>
+          <w:rFonts w:ascii="Consolas" w:hAnsi="Consolas"/>
+          <w:sz w:val="18"/>
+        </w:rPr>
+      </w:pPr>
+      <w:r>
+        <w:rPr>
+          <w:rFonts w:ascii="Consolas" w:hAnsi="Consolas"/>
+          <w:sz w:val="18"/>
+        </w:rPr>
+        <w:tab/>
+        <w:t xml:space="preserve">  ,[Reason Code]</w:t>
+      </w:r>
+    </w:p>
+    <w:p>
+      <w:pPr>
+        <w:shd w:val="clear" w:color="000000" w:fill="F2F2F2"/>
+        <w:spacing w:after="120"/>
+        <w:ind w:left="240"/>
+        <w:rPr>
+          <w:rFonts w:ascii="Consolas" w:hAnsi="Consolas"/>
+          <w:sz w:val="18"/>
+        </w:rPr>
+      </w:pPr>
+      <w:r>
+        <w:rPr>
+          <w:rFonts w:ascii="Consolas" w:hAnsi="Consolas"/>
+          <w:sz w:val="18"/>
+        </w:rPr>
+        <w:tab/>
+        <w:t xml:space="preserve">  ,[Salesperson_Purchaser Code]</w:t>
+      </w:r>
+    </w:p>
+    <w:p>
+      <w:pPr>
+        <w:shd w:val="clear" w:color="000000" w:fill="F2F2F2"/>
+        <w:spacing w:after="120"/>
+        <w:ind w:left="240"/>
+        <w:rPr>
+          <w:rFonts w:ascii="Consolas" w:hAnsi="Consolas"/>
+          <w:sz w:val="18"/>
+        </w:rPr>
+      </w:pPr>
+      <w:r>
+        <w:rPr>
+          <w:rFonts w:ascii="Consolas" w:hAnsi="Consolas"/>
+          <w:sz w:val="18"/>
+        </w:rPr>
+        <w:t xml:space="preserve">      ,[Salesperson_Purchaser Role]</w:t>
+      </w:r>
+    </w:p>
+    <w:p>
+      <w:pPr>
+        <w:shd w:val="clear" w:color="000000" w:fill="F2F2F2"/>
+        <w:spacing w:after="120"/>
+        <w:ind w:left="240"/>
+        <w:rPr>
+          <w:rFonts w:ascii="Consolas" w:hAnsi="Consolas"/>
+          <w:sz w:val="18"/>
+        </w:rPr>
+      </w:pPr>
+      <w:r>
+        <w:rPr>
+          <w:rFonts w:ascii="Consolas" w:hAnsi="Consolas"/>
+          <w:sz w:val="18"/>
+        </w:rPr>
+        <w:tab/>
+        <w:t xml:space="preserve">  , [Product Type]</w:t>
+      </w:r>
+    </w:p>
+    <w:p>
+      <w:pPr>
+        <w:shd w:val="clear" w:color="000000" w:fill="F2F2F2"/>
+        <w:spacing w:after="120"/>
+        <w:ind w:left="240"/>
+        <w:rPr>
+          <w:rFonts w:ascii="Consolas" w:hAnsi="Consolas"/>
+          <w:sz w:val="18"/>
+        </w:rPr>
+      </w:pPr>
+      <w:r>
+        <w:rPr>
+          <w:rFonts w:ascii="Consolas" w:hAnsi="Consolas"/>
+          <w:sz w:val="18"/>
+        </w:rPr>
+        <w:tab/>
+        <w:t xml:space="preserve">  , [Product No_]</w:t>
+      </w:r>
+    </w:p>
+    <w:p>
+      <w:pPr>
+        <w:shd w:val="clear" w:color="000000" w:fill="F2F2F2"/>
+        <w:spacing w:after="120"/>
+        <w:ind w:left="240"/>
+        <w:rPr>
+          <w:rFonts w:ascii="Consolas" w:hAnsi="Consolas"/>
+          <w:sz w:val="18"/>
+        </w:rPr>
+      </w:pPr>
+      <w:r>
+        <w:rPr>
+          <w:rFonts w:ascii="Consolas" w:hAnsi="Consolas"/>
+          <w:sz w:val="18"/>
+        </w:rPr>
+        <w:tab/>
+        <w:t xml:space="preserve">  ,[Description]</w:t>
+      </w:r>
+    </w:p>
+    <w:p>
+      <w:pPr>
+        <w:shd w:val="clear" w:color="000000" w:fill="F2F2F2"/>
+        <w:spacing w:after="120"/>
+        <w:ind w:left="240"/>
+        <w:rPr>
+          <w:rFonts w:ascii="Consolas" w:hAnsi="Consolas"/>
+          <w:sz w:val="18"/>
+        </w:rPr>
+      </w:pPr>
+      <w:r>
+        <w:rPr>
+          <w:rFonts w:ascii="Consolas" w:hAnsi="Consolas"/>
+          <w:sz w:val="18"/>
+        </w:rPr>
+        <w:tab/>
+        <w:t xml:space="preserve">  ,[Currency Code]</w:t>
+      </w:r>
+    </w:p>
+    <w:p>
+      <w:pPr>
+        <w:shd w:val="clear" w:color="000000" w:fill="F2F2F2"/>
+        <w:spacing w:after="120"/>
+        <w:ind w:left="240"/>
+        <w:rPr>
+          <w:rFonts w:ascii="Consolas" w:hAnsi="Consolas"/>
+          <w:sz w:val="18"/>
+        </w:rPr>
+      </w:pPr>
+      <w:r>
+        <w:rPr>
+          <w:rFonts w:ascii="Consolas" w:hAnsi="Consolas"/>
+          <w:sz w:val="18"/>
+        </w:rPr>
+        <w:tab/>
+        <w:t xml:space="preserve">  ,[Currency Factor]</w:t>
+      </w:r>
+    </w:p>
+    <w:p>
+      <w:pPr>
+        <w:shd w:val="clear" w:color="000000" w:fill="F2F2F2"/>
+        <w:spacing w:after="120"/>
+        <w:ind w:left="240"/>
+        <w:rPr>
+          <w:rFonts w:ascii="Consolas" w:hAnsi="Consolas"/>
+          <w:sz w:val="18"/>
+        </w:rPr>
+      </w:pPr>
+      <w:r>
+        <w:rPr>
+          <w:rFonts w:ascii="Consolas" w:hAnsi="Consolas"/>
+          <w:sz w:val="18"/>
+        </w:rPr>
+        <w:tab/>
+        <w:t xml:space="preserve">  , [Amount]</w:t>
+      </w:r>
+    </w:p>
+    <w:p>
+      <w:pPr>
+        <w:shd w:val="clear" w:color="000000" w:fill="F2F2F2"/>
+        <w:spacing w:after="120"/>
+        <w:ind w:left="240"/>
+        <w:rPr>
+          <w:rFonts w:ascii="Consolas" w:hAnsi="Consolas"/>
+          <w:sz w:val="18"/>
+        </w:rPr>
+      </w:pPr>
+      <w:r>
+        <w:rPr>
+          <w:rFonts w:ascii="Consolas" w:hAnsi="Consolas"/>
+          <w:sz w:val="18"/>
+        </w:rPr>
+        <w:lastRenderedPageBreak/>
+        <w:tab/>
+        <w:t xml:space="preserve">  ,[Amount (LYC)]</w:t>
+      </w:r>
+    </w:p>
+    <w:p>
+      <w:pPr>
+        <w:shd w:val="clear" w:color="000000" w:fill="F2F2F2"/>
+        <w:spacing w:after="120"/>
+        <w:ind w:left="240"/>
+        <w:rPr>
+          <w:rFonts w:ascii="Consolas" w:hAnsi="Consolas"/>
+          <w:sz w:val="18"/>
+        </w:rPr>
+      </w:pPr>
+      <w:r>
+        <w:rPr>
+          <w:rFonts w:ascii="Consolas" w:hAnsi="Consolas"/>
+          <w:sz w:val="18"/>
+        </w:rPr>
+        <w:tab/>
+        <w:t xml:space="preserve">   , [Dimension Set ID]</w:t>
+      </w:r>
+    </w:p>
+    <w:p>
+      <w:pPr>
+        <w:shd w:val="clear" w:color="000000" w:fill="F2F2F2"/>
+        <w:spacing w:after="120"/>
+        <w:ind w:left="240"/>
+        <w:rPr>
+          <w:rFonts w:ascii="Consolas" w:hAnsi="Consolas"/>
+          <w:sz w:val="18"/>
+        </w:rPr>
+      </w:pPr>
+      <w:r>
+        <w:rPr>
+          <w:rFonts w:ascii="Consolas" w:hAnsi="Consolas"/>
+          <w:sz w:val="18"/>
+        </w:rPr>
+        <w:t xml:space="preserve">      ,[Shortcut Dimension 1 Code]</w:t>
+      </w:r>
+    </w:p>
+    <w:p>
+      <w:pPr>
+        <w:shd w:val="clear" w:color="000000" w:fill="F2F2F2"/>
+        <w:spacing w:after="120"/>
+        <w:ind w:left="240"/>
+        <w:rPr>
+          <w:rFonts w:ascii="Consolas" w:hAnsi="Consolas"/>
+          <w:sz w:val="18"/>
+        </w:rPr>
+      </w:pPr>
+      <w:r>
+        <w:rPr>
+          <w:rFonts w:ascii="Consolas" w:hAnsi="Consolas"/>
+          <w:sz w:val="18"/>
+        </w:rPr>
+        <w:t xml:space="preserve">      ,[Shortcut Dimension 2 Code]</w:t>
+      </w:r>
+    </w:p>
+    <w:p>
+      <w:pPr>
+        <w:shd w:val="clear" w:color="000000" w:fill="F2F2F2"/>
+        <w:spacing w:after="120"/>
+        <w:ind w:left="240"/>
+        <w:rPr>
+          <w:rFonts w:ascii="Consolas" w:hAnsi="Consolas"/>
+          <w:sz w:val="18"/>
+        </w:rPr>
+      </w:pPr>
+      <w:r>
+        <w:rPr>
+          <w:rFonts w:ascii="Consolas" w:hAnsi="Consolas"/>
+          <w:sz w:val="18"/>
+        </w:rPr>
+        <w:t xml:space="preserve">      , [Commission Period Code]</w:t>
+      </w:r>
+    </w:p>
+    <w:p>
+      <w:pPr>
+        <w:shd w:val="clear" w:color="000000" w:fill="F2F2F2"/>
+        <w:spacing w:after="120"/>
+        <w:ind w:left="240"/>
+        <w:rPr>
+          <w:rFonts w:ascii="Consolas" w:hAnsi="Consolas"/>
+          <w:sz w:val="18"/>
+        </w:rPr>
+      </w:pPr>
+      <w:r>
+        <w:rPr>
+          <w:rFonts w:ascii="Consolas" w:hAnsi="Consolas"/>
+          <w:sz w:val="18"/>
+        </w:rPr>
+        <w:t xml:space="preserve">      , [Applies-to Ledger Entry No_]</w:t>
+      </w:r>
+    </w:p>
+    <w:p>
+      <w:pPr>
+        <w:shd w:val="clear" w:color="000000" w:fill="F2F2F2"/>
+        <w:spacing w:after="120"/>
+        <w:ind w:left="240"/>
+        <w:rPr>
+          <w:rFonts w:ascii="Consolas" w:hAnsi="Consolas"/>
+          <w:sz w:val="18"/>
+        </w:rPr>
+      </w:pPr>
+      <w:r>
+        <w:rPr>
+          <w:rFonts w:ascii="Consolas" w:hAnsi="Consolas"/>
+          <w:sz w:val="18"/>
+        </w:rPr>
+        <w:t xml:space="preserve">      , [Applies-to Cust_ Ledger No_]</w:t>
+      </w:r>
+    </w:p>
+    <w:p>
+      <w:pPr>
+        <w:shd w:val="clear" w:color="000000" w:fill="F2F2F2"/>
+        <w:spacing w:after="120"/>
+        <w:ind w:left="240"/>
+        <w:rPr>
+          <w:rFonts w:ascii="Consolas" w:hAnsi="Consolas"/>
+          <w:sz w:val="18"/>
+        </w:rPr>
+      </w:pPr>
+      <w:r>
+        <w:rPr>
+          <w:rFonts w:ascii="Consolas" w:hAnsi="Consolas"/>
+          <w:sz w:val="18"/>
+        </w:rPr>
+        <w:tab/>
+        <w:t xml:space="preserve">  ,SUM([Base Amount (FCY)]) as [SUM1Base Amount (FCY)]</w:t>
+      </w:r>
+    </w:p>
+    <w:p>
+      <w:pPr>
+        <w:shd w:val="clear" w:color="000000" w:fill="F2F2F2"/>
+        <w:spacing w:after="120"/>
+        <w:ind w:left="240"/>
+        <w:rPr>
+          <w:rFonts w:ascii="Consolas" w:hAnsi="Consolas"/>
+          <w:sz w:val="18"/>
+        </w:rPr>
+      </w:pPr>
+      <w:r>
+        <w:rPr>
+          <w:rFonts w:ascii="Consolas" w:hAnsi="Consolas"/>
+          <w:sz w:val="18"/>
+        </w:rPr>
+        <w:tab/>
+        <w:t xml:space="preserve">  ,SUM([Base Amount (LCY)]) as [SUM2Base Amount (FCY)]</w:t>
+      </w:r>
+    </w:p>
+    <w:p>
+      <w:pPr>
+        <w:shd w:val="clear" w:color="000000" w:fill="F2F2F2"/>
+        <w:spacing w:after="120"/>
+        <w:ind w:left="240"/>
+        <w:rPr>
+          <w:rFonts w:ascii="Consolas" w:hAnsi="Consolas"/>
+          <w:sz w:val="18"/>
+        </w:rPr>
+      </w:pPr>
+      <w:r>
+        <w:rPr>
+          <w:rFonts w:ascii="Consolas" w:hAnsi="Consolas"/>
+          <w:sz w:val="18"/>
+        </w:rPr>
+        <w:tab/>
+        <w:t xml:space="preserve">  ,SUM([Base Amount (LCY)]) as [SUM3Base Amount (FCY)]</w:t>
+      </w:r>
+    </w:p>
+    <w:p>
+      <w:pPr>
+        <w:shd w:val="clear" w:color="000000" w:fill="F2F2F2"/>
+        <w:spacing w:after="120"/>
+        <w:ind w:left="240"/>
+        <w:rPr>
+          <w:rFonts w:ascii="Consolas" w:hAnsi="Consolas"/>
+          <w:sz w:val="18"/>
+        </w:rPr>
+      </w:pPr>
+      <w:r>
+        <w:rPr>
+          <w:rFonts w:ascii="Consolas" w:hAnsi="Consolas"/>
+          <w:sz w:val="18"/>
+        </w:rPr>
+        <w:tab/>
+        <w:t xml:space="preserve">  ,[Value]</w:t>
+      </w:r>
+    </w:p>
+    <w:p>
+      <w:pPr>
+        <w:shd w:val="clear" w:color="000000" w:fill="F2F2F2"/>
+        <w:spacing w:after="120"/>
+        <w:ind w:left="240"/>
+        <w:rPr>
+          <w:rFonts w:ascii="Consolas" w:hAnsi="Consolas"/>
+          <w:sz w:val="18"/>
+        </w:rPr>
+      </w:pPr>
+      <w:r>
+        <w:rPr>
+          <w:rFonts w:ascii="Consolas" w:hAnsi="Consolas"/>
+          <w:sz w:val="18"/>
+        </w:rPr>
+        <w:t xml:space="preserve">      , [Commission _ (Amount)]</w:t>
+      </w:r>
+    </w:p>
+    <w:p>
+      <w:pPr>
+        <w:shd w:val="clear" w:color="000000" w:fill="F2F2F2"/>
+        <w:spacing w:after="120"/>
+        <w:ind w:left="240"/>
+        <w:rPr>
+          <w:rFonts w:ascii="Consolas" w:hAnsi="Consolas"/>
+          <w:sz w:val="18"/>
+        </w:rPr>
+      </w:pPr>
+      <w:r>
+        <w:rPr>
+          <w:rFonts w:ascii="Consolas" w:hAnsi="Consolas"/>
+          <w:sz w:val="18"/>
+        </w:rPr>
+        <w:t xml:space="preserve">      , [Commission Amount]</w:t>
+      </w:r>
+    </w:p>
+    <w:p>
+      <w:pPr>
+        <w:shd w:val="clear" w:color="000000" w:fill="F2F2F2"/>
+        <w:spacing w:after="120"/>
+        <w:ind w:left="240"/>
+        <w:rPr>
+          <w:rFonts w:ascii="Consolas" w:hAnsi="Consolas"/>
+          <w:sz w:val="18"/>
+        </w:rPr>
+      </w:pPr>
+      <w:r>
+        <w:rPr>
+          <w:rFonts w:ascii="Consolas" w:hAnsi="Consolas"/>
+          <w:sz w:val="18"/>
+        </w:rPr>
+        <w:t xml:space="preserve">      , [Total Commission Amount]</w:t>
+      </w:r>
+    </w:p>
+    <w:p>
+      <w:pPr>
+        <w:shd w:val="clear" w:color="000000" w:fill="F2F2F2"/>
+        <w:spacing w:after="120"/>
+        <w:ind w:left="240"/>
+        <w:rPr>
+          <w:rFonts w:ascii="Consolas" w:hAnsi="Consolas"/>
+          <w:sz w:val="18"/>
+        </w:rPr>
+      </w:pPr>
+      <w:r>
+        <w:rPr>
+          <w:rFonts w:ascii="Consolas" w:hAnsi="Consolas"/>
+          <w:sz w:val="18"/>
+        </w:rPr>
+        <w:tab/>
+        <w:t xml:space="preserve">  ,[Sell-to_Buy-from No_]</w:t>
+      </w:r>
+    </w:p>
+    <w:p>
+      <w:pPr>
+        <w:shd w:val="clear" w:color="000000" w:fill="F2F2F2"/>
+        <w:spacing w:after="120"/>
+        <w:ind w:left="240"/>
+        <w:rPr>
+          <w:rFonts w:ascii="Consolas" w:hAnsi="Consolas"/>
+          <w:sz w:val="18"/>
+        </w:rPr>
+      </w:pPr>
+      <w:r>
+        <w:rPr>
+          <w:rFonts w:ascii="Consolas" w:hAnsi="Consolas"/>
+          <w:sz w:val="18"/>
+        </w:rPr>
+        <w:t xml:space="preserve">      ,[Sell-to_Buy-from Name]</w:t>
+      </w:r>
+    </w:p>
+    <w:p>
+      <w:pPr>
+        <w:shd w:val="clear" w:color="000000" w:fill="F2F2F2"/>
+        <w:spacing w:after="120"/>
+        <w:ind w:left="240"/>
+        <w:rPr>
+          <w:rFonts w:ascii="Consolas" w:hAnsi="Consolas"/>
+          <w:sz w:val="18"/>
+        </w:rPr>
+      </w:pPr>
+      <w:r>
+        <w:rPr>
+          <w:rFonts w:ascii="Consolas" w:hAnsi="Consolas"/>
+          <w:sz w:val="18"/>
+        </w:rPr>
+        <w:t xml:space="preserve">      ,[Bill-to_Pay-to No_]</w:t>
+      </w:r>
+    </w:p>
+    <w:p>
+      <w:pPr>
+        <w:shd w:val="clear" w:color="000000" w:fill="F2F2F2"/>
+        <w:spacing w:after="120"/>
+        <w:ind w:left="240"/>
+        <w:rPr>
+          <w:rFonts w:ascii="Consolas" w:hAnsi="Consolas"/>
+          <w:sz w:val="18"/>
+        </w:rPr>
+      </w:pPr>
+      <w:r>
+        <w:rPr>
+          <w:rFonts w:ascii="Consolas" w:hAnsi="Consolas"/>
+          <w:sz w:val="18"/>
+        </w:rPr>
+        <w:t xml:space="preserve">      ,[Bill-to_Pay-to Name]</w:t>
+      </w:r>
+    </w:p>
+    <w:p>
+      <w:pPr>
+        <w:shd w:val="clear" w:color="000000" w:fill="F2F2F2"/>
+        <w:spacing w:after="120"/>
+        <w:ind w:left="240"/>
+        <w:rPr>
+          <w:rFonts w:ascii="Consolas" w:hAnsi="Consolas"/>
+          <w:sz w:val="18"/>
+        </w:rPr>
+      </w:pPr>
+      <w:r>
+        <w:rPr>
+          <w:rFonts w:ascii="Consolas" w:hAnsi="Consolas"/>
+          <w:sz w:val="18"/>
+        </w:rPr>
+        <w:tab/>
+        <w:t xml:space="preserve">  FROM  (</w:t>
+      </w:r>
+    </w:p>
+    <w:p>
+      <w:pPr>
+        <w:shd w:val="clear" w:color="000000" w:fill="F2F2F2"/>
+        <w:spacing w:after="120"/>
+        <w:ind w:left="240"/>
+        <w:rPr>
+          <w:rFonts w:ascii="Consolas" w:hAnsi="Consolas"/>
+          <w:sz w:val="18"/>
+        </w:rPr>
+      </w:pPr>
+      <w:r>
+        <w:rPr>
+          <w:rFonts w:ascii="Consolas" w:hAnsi="Consolas"/>
+          <w:sz w:val="18"/>
+        </w:rPr>
+        <w:tab/>
+        <w:t xml:space="preserve">  SELECT </w:t>
+      </w:r>
+    </w:p>
+    <w:p>
+      <w:pPr>
+        <w:shd w:val="clear" w:color="000000" w:fill="F2F2F2"/>
+        <w:spacing w:after="120"/>
+        <w:ind w:left="240"/>
+        <w:rPr>
+          <w:rFonts w:ascii="Consolas" w:hAnsi="Consolas"/>
+          <w:sz w:val="18"/>
+        </w:rPr>
+      </w:pPr>
+      <w:r>
+        <w:rPr>
+          <w:rFonts w:ascii="Consolas" w:hAnsi="Consolas"/>
+          <w:sz w:val="18"/>
+        </w:rPr>
+        <w:tab/>
+        <w:t xml:space="preserve">  'IMPORTAZI' as [Journal Template Name]</w:t>
+      </w:r>
+    </w:p>
+    <w:p>
+      <w:pPr>
+        <w:shd w:val="clear" w:color="000000" w:fill="F2F2F2"/>
+        <w:spacing w:after="120"/>
+        <w:ind w:left="240"/>
+        <w:rPr>
+          <w:rFonts w:ascii="Consolas" w:hAnsi="Consolas"/>
+          <w:sz w:val="18"/>
+        </w:rPr>
+      </w:pPr>
+      <w:r>
+        <w:rPr>
+          <w:rFonts w:ascii="Consolas" w:hAnsi="Consolas"/>
+          <w:sz w:val="18"/>
+        </w:rPr>
+        <w:tab/>
+        <w:t xml:space="preserve">  --,CASE WHEN CBLE.[Settled Amount (LCY)] = 0 THEN 'DALIQUIDAR' ELSE 'LIQUIDATE' END as [Journal Batch Name]</w:t>
+      </w:r>
+    </w:p>
+    <w:p>
+      <w:pPr>
+        <w:shd w:val="clear" w:color="000000" w:fill="F2F2F2"/>
+        <w:spacing w:after="120"/>
+        <w:ind w:left="240"/>
+        <w:rPr>
+          <w:rFonts w:ascii="Consolas" w:hAnsi="Consolas"/>
+          <w:sz w:val="18"/>
+        </w:rPr>
+      </w:pPr>
+      <w:r>
+        <w:rPr>
+          <w:rFonts w:ascii="Consolas" w:hAnsi="Consolas"/>
+          <w:sz w:val="18"/>
+        </w:rPr>
+        <w:tab/>
+        <w:t xml:space="preserve">  ,3 as [Type]</w:t>
+      </w:r>
+    </w:p>
+    <w:p>
+      <w:pPr>
+        <w:shd w:val="clear" w:color="000000" w:fill="F2F2F2"/>
+        <w:spacing w:after="120"/>
+        <w:ind w:left="240"/>
+        <w:rPr>
+          <w:rFonts w:ascii="Consolas" w:hAnsi="Consolas"/>
+          <w:sz w:val="18"/>
+        </w:rPr>
+      </w:pPr>
+      <w:r>
+        <w:rPr>
+          <w:rFonts w:ascii="Consolas" w:hAnsi="Consolas"/>
+          <w:sz w:val="18"/>
+        </w:rPr>
+        <w:tab/>
+        <w:t xml:space="preserve">  ,CBLE.[Posting Date]</w:t>
+      </w:r>
+    </w:p>
+    <w:p>
+      <w:pPr>
+        <w:shd w:val="clear" w:color="000000" w:fill="F2F2F2"/>
+        <w:spacing w:after="120"/>
+        <w:ind w:left="240"/>
+        <w:rPr>
+          <w:rFonts w:ascii="Consolas" w:hAnsi="Consolas"/>
+          <w:sz w:val="18"/>
+        </w:rPr>
+      </w:pPr>
+      <w:r>
+        <w:rPr>
+          <w:rFonts w:ascii="Consolas" w:hAnsi="Consolas"/>
+          <w:sz w:val="18"/>
+        </w:rPr>
+        <w:tab/>
+        <w:t xml:space="preserve">  ,CBLE.[Posting Date] as [Due Date]</w:t>
+      </w:r>
+    </w:p>
+    <w:p>
+      <w:pPr>
+        <w:shd w:val="clear" w:color="000000" w:fill="F2F2F2"/>
+        <w:spacing w:after="120"/>
+        <w:ind w:left="240"/>
+        <w:rPr>
+          <w:rFonts w:ascii="Consolas" w:hAnsi="Consolas"/>
+          <w:sz w:val="18"/>
+        </w:rPr>
+      </w:pPr>
+      <w:r>
+        <w:rPr>
+          <w:rFonts w:ascii="Consolas" w:hAnsi="Consolas"/>
+          <w:sz w:val="18"/>
+        </w:rPr>
+        <w:tab/>
+        <w:t xml:space="preserve">  ,CBLE.[Document Type]</w:t>
+      </w:r>
+    </w:p>
+    <w:p>
+      <w:pPr>
+        <w:shd w:val="clear" w:color="000000" w:fill="F2F2F2"/>
+        <w:spacing w:after="120"/>
+        <w:ind w:left="240"/>
+        <w:rPr>
+          <w:rFonts w:ascii="Consolas" w:hAnsi="Consolas"/>
+          <w:sz w:val="18"/>
+        </w:rPr>
+      </w:pPr>
+      <w:r>
+        <w:rPr>
+          <w:rFonts w:ascii="Consolas" w:hAnsi="Consolas"/>
+          <w:sz w:val="18"/>
+        </w:rPr>
+        <w:t xml:space="preserve">      ,CBLE.[Document No_]</w:t>
+      </w:r>
+    </w:p>
+    <w:p>
+      <w:pPr>
+        <w:shd w:val="clear" w:color="000000" w:fill="F2F2F2"/>
+        <w:spacing w:after="120"/>
+        <w:ind w:left="240"/>
+        <w:rPr>
+          <w:rFonts w:ascii="Consolas" w:hAnsi="Consolas"/>
+          <w:sz w:val="18"/>
+        </w:rPr>
+      </w:pPr>
+      <w:r>
+        <w:rPr>
+          <w:rFonts w:ascii="Consolas" w:hAnsi="Consolas"/>
+          <w:sz w:val="18"/>
+        </w:rPr>
+        <w:tab/>
+        <w:t xml:space="preserve">  ,'' as [Source Code]</w:t>
+      </w:r>
+    </w:p>
+    <w:p>
+      <w:pPr>
+        <w:shd w:val="clear" w:color="000000" w:fill="F2F2F2"/>
+        <w:spacing w:after="120"/>
+        <w:ind w:left="240"/>
+        <w:rPr>
+          <w:rFonts w:ascii="Consolas" w:hAnsi="Consolas"/>
+          <w:sz w:val="18"/>
+        </w:rPr>
+      </w:pPr>
+      <w:r>
+        <w:rPr>
+          <w:rFonts w:ascii="Consolas" w:hAnsi="Consolas"/>
+          <w:sz w:val="18"/>
+        </w:rPr>
+        <w:tab/>
+        <w:t xml:space="preserve">  ,CBLE.[Reason Code]</w:t>
+      </w:r>
+    </w:p>
+    <w:p>
+      <w:pPr>
+        <w:shd w:val="clear" w:color="000000" w:fill="F2F2F2"/>
+        <w:spacing w:after="120"/>
+        <w:ind w:left="240"/>
+        <w:rPr>
+          <w:rFonts w:ascii="Consolas" w:hAnsi="Consolas"/>
+          <w:sz w:val="18"/>
+        </w:rPr>
+      </w:pPr>
+      <w:r>
+        <w:rPr>
+          <w:rFonts w:ascii="Consolas" w:hAnsi="Consolas"/>
+          <w:sz w:val="18"/>
+        </w:rPr>
+        <w:tab/>
+        <w:t xml:space="preserve">  ,CBLE.[Salesperson_Purchaser Code]</w:t>
+      </w:r>
+    </w:p>
+    <w:p>
+      <w:pPr>
+        <w:shd w:val="clear" w:color="000000" w:fill="F2F2F2"/>
+        <w:spacing w:after="120"/>
+        <w:ind w:left="240"/>
+        <w:rPr>
+          <w:rFonts w:ascii="Consolas" w:hAnsi="Consolas"/>
+          <w:sz w:val="18"/>
+        </w:rPr>
+      </w:pPr>
+      <w:r>
+        <w:rPr>
+          <w:rFonts w:ascii="Consolas" w:hAnsi="Consolas"/>
+          <w:sz w:val="18"/>
+        </w:rPr>
+        <w:t xml:space="preserve">      ,CBLE.[Salesperson_Purchaser Role]</w:t>
+      </w:r>
+    </w:p>
+    <w:p>
+      <w:pPr>
+        <w:shd w:val="clear" w:color="000000" w:fill="F2F2F2"/>
+        <w:spacing w:after="120"/>
+        <w:ind w:left="240"/>
+        <w:rPr>
+          <w:rFonts w:ascii="Consolas" w:hAnsi="Consolas"/>
+          <w:sz w:val="18"/>
+        </w:rPr>
+      </w:pPr>
+      <w:r>
+        <w:rPr>
+          <w:rFonts w:ascii="Consolas" w:hAnsi="Consolas"/>
+          <w:sz w:val="18"/>
+        </w:rPr>
+        <w:tab/>
+        <w:t xml:space="preserve">  ,0 as [Product Type]</w:t>
+      </w:r>
+    </w:p>
+    <w:p>
+      <w:pPr>
+        <w:shd w:val="clear" w:color="000000" w:fill="F2F2F2"/>
+        <w:spacing w:after="120"/>
+        <w:ind w:left="240"/>
+        <w:rPr>
+          <w:rFonts w:ascii="Consolas" w:hAnsi="Consolas"/>
+          <w:sz w:val="18"/>
+        </w:rPr>
+      </w:pPr>
+      <w:r>
+        <w:rPr>
+          <w:rFonts w:ascii="Consolas" w:hAnsi="Consolas"/>
+          <w:sz w:val="18"/>
+        </w:rPr>
+        <w:tab/>
+        <w:t xml:space="preserve">  ,'' as [Product No_]</w:t>
+      </w:r>
+    </w:p>
+    <w:p>
+      <w:pPr>
+        <w:shd w:val="clear" w:color="000000" w:fill="F2F2F2"/>
+        <w:spacing w:after="120"/>
+        <w:ind w:left="240"/>
+        <w:rPr>
+          <w:rFonts w:ascii="Consolas" w:hAnsi="Consolas"/>
+          <w:sz w:val="18"/>
+        </w:rPr>
+      </w:pPr>
+      <w:r>
+        <w:rPr>
+          <w:rFonts w:ascii="Consolas" w:hAnsi="Consolas"/>
+          <w:sz w:val="18"/>
+        </w:rPr>
+        <w:tab/>
+        <w:t xml:space="preserve">  ,'' as [Description]</w:t>
+      </w:r>
+    </w:p>
+    <w:p>
+      <w:pPr>
+        <w:shd w:val="clear" w:color="000000" w:fill="F2F2F2"/>
+        <w:spacing w:after="120"/>
+        <w:ind w:left="240"/>
+        <w:rPr>
+          <w:rFonts w:ascii="Consolas" w:hAnsi="Consolas"/>
+          <w:sz w:val="18"/>
+        </w:rPr>
+      </w:pPr>
+      <w:r>
+        <w:rPr>
+          <w:rFonts w:ascii="Consolas" w:hAnsi="Consolas"/>
+          <w:sz w:val="18"/>
+        </w:rPr>
+        <w:tab/>
+        <w:t xml:space="preserve">  ,CBLE.[Currency Code]</w:t>
+      </w:r>
+    </w:p>
+    <w:p>
+      <w:pPr>
+        <w:shd w:val="clear" w:color="000000" w:fill="F2F2F2"/>
+        <w:spacing w:after="120"/>
+        <w:ind w:left="240"/>
+        <w:rPr>
+          <w:rFonts w:ascii="Consolas" w:hAnsi="Consolas"/>
+          <w:sz w:val="18"/>
+        </w:rPr>
+      </w:pPr>
+      <w:r>
+        <w:rPr>
+          <w:rFonts w:ascii="Consolas" w:hAnsi="Consolas"/>
+          <w:sz w:val="18"/>
+        </w:rPr>
+        <w:tab/>
+        <w:t xml:space="preserve">  ,CBLE.[Currency Factor]</w:t>
+      </w:r>
+    </w:p>
+    <w:p>
+      <w:pPr>
+        <w:shd w:val="clear" w:color="000000" w:fill="F2F2F2"/>
+        <w:spacing w:after="120"/>
+        <w:ind w:left="240"/>
+        <w:rPr>
+          <w:rFonts w:ascii="Consolas" w:hAnsi="Consolas"/>
+          <w:sz w:val="18"/>
+        </w:rPr>
+      </w:pPr>
+      <w:r>
+        <w:rPr>
+          <w:rFonts w:ascii="Consolas" w:hAnsi="Consolas"/>
+          <w:sz w:val="18"/>
+        </w:rPr>
+        <w:tab/>
+        <w:t xml:space="preserve">  ,0 as [Amount]</w:t>
+      </w:r>
+    </w:p>
+    <w:p>
+      <w:pPr>
+        <w:shd w:val="clear" w:color="000000" w:fill="F2F2F2"/>
+        <w:spacing w:after="120"/>
+        <w:ind w:left="240"/>
+        <w:rPr>
+          <w:rFonts w:ascii="Consolas" w:hAnsi="Consolas"/>
+          <w:sz w:val="18"/>
+        </w:rPr>
+      </w:pPr>
+      <w:r>
+        <w:rPr>
+          <w:rFonts w:ascii="Consolas" w:hAnsi="Consolas"/>
+          <w:sz w:val="18"/>
+        </w:rPr>
+        <w:tab/>
+        <w:t xml:space="preserve">  ,0 as [Amount (LYC)]</w:t>
+      </w:r>
+    </w:p>
+    <w:p>
+      <w:pPr>
+        <w:shd w:val="clear" w:color="000000" w:fill="F2F2F2"/>
+        <w:spacing w:after="120"/>
+        <w:ind w:left="240"/>
+        <w:rPr>
+          <w:rFonts w:ascii="Consolas" w:hAnsi="Consolas"/>
+          <w:sz w:val="18"/>
+        </w:rPr>
+      </w:pPr>
+      <w:r>
+        <w:rPr>
+          <w:rFonts w:ascii="Consolas" w:hAnsi="Consolas"/>
+          <w:sz w:val="18"/>
+        </w:rPr>
+        <w:lastRenderedPageBreak/>
+        <w:tab/>
+        <w:t xml:space="preserve">  ,0 as [Dimension Set ID]</w:t>
+      </w:r>
+    </w:p>
+    <w:p>
+      <w:pPr>
+        <w:shd w:val="clear" w:color="000000" w:fill="F2F2F2"/>
+        <w:spacing w:after="120"/>
+        <w:ind w:left="240"/>
+        <w:rPr>
+          <w:rFonts w:ascii="Consolas" w:hAnsi="Consolas"/>
+          <w:sz w:val="18"/>
+        </w:rPr>
+      </w:pPr>
+      <w:r>
+        <w:rPr>
+          <w:rFonts w:ascii="Consolas" w:hAnsi="Consolas"/>
+          <w:sz w:val="18"/>
+        </w:rPr>
+        <w:t xml:space="preserve">      ,'' as [Shortcut Dimension 1 Code]</w:t>
+      </w:r>
+    </w:p>
+    <w:p>
+      <w:pPr>
+        <w:shd w:val="clear" w:color="000000" w:fill="F2F2F2"/>
+        <w:spacing w:after="120"/>
+        <w:ind w:left="240"/>
+        <w:rPr>
+          <w:rFonts w:ascii="Consolas" w:hAnsi="Consolas"/>
+          <w:sz w:val="18"/>
+        </w:rPr>
+      </w:pPr>
+      <w:r>
+        <w:rPr>
+          <w:rFonts w:ascii="Consolas" w:hAnsi="Consolas"/>
+          <w:sz w:val="18"/>
+        </w:rPr>
+        <w:t xml:space="preserve">      ,''as [Shortcut Dimension 2 Code]</w:t>
+      </w:r>
+    </w:p>
+    <w:p>
+      <w:pPr>
+        <w:shd w:val="clear" w:color="000000" w:fill="F2F2F2"/>
+        <w:spacing w:after="120"/>
+        <w:ind w:left="240"/>
+        <w:rPr>
+          <w:rFonts w:ascii="Consolas" w:hAnsi="Consolas"/>
+          <w:sz w:val="18"/>
+        </w:rPr>
+      </w:pPr>
+      <w:r>
+        <w:rPr>
+          <w:rFonts w:ascii="Consolas" w:hAnsi="Consolas"/>
+          <w:sz w:val="18"/>
+        </w:rPr>
+        <w:t xml:space="preserve">      ,'' as [Commission Period Code]</w:t>
+      </w:r>
+    </w:p>
+    <w:p>
+      <w:pPr>
+        <w:shd w:val="clear" w:color="000000" w:fill="F2F2F2"/>
+        <w:spacing w:after="120"/>
+        <w:ind w:left="240"/>
+        <w:rPr>
+          <w:rFonts w:ascii="Consolas" w:hAnsi="Consolas"/>
+          <w:sz w:val="18"/>
+        </w:rPr>
+      </w:pPr>
+      <w:r>
+        <w:rPr>
+          <w:rFonts w:ascii="Consolas" w:hAnsi="Consolas"/>
+          <w:sz w:val="18"/>
+        </w:rPr>
+        <w:t xml:space="preserve">      , 0 /*CLE.[Entry No_]*/ as [Applies-to Ledger Entry No_]</w:t>
+      </w:r>
+    </w:p>
+    <w:p>
+      <w:pPr>
+        <w:shd w:val="clear" w:color="000000" w:fill="F2F2F2"/>
+        <w:spacing w:after="120"/>
+        <w:ind w:left="240"/>
+        <w:rPr>
+          <w:rFonts w:ascii="Consolas" w:hAnsi="Consolas"/>
+          <w:sz w:val="18"/>
+        </w:rPr>
+      </w:pPr>
+      <w:r>
+        <w:rPr>
+          <w:rFonts w:ascii="Consolas" w:hAnsi="Consolas"/>
+          <w:sz w:val="18"/>
+        </w:rPr>
+        <w:t xml:space="preserve">      ,0 as [Applies-to Cust_ Ledger No_]</w:t>
+      </w:r>
+    </w:p>
+    <w:p>
+      <w:pPr>
+        <w:shd w:val="clear" w:color="000000" w:fill="F2F2F2"/>
+        <w:spacing w:after="120"/>
+        <w:ind w:left="240"/>
+        <w:rPr>
+          <w:rFonts w:ascii="Consolas" w:hAnsi="Consolas"/>
+          <w:sz w:val="18"/>
+        </w:rPr>
+      </w:pPr>
+      <w:r>
+        <w:rPr>
+          <w:rFonts w:ascii="Consolas" w:hAnsi="Consolas"/>
+          <w:sz w:val="18"/>
+        </w:rPr>
+        <w:tab/>
+        <w:t xml:space="preserve">  ,CBLE.[Base Amount (FCY)]--[Line Amount]</w:t>
+      </w:r>
+    </w:p>
+    <w:p>
+      <w:pPr>
+        <w:shd w:val="clear" w:color="000000" w:fill="F2F2F2"/>
+        <w:spacing w:after="120"/>
+        <w:ind w:left="240"/>
+        <w:rPr>
+          <w:rFonts w:ascii="Consolas" w:hAnsi="Consolas"/>
+          <w:sz w:val="18"/>
+        </w:rPr>
+      </w:pPr>
+      <w:r>
+        <w:rPr>
+          <w:rFonts w:ascii="Consolas" w:hAnsi="Consolas"/>
+          <w:sz w:val="18"/>
+        </w:rPr>
+        <w:tab/>
+        <w:t xml:space="preserve"> -- ,CBLE.[Line Amount (LCY)]</w:t>
+      </w:r>
+    </w:p>
+    <w:p>
+      <w:pPr>
+        <w:shd w:val="clear" w:color="000000" w:fill="F2F2F2"/>
+        <w:spacing w:after="120"/>
+        <w:ind w:left="240"/>
+        <w:rPr>
+          <w:rFonts w:ascii="Consolas" w:hAnsi="Consolas"/>
+          <w:sz w:val="18"/>
+        </w:rPr>
+      </w:pPr>
+      <w:r>
+        <w:rPr>
+          <w:rFonts w:ascii="Consolas" w:hAnsi="Consolas"/>
+          <w:sz w:val="18"/>
+        </w:rPr>
+        <w:tab/>
+        <w:t xml:space="preserve">  ,CBLE.[Base Amount (LCY)]</w:t>
+      </w:r>
+    </w:p>
+    <w:p>
+      <w:pPr>
+        <w:shd w:val="clear" w:color="000000" w:fill="F2F2F2"/>
+        <w:spacing w:after="120"/>
+        <w:ind w:left="240"/>
+        <w:rPr>
+          <w:rFonts w:ascii="Consolas" w:hAnsi="Consolas"/>
+          <w:sz w:val="18"/>
+        </w:rPr>
+      </w:pPr>
+      <w:r>
+        <w:rPr>
+          <w:rFonts w:ascii="Consolas" w:hAnsi="Consolas"/>
+          <w:sz w:val="18"/>
+        </w:rPr>
+        <w:tab/>
+        <w:t xml:space="preserve">  ,CBLE.[Value]</w:t>
+      </w:r>
+    </w:p>
+    <w:p>
+      <w:pPr>
+        <w:shd w:val="clear" w:color="000000" w:fill="F2F2F2"/>
+        <w:spacing w:after="120"/>
+        <w:ind w:left="240"/>
+        <w:rPr>
+          <w:rFonts w:ascii="Consolas" w:hAnsi="Consolas"/>
+          <w:sz w:val="18"/>
+        </w:rPr>
+      </w:pPr>
+      <w:r>
+        <w:rPr>
+          <w:rFonts w:ascii="Consolas" w:hAnsi="Consolas"/>
+          <w:sz w:val="18"/>
+        </w:rPr>
+        <w:t xml:space="preserve">      ,0 as [Commission _ (Amount)]</w:t>
+      </w:r>
+    </w:p>
+    <w:p>
+      <w:pPr>
+        <w:shd w:val="clear" w:color="000000" w:fill="F2F2F2"/>
+        <w:spacing w:after="120"/>
+        <w:ind w:left="240"/>
+        <w:rPr>
+          <w:rFonts w:ascii="Consolas" w:hAnsi="Consolas"/>
+          <w:sz w:val="18"/>
+        </w:rPr>
+      </w:pPr>
+      <w:r>
+        <w:rPr>
+          <w:rFonts w:ascii="Consolas" w:hAnsi="Consolas"/>
+          <w:sz w:val="18"/>
+        </w:rPr>
+        <w:t xml:space="preserve">      ,0 as [Commission Amount]</w:t>
+      </w:r>
+    </w:p>
+    <w:p>
+      <w:pPr>
+        <w:shd w:val="clear" w:color="000000" w:fill="F2F2F2"/>
+        <w:spacing w:after="120"/>
+        <w:ind w:left="240"/>
+        <w:rPr>
+          <w:rFonts w:ascii="Consolas" w:hAnsi="Consolas"/>
+          <w:sz w:val="18"/>
+        </w:rPr>
+      </w:pPr>
+      <w:r>
+        <w:rPr>
+          <w:rFonts w:ascii="Consolas" w:hAnsi="Consolas"/>
+          <w:sz w:val="18"/>
+        </w:rPr>
+        <w:t xml:space="preserve">      ,0 as [Total Commission Amount]</w:t>
+      </w:r>
+    </w:p>
+    <w:p>
+      <w:pPr>
+        <w:shd w:val="clear" w:color="000000" w:fill="F2F2F2"/>
+        <w:spacing w:after="120"/>
+        <w:ind w:left="240"/>
+        <w:rPr>
+          <w:rFonts w:ascii="Consolas" w:hAnsi="Consolas"/>
+          <w:sz w:val="18"/>
+        </w:rPr>
+      </w:pPr>
+      <w:r>
+        <w:rPr>
+          <w:rFonts w:ascii="Consolas" w:hAnsi="Consolas"/>
+          <w:sz w:val="18"/>
+        </w:rPr>
+        <w:tab/>
+        <w:t xml:space="preserve">  ,CBLE.[Sell-to_Buy-from No_]</w:t>
+      </w:r>
+    </w:p>
+    <w:p>
+      <w:pPr>
+        <w:shd w:val="clear" w:color="000000" w:fill="F2F2F2"/>
+        <w:spacing w:after="120"/>
+        <w:ind w:left="240"/>
+        <w:rPr>
+          <w:rFonts w:ascii="Consolas" w:hAnsi="Consolas"/>
+          <w:sz w:val="18"/>
+        </w:rPr>
+      </w:pPr>
+      <w:r>
+        <w:rPr>
+          <w:rFonts w:ascii="Consolas" w:hAnsi="Consolas"/>
+          <w:sz w:val="18"/>
+        </w:rPr>
+        <w:t xml:space="preserve">      ,CBLE.[Sell-to_Buy-from Name]</w:t>
+      </w:r>
+    </w:p>
+    <w:p>
+      <w:pPr>
+        <w:shd w:val="clear" w:color="000000" w:fill="F2F2F2"/>
+        <w:spacing w:after="120"/>
+        <w:ind w:left="240"/>
+        <w:rPr>
+          <w:rFonts w:ascii="Consolas" w:hAnsi="Consolas"/>
+          <w:sz w:val="18"/>
+        </w:rPr>
+      </w:pPr>
+      <w:r>
+        <w:rPr>
+          <w:rFonts w:ascii="Consolas" w:hAnsi="Consolas"/>
+          <w:sz w:val="18"/>
+        </w:rPr>
+        <w:t xml:space="preserve">      ,CBLE.[Bill-to_Pay-to No_]</w:t>
+      </w:r>
+    </w:p>
+    <w:p>
+      <w:pPr>
+        <w:shd w:val="clear" w:color="000000" w:fill="F2F2F2"/>
+        <w:spacing w:after="120"/>
+        <w:ind w:left="240"/>
+        <w:rPr>
+          <w:rFonts w:ascii="Consolas" w:hAnsi="Consolas"/>
+          <w:sz w:val="18"/>
+        </w:rPr>
+      </w:pPr>
+      <w:r>
+        <w:rPr>
+          <w:rFonts w:ascii="Consolas" w:hAnsi="Consolas"/>
+          <w:sz w:val="18"/>
+        </w:rPr>
+        <w:t xml:space="preserve">      ,CBLE.[Bill-to_Pay-to Name]</w:t>
+      </w:r>
+    </w:p>
+    <w:p>
+      <w:pPr>
+        <w:shd w:val="clear" w:color="000000" w:fill="F2F2F2"/>
+        <w:spacing w:after="120"/>
+        <w:ind w:left="240"/>
+        <w:rPr>
+          <w:rFonts w:ascii="Consolas" w:hAnsi="Consolas"/>
+          <w:sz w:val="18"/>
+        </w:rPr>
+      </w:pPr>
+      <w:r>
+        <w:rPr>
+          <w:rFonts w:ascii="Consolas" w:hAnsi="Consolas"/>
+          <w:sz w:val="18"/>
+        </w:rPr>
+        <w:tab/>
+        <w:t xml:space="preserve">  ,CBLE.[Settled Amount (LCY)]</w:t>
+      </w:r>
+    </w:p>
+    <w:p>
+      <w:pPr>
+        <w:shd w:val="clear" w:color="000000" w:fill="F2F2F2"/>
+        <w:spacing w:after="120"/>
+        <w:ind w:left="240"/>
+        <w:rPr>
+          <w:rFonts w:ascii="Consolas" w:hAnsi="Consolas"/>
+          <w:sz w:val="18"/>
+        </w:rPr>
+      </w:pPr>
+      <w:r>
+        <w:rPr>
+          <w:rFonts w:ascii="Consolas" w:hAnsi="Consolas"/>
+          <w:sz w:val="18"/>
+        </w:rPr>
+        <w:tab/>
+        <w:t xml:space="preserve">  , (SELECT SUM([Amount]) FROM  [&lt;LINKED_SERVER&gt;].[&lt;DB_ORIGINE&gt;].[dbo].[C_B Settlement Entry] CBSE with(nolock) WHERE CBSE.[Applies-to Entry] = CBLE.[Entry No_]) as [Amount on Settl_ Entries (LCY)]</w:t>
+      </w:r>
+    </w:p>
+    <w:p>
+      <w:pPr>
+        <w:shd w:val="clear" w:color="000000" w:fill="F2F2F2"/>
+        <w:spacing w:after="120"/>
+        <w:ind w:left="240"/>
+        <w:rPr>
+          <w:rFonts w:ascii="Consolas" w:hAnsi="Consolas"/>
+          <w:sz w:val="18"/>
+        </w:rPr>
+      </w:pPr>
+    </w:p>
+    <w:p>
+      <w:pPr>
+        <w:shd w:val="clear" w:color="000000" w:fill="F2F2F2"/>
+        <w:spacing w:after="120"/>
+        <w:ind w:left="240"/>
+        <w:rPr>
+          <w:rFonts w:ascii="Consolas" w:hAnsi="Consolas"/>
+          <w:sz w:val="18"/>
+        </w:rPr>
+      </w:pPr>
+      <w:r>
+        <w:rPr>
+          <w:rFonts w:ascii="Consolas" w:hAnsi="Consolas"/>
+          <w:sz w:val="18"/>
+        </w:rPr>
+        <w:tab/>
+        <w:t xml:space="preserve">    FROM [&lt;LINKED_SERVER&gt;].[&lt;DB_ORIGINE&gt;].[dbo].[&lt;SOCIETA&gt;$C&amp;B Ledger Entry] CBLE with(nolock)</w:t>
+      </w:r>
+    </w:p>
+    <w:p>
+      <w:pPr>
+        <w:shd w:val="clear" w:color="000000" w:fill="F2F2F2"/>
+        <w:spacing w:after="120"/>
+        <w:ind w:left="240"/>
+        <w:rPr>
+          <w:rFonts w:ascii="Consolas" w:hAnsi="Consolas"/>
+          <w:sz w:val="18"/>
+        </w:rPr>
+      </w:pPr>
+      <w:r>
+        <w:rPr>
+          <w:rFonts w:ascii="Consolas" w:hAnsi="Consolas"/>
+          <w:sz w:val="18"/>
+        </w:rPr>
+        <w:tab/>
+      </w:r>
+      <w:r>
+        <w:rPr>
+          <w:rFonts w:ascii="Consolas" w:hAnsi="Consolas"/>
+          <w:sz w:val="18"/>
+        </w:rPr>
+        <w:tab/>
+        <w:t>--LEFT OUTER JOIN &lt;DB_DEST&gt;.dbo.[&lt;SOCIETA&gt;$Cust_ Ledger Entry$437dbf0e-84ff-417a-965d-ed2bb9650972] CLE with(nolock) ON CLE.[Document No_] = CBLE.[Document No_]  AND CLE.[Posting Date] = CBLE.[Posting Date] AND CLE.[Document Type] = (CBLE.[Document Type] + 1)</w:t>
+      </w:r>
+    </w:p>
+    <w:p>
+      <w:pPr>
+        <w:shd w:val="clear" w:color="000000" w:fill="F2F2F2"/>
+        <w:spacing w:after="120"/>
+        <w:ind w:left="240"/>
+        <w:rPr>
+          <w:rFonts w:ascii="Consolas" w:hAnsi="Consolas"/>
+          <w:sz w:val="18"/>
+        </w:rPr>
+      </w:pPr>
+      <w:r>
+        <w:rPr>
+          <w:rFonts w:ascii="Consolas" w:hAnsi="Consolas"/>
+          <w:sz w:val="18"/>
+        </w:rPr>
+        <w:tab/>
+      </w:r>
+      <w:r>
+        <w:rPr>
+          <w:rFonts w:ascii="Consolas" w:hAnsi="Consolas"/>
+          <w:sz w:val="18"/>
+        </w:rPr>
+        <w:tab/>
+        <w:t xml:space="preserve">  WHERE CBLE.[Document Type] in('1','2')  AND CBLE.[Posting Date] &lt;= '2025-05-20 23:59:59.000' --AND CBLE.[Salesperson_Purchaser Code] in('086', '546')</w:t>
+      </w:r>
+    </w:p>
+    <w:p>
+      <w:pPr>
+        <w:shd w:val="clear" w:color="000000" w:fill="F2F2F2"/>
+        <w:spacing w:after="120"/>
+        <w:ind w:left="240"/>
+        <w:rPr>
+          <w:rFonts w:ascii="Consolas" w:hAnsi="Consolas"/>
+          <w:sz w:val="18"/>
+        </w:rPr>
+      </w:pPr>
+      <w:r>
+        <w:rPr>
+          <w:rFonts w:ascii="Consolas" w:hAnsi="Consolas"/>
+          <w:sz w:val="18"/>
+        </w:rPr>
+        <w:tab/>
+      </w:r>
+      <w:r>
+        <w:rPr>
+          <w:rFonts w:ascii="Consolas" w:hAnsi="Consolas"/>
+          <w:sz w:val="18"/>
+        </w:rPr>
+        <w:tab/>
+        <w:t xml:space="preserve">  AND CBLE.Value &lt;&gt; 0 </w:t>
+      </w:r>
+    </w:p>
+    <w:p>
+      <w:pPr>
+        <w:shd w:val="clear" w:color="000000" w:fill="F2F2F2"/>
+        <w:spacing w:after="120"/>
+        <w:ind w:left="240"/>
+        <w:rPr>
+          <w:rFonts w:ascii="Consolas" w:hAnsi="Consolas"/>
+          <w:sz w:val="18"/>
+        </w:rPr>
+      </w:pPr>
+      <w:r>
+        <w:rPr>
+          <w:rFonts w:ascii="Consolas" w:hAnsi="Consolas"/>
+          <w:sz w:val="18"/>
+        </w:rPr>
+        <w:tab/>
+      </w:r>
+      <w:r>
+        <w:rPr>
+          <w:rFonts w:ascii="Consolas" w:hAnsi="Consolas"/>
+          <w:sz w:val="18"/>
+        </w:rPr>
+        <w:tab/>
+        <w:t xml:space="preserve">  ) A</w:t>
+      </w:r>
+    </w:p>
+    <w:p>
+      <w:pPr>
+        <w:shd w:val="clear" w:color="000000" w:fill="F2F2F2"/>
+        <w:spacing w:after="120"/>
+        <w:ind w:left="240"/>
+        <w:rPr>
+          <w:rFonts w:ascii="Consolas" w:hAnsi="Consolas"/>
+          <w:sz w:val="18"/>
+        </w:rPr>
+      </w:pPr>
+      <w:r>
+        <w:rPr>
+          <w:rFonts w:ascii="Consolas" w:hAnsi="Consolas"/>
+          <w:sz w:val="18"/>
+        </w:rPr>
+        <w:tab/>
+      </w:r>
+      <w:r>
+        <w:rPr>
+          <w:rFonts w:ascii="Consolas" w:hAnsi="Consolas"/>
+          <w:sz w:val="18"/>
+        </w:rPr>
+        <w:tab/>
+        <w:t xml:space="preserve">  GROUP BY</w:t>
+      </w:r>
+    </w:p>
+    <w:p>
+      <w:pPr>
+        <w:shd w:val="clear" w:color="000000" w:fill="F2F2F2"/>
+        <w:spacing w:after="120"/>
+        <w:ind w:left="240"/>
+        <w:rPr>
+          <w:rFonts w:ascii="Consolas" w:hAnsi="Consolas"/>
+          <w:sz w:val="18"/>
+        </w:rPr>
+      </w:pPr>
+      <w:r>
+        <w:rPr>
+          <w:rFonts w:ascii="Consolas" w:hAnsi="Consolas"/>
+          <w:sz w:val="18"/>
+        </w:rPr>
+        <w:tab/>
+      </w:r>
+      <w:r>
+        <w:rPr>
+          <w:rFonts w:ascii="Consolas" w:hAnsi="Consolas"/>
+          <w:sz w:val="18"/>
+        </w:rPr>
+        <w:tab/>
+        <w:t xml:space="preserve">   [Journal Template Name]</w:t>
+      </w:r>
+    </w:p>
+    <w:p>
+      <w:pPr>
+        <w:shd w:val="clear" w:color="000000" w:fill="F2F2F2"/>
+        <w:spacing w:after="120"/>
+        <w:ind w:left="240"/>
+        <w:rPr>
+          <w:rFonts w:ascii="Consolas" w:hAnsi="Consolas"/>
+          <w:sz w:val="18"/>
+        </w:rPr>
+      </w:pPr>
+      <w:r>
+        <w:rPr>
+          <w:rFonts w:ascii="Consolas" w:hAnsi="Consolas"/>
+          <w:sz w:val="18"/>
+        </w:rPr>
+        <w:tab/>
+        <w:t xml:space="preserve"> -- , [Journal Batch Name] --CASE WHEN [Settled Amount (LCY)] = 0 THEN 'DALIQUIDAR' ELSE 'LIQUIDATE' END </w:t>
+      </w:r>
+    </w:p>
+    <w:p>
+      <w:pPr>
+        <w:shd w:val="clear" w:color="000000" w:fill="F2F2F2"/>
+        <w:spacing w:after="120"/>
+        <w:ind w:left="240"/>
+        <w:rPr>
+          <w:rFonts w:ascii="Consolas" w:hAnsi="Consolas"/>
+          <w:sz w:val="18"/>
+        </w:rPr>
+      </w:pPr>
+      <w:r>
+        <w:rPr>
+          <w:rFonts w:ascii="Consolas" w:hAnsi="Consolas"/>
+          <w:sz w:val="18"/>
+        </w:rPr>
+        <w:tab/>
+        <w:t xml:space="preserve">  ,[Type]</w:t>
+      </w:r>
+    </w:p>
+    <w:p>
+      <w:pPr>
+        <w:shd w:val="clear" w:color="000000" w:fill="F2F2F2"/>
+        <w:spacing w:after="120"/>
+        <w:ind w:left="240"/>
+        <w:rPr>
+          <w:rFonts w:ascii="Consolas" w:hAnsi="Consolas"/>
+          <w:sz w:val="18"/>
+        </w:rPr>
+      </w:pPr>
+      <w:r>
+        <w:rPr>
+          <w:rFonts w:ascii="Consolas" w:hAnsi="Consolas"/>
+          <w:sz w:val="18"/>
+        </w:rPr>
+        <w:tab/>
+        <w:t xml:space="preserve">  ,[Posting Date]</w:t>
+      </w:r>
+    </w:p>
+    <w:p>
+      <w:pPr>
+        <w:shd w:val="clear" w:color="000000" w:fill="F2F2F2"/>
+        <w:spacing w:after="120"/>
+        <w:ind w:left="240"/>
+        <w:rPr>
+          <w:rFonts w:ascii="Consolas" w:hAnsi="Consolas"/>
+          <w:sz w:val="18"/>
+        </w:rPr>
+      </w:pPr>
+      <w:r>
+        <w:rPr>
+          <w:rFonts w:ascii="Consolas" w:hAnsi="Consolas"/>
+          <w:sz w:val="18"/>
+        </w:rPr>
+        <w:tab/>
+        <w:t xml:space="preserve">  ,[Posting Date]</w:t>
+      </w:r>
+    </w:p>
+    <w:p>
+      <w:pPr>
+        <w:shd w:val="clear" w:color="000000" w:fill="F2F2F2"/>
+        <w:spacing w:after="120"/>
+        <w:ind w:left="240"/>
+        <w:rPr>
+          <w:rFonts w:ascii="Consolas" w:hAnsi="Consolas"/>
+          <w:sz w:val="18"/>
+        </w:rPr>
+      </w:pPr>
+      <w:r>
+        <w:rPr>
+          <w:rFonts w:ascii="Consolas" w:hAnsi="Consolas"/>
+          <w:sz w:val="18"/>
+        </w:rPr>
+        <w:tab/>
+        <w:t xml:space="preserve">  ,[Document Type]</w:t>
+      </w:r>
+    </w:p>
+    <w:p>
+      <w:pPr>
+        <w:shd w:val="clear" w:color="000000" w:fill="F2F2F2"/>
+        <w:spacing w:after="120"/>
+        <w:ind w:left="240"/>
+        <w:rPr>
+          <w:rFonts w:ascii="Consolas" w:hAnsi="Consolas"/>
+          <w:sz w:val="18"/>
+        </w:rPr>
+      </w:pPr>
+      <w:r>
+        <w:rPr>
+          <w:rFonts w:ascii="Consolas" w:hAnsi="Consolas"/>
+          <w:sz w:val="18"/>
+        </w:rPr>
+        <w:t xml:space="preserve">      ,[Document No_]</w:t>
+      </w:r>
+    </w:p>
+    <w:p>
+      <w:pPr>
+        <w:shd w:val="clear" w:color="000000" w:fill="F2F2F2"/>
+        <w:spacing w:after="120"/>
+        <w:ind w:left="240"/>
+        <w:rPr>
+          <w:rFonts w:ascii="Consolas" w:hAnsi="Consolas"/>
+          <w:sz w:val="18"/>
+        </w:rPr>
+      </w:pPr>
+      <w:r>
+        <w:rPr>
+          <w:rFonts w:ascii="Consolas" w:hAnsi="Consolas"/>
+          <w:sz w:val="18"/>
+        </w:rPr>
+        <w:tab/>
+        <w:t xml:space="preserve">  ,[Source Code]</w:t>
+      </w:r>
+    </w:p>
+    <w:p>
+      <w:pPr>
+        <w:shd w:val="clear" w:color="000000" w:fill="F2F2F2"/>
+        <w:spacing w:after="120"/>
+        <w:ind w:left="240"/>
+        <w:rPr>
+          <w:rFonts w:ascii="Consolas" w:hAnsi="Consolas"/>
+          <w:sz w:val="18"/>
+        </w:rPr>
+      </w:pPr>
+      <w:r>
+        <w:rPr>
+          <w:rFonts w:ascii="Consolas" w:hAnsi="Consolas"/>
+          <w:sz w:val="18"/>
+        </w:rPr>
+        <w:lastRenderedPageBreak/>
+        <w:tab/>
+        <w:t xml:space="preserve">  ,[Reason Code]</w:t>
+      </w:r>
+    </w:p>
+    <w:p>
+      <w:pPr>
+        <w:shd w:val="clear" w:color="000000" w:fill="F2F2F2"/>
+        <w:spacing w:after="120"/>
+        <w:ind w:left="240"/>
+        <w:rPr>
+          <w:rFonts w:ascii="Consolas" w:hAnsi="Consolas"/>
+          <w:sz w:val="18"/>
+        </w:rPr>
+      </w:pPr>
+      <w:r>
+        <w:rPr>
+          <w:rFonts w:ascii="Consolas" w:hAnsi="Consolas"/>
+          <w:sz w:val="18"/>
+        </w:rPr>
+        <w:tab/>
+        <w:t xml:space="preserve">  ,[Salesperson_Purchaser Code]</w:t>
+      </w:r>
+    </w:p>
+    <w:p>
+      <w:pPr>
+        <w:shd w:val="clear" w:color="000000" w:fill="F2F2F2"/>
+        <w:spacing w:after="120"/>
+        <w:ind w:left="240"/>
+        <w:rPr>
+          <w:rFonts w:ascii="Consolas" w:hAnsi="Consolas"/>
+          <w:sz w:val="18"/>
+        </w:rPr>
+      </w:pPr>
+      <w:r>
+        <w:rPr>
+          <w:rFonts w:ascii="Consolas" w:hAnsi="Consolas"/>
+          <w:sz w:val="18"/>
+        </w:rPr>
+        <w:t xml:space="preserve">      ,[Salesperson_Purchaser Role]</w:t>
+      </w:r>
+    </w:p>
+    <w:p>
+      <w:pPr>
+        <w:shd w:val="clear" w:color="000000" w:fill="F2F2F2"/>
+        <w:spacing w:after="120"/>
+        <w:ind w:left="240"/>
+        <w:rPr>
+          <w:rFonts w:ascii="Consolas" w:hAnsi="Consolas"/>
+          <w:sz w:val="18"/>
+        </w:rPr>
+      </w:pPr>
+      <w:r>
+        <w:rPr>
+          <w:rFonts w:ascii="Consolas" w:hAnsi="Consolas"/>
+          <w:sz w:val="18"/>
+        </w:rPr>
+        <w:tab/>
+        <w:t xml:space="preserve">  , [Product Type]</w:t>
+      </w:r>
+    </w:p>
+    <w:p>
+      <w:pPr>
+        <w:shd w:val="clear" w:color="000000" w:fill="F2F2F2"/>
+        <w:spacing w:after="120"/>
+        <w:ind w:left="240"/>
+        <w:rPr>
+          <w:rFonts w:ascii="Consolas" w:hAnsi="Consolas"/>
+          <w:sz w:val="18"/>
+        </w:rPr>
+      </w:pPr>
+      <w:r>
+        <w:rPr>
+          <w:rFonts w:ascii="Consolas" w:hAnsi="Consolas"/>
+          <w:sz w:val="18"/>
+        </w:rPr>
+        <w:tab/>
+        <w:t xml:space="preserve">  , [Product No_]</w:t>
+      </w:r>
+    </w:p>
+    <w:p>
+      <w:pPr>
+        <w:shd w:val="clear" w:color="000000" w:fill="F2F2F2"/>
+        <w:spacing w:after="120"/>
+        <w:ind w:left="240"/>
+        <w:rPr>
+          <w:rFonts w:ascii="Consolas" w:hAnsi="Consolas"/>
+          <w:sz w:val="18"/>
+        </w:rPr>
+      </w:pPr>
+      <w:r>
+        <w:rPr>
+          <w:rFonts w:ascii="Consolas" w:hAnsi="Consolas"/>
+          <w:sz w:val="18"/>
+        </w:rPr>
+        <w:tab/>
+        <w:t xml:space="preserve">  ,[Description]</w:t>
+      </w:r>
+    </w:p>
+    <w:p>
+      <w:pPr>
+        <w:shd w:val="clear" w:color="000000" w:fill="F2F2F2"/>
+        <w:spacing w:after="120"/>
+        <w:ind w:left="240"/>
+        <w:rPr>
+          <w:rFonts w:ascii="Consolas" w:hAnsi="Consolas"/>
+          <w:sz w:val="18"/>
+        </w:rPr>
+      </w:pPr>
+      <w:r>
+        <w:rPr>
+          <w:rFonts w:ascii="Consolas" w:hAnsi="Consolas"/>
+          <w:sz w:val="18"/>
+        </w:rPr>
+        <w:tab/>
+        <w:t xml:space="preserve">  ,[Currency Code]</w:t>
+      </w:r>
+    </w:p>
+    <w:p>
+      <w:pPr>
+        <w:shd w:val="clear" w:color="000000" w:fill="F2F2F2"/>
+        <w:spacing w:after="120"/>
+        <w:ind w:left="240"/>
+        <w:rPr>
+          <w:rFonts w:ascii="Consolas" w:hAnsi="Consolas"/>
+          <w:sz w:val="18"/>
+        </w:rPr>
+      </w:pPr>
+      <w:r>
+        <w:rPr>
+          <w:rFonts w:ascii="Consolas" w:hAnsi="Consolas"/>
+          <w:sz w:val="18"/>
+        </w:rPr>
+        <w:tab/>
+        <w:t xml:space="preserve">  ,[Currency Factor]</w:t>
+      </w:r>
+    </w:p>
+    <w:p>
+      <w:pPr>
+        <w:shd w:val="clear" w:color="000000" w:fill="F2F2F2"/>
+        <w:spacing w:after="120"/>
+        <w:ind w:left="240"/>
+        <w:rPr>
+          <w:rFonts w:ascii="Consolas" w:hAnsi="Consolas"/>
+          <w:sz w:val="18"/>
+        </w:rPr>
+      </w:pPr>
+      <w:r>
+        <w:rPr>
+          <w:rFonts w:ascii="Consolas" w:hAnsi="Consolas"/>
+          <w:sz w:val="18"/>
+        </w:rPr>
+        <w:tab/>
+        <w:t xml:space="preserve">  , [Amount]</w:t>
+      </w:r>
+    </w:p>
+    <w:p>
+      <w:pPr>
+        <w:shd w:val="clear" w:color="000000" w:fill="F2F2F2"/>
+        <w:spacing w:after="120"/>
+        <w:ind w:left="240"/>
+        <w:rPr>
+          <w:rFonts w:ascii="Consolas" w:hAnsi="Consolas"/>
+          <w:sz w:val="18"/>
+        </w:rPr>
+      </w:pPr>
+      <w:r>
+        <w:rPr>
+          <w:rFonts w:ascii="Consolas" w:hAnsi="Consolas"/>
+          <w:sz w:val="18"/>
+        </w:rPr>
+        <w:tab/>
+        <w:t xml:space="preserve">  ,[Amount (LYC)]</w:t>
+      </w:r>
+    </w:p>
+    <w:p>
+      <w:pPr>
+        <w:shd w:val="clear" w:color="000000" w:fill="F2F2F2"/>
+        <w:spacing w:after="120"/>
+        <w:ind w:left="240"/>
+        <w:rPr>
+          <w:rFonts w:ascii="Consolas" w:hAnsi="Consolas"/>
+          <w:sz w:val="18"/>
+        </w:rPr>
+      </w:pPr>
+      <w:r>
+        <w:rPr>
+          <w:rFonts w:ascii="Consolas" w:hAnsi="Consolas"/>
+          <w:sz w:val="18"/>
+        </w:rPr>
+        <w:tab/>
+        <w:t xml:space="preserve">   , [Dimension Set ID]</w:t>
+      </w:r>
+    </w:p>
+    <w:p>
+      <w:pPr>
+        <w:shd w:val="clear" w:color="000000" w:fill="F2F2F2"/>
+        <w:spacing w:after="120"/>
+        <w:ind w:left="240"/>
+        <w:rPr>
+          <w:rFonts w:ascii="Consolas" w:hAnsi="Consolas"/>
+          <w:sz w:val="18"/>
+        </w:rPr>
+      </w:pPr>
+      <w:r>
+        <w:rPr>
+          <w:rFonts w:ascii="Consolas" w:hAnsi="Consolas"/>
+          <w:sz w:val="18"/>
+        </w:rPr>
+        <w:t xml:space="preserve">      ,[Shortcut Dimension 1 Code]</w:t>
+      </w:r>
+    </w:p>
+    <w:p>
+      <w:pPr>
+        <w:shd w:val="clear" w:color="000000" w:fill="F2F2F2"/>
+        <w:spacing w:after="120"/>
+        <w:ind w:left="240"/>
+        <w:rPr>
+          <w:rFonts w:ascii="Consolas" w:hAnsi="Consolas"/>
+          <w:sz w:val="18"/>
+        </w:rPr>
+      </w:pPr>
+      <w:r>
+        <w:rPr>
+          <w:rFonts w:ascii="Consolas" w:hAnsi="Consolas"/>
+          <w:sz w:val="18"/>
+        </w:rPr>
+        <w:t xml:space="preserve">      ,[Shortcut Dimension 2 Code]</w:t>
+      </w:r>
+    </w:p>
+    <w:p>
+      <w:pPr>
+        <w:shd w:val="clear" w:color="000000" w:fill="F2F2F2"/>
+        <w:spacing w:after="120"/>
+        <w:ind w:left="240"/>
+        <w:rPr>
+          <w:rFonts w:ascii="Consolas" w:hAnsi="Consolas"/>
+          <w:sz w:val="18"/>
+        </w:rPr>
+      </w:pPr>
+      <w:r>
+        <w:rPr>
+          <w:rFonts w:ascii="Consolas" w:hAnsi="Consolas"/>
+          <w:sz w:val="18"/>
+        </w:rPr>
+        <w:t xml:space="preserve">      , [Commission Period Code]</w:t>
+      </w:r>
+    </w:p>
+    <w:p>
+      <w:pPr>
+        <w:shd w:val="clear" w:color="000000" w:fill="F2F2F2"/>
+        <w:spacing w:after="120"/>
+        <w:ind w:left="240"/>
+        <w:rPr>
+          <w:rFonts w:ascii="Consolas" w:hAnsi="Consolas"/>
+          <w:sz w:val="18"/>
+        </w:rPr>
+      </w:pPr>
+      <w:r>
+        <w:rPr>
+          <w:rFonts w:ascii="Consolas" w:hAnsi="Consolas"/>
+          <w:sz w:val="18"/>
+        </w:rPr>
+        <w:t xml:space="preserve">      , [Applies-to Ledger Entry No_]</w:t>
+      </w:r>
+    </w:p>
+    <w:p>
+      <w:pPr>
+        <w:shd w:val="clear" w:color="000000" w:fill="F2F2F2"/>
+        <w:spacing w:after="120"/>
+        <w:ind w:left="240"/>
+        <w:rPr>
+          <w:rFonts w:ascii="Consolas" w:hAnsi="Consolas"/>
+          <w:sz w:val="18"/>
+        </w:rPr>
+      </w:pPr>
+      <w:r>
+        <w:rPr>
+          <w:rFonts w:ascii="Consolas" w:hAnsi="Consolas"/>
+          <w:sz w:val="18"/>
+        </w:rPr>
+        <w:t xml:space="preserve">      , [Applies-to Cust_ Ledger No_]</w:t>
+      </w:r>
+    </w:p>
+    <w:p>
+      <w:pPr>
+        <w:shd w:val="clear" w:color="000000" w:fill="F2F2F2"/>
+        <w:spacing w:after="120"/>
+        <w:ind w:left="240"/>
+        <w:rPr>
+          <w:rFonts w:ascii="Consolas" w:hAnsi="Consolas"/>
+          <w:sz w:val="18"/>
+        </w:rPr>
+      </w:pPr>
+      <w:r>
+        <w:rPr>
+          <w:rFonts w:ascii="Consolas" w:hAnsi="Consolas"/>
+          <w:sz w:val="18"/>
+        </w:rPr>
+        <w:tab/>
+        <w:t xml:space="preserve">  ,[Value]</w:t>
+      </w:r>
+    </w:p>
+    <w:p>
+      <w:pPr>
+        <w:shd w:val="clear" w:color="000000" w:fill="F2F2F2"/>
+        <w:spacing w:after="120"/>
+        <w:ind w:left="240"/>
+        <w:rPr>
+          <w:rFonts w:ascii="Consolas" w:hAnsi="Consolas"/>
+          <w:sz w:val="18"/>
+        </w:rPr>
+      </w:pPr>
+      <w:r>
+        <w:rPr>
+          <w:rFonts w:ascii="Consolas" w:hAnsi="Consolas"/>
+          <w:sz w:val="18"/>
+        </w:rPr>
+        <w:t xml:space="preserve">      , [Commission _ (Amount)]</w:t>
+      </w:r>
+    </w:p>
+    <w:p>
+      <w:pPr>
+        <w:shd w:val="clear" w:color="000000" w:fill="F2F2F2"/>
+        <w:spacing w:after="120"/>
+        <w:ind w:left="240"/>
+        <w:rPr>
+          <w:rFonts w:ascii="Consolas" w:hAnsi="Consolas"/>
+          <w:sz w:val="18"/>
+        </w:rPr>
+      </w:pPr>
+      <w:r>
+        <w:rPr>
+          <w:rFonts w:ascii="Consolas" w:hAnsi="Consolas"/>
+          <w:sz w:val="18"/>
+        </w:rPr>
+        <w:t xml:space="preserve">      , [Commission Amount]</w:t>
+      </w:r>
+    </w:p>
+    <w:p>
+      <w:pPr>
+        <w:shd w:val="clear" w:color="000000" w:fill="F2F2F2"/>
+        <w:spacing w:after="120"/>
+        <w:ind w:left="240"/>
+        <w:rPr>
+          <w:rFonts w:ascii="Consolas" w:hAnsi="Consolas"/>
+          <w:sz w:val="18"/>
+        </w:rPr>
+      </w:pPr>
+      <w:r>
+        <w:rPr>
+          <w:rFonts w:ascii="Consolas" w:hAnsi="Consolas"/>
+          <w:sz w:val="18"/>
+        </w:rPr>
+        <w:t xml:space="preserve">      , [Total Commission Amount]</w:t>
+      </w:r>
+    </w:p>
+    <w:p>
+      <w:pPr>
+        <w:shd w:val="clear" w:color="000000" w:fill="F2F2F2"/>
+        <w:spacing w:after="120"/>
+        <w:ind w:left="240"/>
+        <w:rPr>
+          <w:rFonts w:ascii="Consolas" w:hAnsi="Consolas"/>
+          <w:sz w:val="18"/>
+        </w:rPr>
+      </w:pPr>
+      <w:r>
+        <w:rPr>
+          <w:rFonts w:ascii="Consolas" w:hAnsi="Consolas"/>
+          <w:sz w:val="18"/>
+        </w:rPr>
+        <w:tab/>
+        <w:t xml:space="preserve">  ,[Sell-to_Buy-from No_]</w:t>
+      </w:r>
+    </w:p>
+    <w:p>
+      <w:pPr>
+        <w:shd w:val="clear" w:color="000000" w:fill="F2F2F2"/>
+        <w:spacing w:after="120"/>
+        <w:ind w:left="240"/>
+        <w:rPr>
+          <w:rFonts w:ascii="Consolas" w:hAnsi="Consolas"/>
+          <w:sz w:val="18"/>
+        </w:rPr>
+      </w:pPr>
+      <w:r>
+        <w:rPr>
+          <w:rFonts w:ascii="Consolas" w:hAnsi="Consolas"/>
+          <w:sz w:val="18"/>
+        </w:rPr>
+        <w:t xml:space="preserve">      ,[Sell-to_Buy-from Name]</w:t>
+      </w:r>
+    </w:p>
+    <w:p>
+      <w:pPr>
+        <w:shd w:val="clear" w:color="000000" w:fill="F2F2F2"/>
+        <w:spacing w:after="120"/>
+        <w:ind w:left="240"/>
+        <w:rPr>
+          <w:rFonts w:ascii="Consolas" w:hAnsi="Consolas"/>
+          <w:sz w:val="18"/>
+        </w:rPr>
+      </w:pPr>
+      <w:r>
+        <w:rPr>
+          <w:rFonts w:ascii="Consolas" w:hAnsi="Consolas"/>
+          <w:sz w:val="18"/>
+        </w:rPr>
+        <w:t xml:space="preserve">      ,[Bill-to_Pay-to No_]</w:t>
+      </w:r>
+    </w:p>
+    <w:p>
+      <w:pPr>
+        <w:shd w:val="clear" w:color="000000" w:fill="F2F2F2"/>
+        <w:spacing w:after="120"/>
+        <w:ind w:left="240"/>
+        <w:rPr>
+          <w:rFonts w:ascii="Consolas" w:hAnsi="Consolas"/>
+          <w:sz w:val="18"/>
+        </w:rPr>
+      </w:pPr>
+      <w:r>
+        <w:rPr>
+          <w:rFonts w:ascii="Consolas" w:hAnsi="Consolas"/>
+          <w:sz w:val="18"/>
+        </w:rPr>
+        <w:t xml:space="preserve">      ,[Bill-to_Pay-to Name]</w:t>
+      </w:r>
+    </w:p>
+    <w:p>
+      <w:pPr>
+        <w:shd w:val="clear" w:color="000000" w:fill="F2F2F2"/>
+        <w:spacing w:after="120"/>
+        <w:ind w:left="240"/>
+        <w:rPr>
+          <w:rFonts w:ascii="Consolas" w:hAnsi="Consolas"/>
+          <w:sz w:val="18"/>
+        </w:rPr>
+      </w:pPr>
+      <w:r>
+        <w:rPr>
+          <w:rFonts w:ascii="Consolas" w:hAnsi="Consolas"/>
+          <w:sz w:val="18"/>
+        </w:rPr>
+        <w:tab/>
+        <w:t xml:space="preserve">  ) B</w:t>
+      </w:r>
+    </w:p>
+    <w:p>
+      <w:pPr>
+        <w:shd w:val="clear" w:color="000000" w:fill="F2F2F2"/>
+        <w:spacing w:after="120"/>
+        <w:ind w:left="240"/>
+        <w:rPr>
+          <w:rFonts w:ascii="Consolas" w:hAnsi="Consolas"/>
+          <w:sz w:val="18"/>
+        </w:rPr>
+      </w:pPr>
+      <w:r>
+        <w:rPr>
+          <w:rFonts w:ascii="Consolas" w:hAnsi="Consolas"/>
+          <w:sz w:val="18"/>
+        </w:rPr>
+        <w:tab/>
+        <w:t xml:space="preserve">  ) C</w:t>
+      </w:r>
+    </w:p>
+    <w:p>
+      <w:pPr>
+        <w:shd w:val="clear" w:color="000000" w:fill="F2F2F2"/>
+        <w:spacing w:after="120"/>
+        <w:ind w:left="240"/>
+        <w:rPr>
+          <w:rFonts w:ascii="Consolas" w:hAnsi="Consolas"/>
+          <w:sz w:val="18"/>
+        </w:rPr>
+      </w:pPr>
+    </w:p>
+    <w:p>
+      <w:pPr>
+        <w:shd w:val="clear" w:color="000000" w:fill="F2F2F2"/>
+        <w:spacing w:after="120"/>
+        <w:ind w:left="240"/>
+        <w:rPr>
+          <w:rFonts w:ascii="Consolas" w:hAnsi="Consolas"/>
+          <w:sz w:val="18"/>
+        </w:rPr>
+      </w:pPr>
+      <w:r>
+        <w:rPr>
+          <w:rFonts w:ascii="Consolas" w:hAnsi="Consolas"/>
+          <w:sz w:val="18"/>
+        </w:rPr>
+        <w:tab/>
+        <w:t xml:space="preserve">  ORDER BY [Posting Date]</w:t>
+      </w:r>
+    </w:p>
+    <w:p>
+      <w:pPr>
+        <w:shd w:val="clear" w:color="000000" w:fill="F2F2F2"/>
+        <w:spacing w:after="120"/>
+        <w:ind w:left="240"/>
+        <w:rPr>
+          <w:rFonts w:ascii="Consolas" w:hAnsi="Consolas"/>
+          <w:sz w:val="18"/>
+        </w:rPr>
+      </w:pPr>
+    </w:p>
+    <w:p>
+      <w:pPr>
+        <w:shd w:val="clear" w:color="000000" w:fill="F2F2F2"/>
+        <w:spacing w:after="120"/>
+        <w:ind w:left="240"/>
+        <w:rPr>
+          <w:rFonts w:ascii="Consolas" w:hAnsi="Consolas"/>
+          <w:sz w:val="18"/>
+        </w:rPr>
+      </w:pPr>
+      <w:r>
+        <w:rPr>
+          <w:rFonts w:ascii="Consolas" w:hAnsi="Consolas"/>
+          <w:sz w:val="18"/>
+        </w:rPr>
+        <w:tab/>
+        <w:t xml:space="preserve">  DELETE FROM &lt;DB_DEST&gt;.[dbo].[&lt;SOCIETA&gt;$EOS Commission Jnl_ Line$fe26f18b-0f61-44e0-b065-11c6c60cd591]</w:t>
+      </w:r>
+    </w:p>
+    <w:p>
+      <w:pPr>
+        <w:shd w:val="clear" w:color="000000" w:fill="F2F2F2"/>
+        <w:spacing w:after="120"/>
+        <w:ind w:left="240"/>
+        <w:rPr>
+          <w:rFonts w:ascii="Consolas" w:hAnsi="Consolas"/>
+          <w:sz w:val="18"/>
+        </w:rPr>
+      </w:pPr>
+      <w:r>
+        <w:rPr>
+          <w:rFonts w:ascii="Consolas" w:hAnsi="Consolas"/>
+          <w:sz w:val="18"/>
+        </w:rPr>
+        <w:tab/>
+        <w:t xml:space="preserve">  WHERE [Journal Template Name] = 'IMPORTAZI' AND [Journal Batch Name] in ('LIQUIDATE','DALIQUIDAR')</w:t>
+      </w:r>
+    </w:p>
+    <w:p>
+      <w:pPr>
+        <w:shd w:val="clear" w:color="000000" w:fill="F2F2F2"/>
+        <w:spacing w:after="120"/>
+        <w:ind w:left="240"/>
+        <w:rPr>
+          <w:rFonts w:ascii="Consolas" w:hAnsi="Consolas"/>
+          <w:sz w:val="18"/>
+        </w:rPr>
+      </w:pPr>
+    </w:p>
+    <w:p>
+      <w:pPr>
+        <w:shd w:val="clear" w:color="000000" w:fill="F2F2F2"/>
+        <w:spacing w:after="120"/>
+        <w:ind w:left="240"/>
+        <w:rPr>
+          <w:rFonts w:ascii="Consolas" w:hAnsi="Consolas"/>
+          <w:sz w:val="18"/>
+        </w:rPr>
+      </w:pPr>
+    </w:p>
+    <w:p>
+      <w:pPr>
+        <w:shd w:val="clear" w:color="000000" w:fill="F2F2F2"/>
+        <w:spacing w:after="120"/>
+        <w:ind w:left="240"/>
+        <w:rPr>
+          <w:rFonts w:ascii="Consolas" w:hAnsi="Consolas"/>
+          <w:sz w:val="18"/>
+        </w:rPr>
+      </w:pPr>
+    </w:p>
+    <w:p>
+      <w:pPr>
+        <w:shd w:val="clear" w:color="000000" w:fill="F2F2F2"/>
+        <w:spacing w:after="120"/>
+        <w:ind w:left="240"/>
+        <w:rPr>
+          <w:rFonts w:ascii="Consolas" w:hAnsi="Consolas"/>
+          <w:sz w:val="18"/>
+        </w:rPr>
+      </w:pPr>
+      <w:r>
+        <w:rPr>
+          <w:rFonts w:ascii="Consolas" w:hAnsi="Consolas"/>
+          <w:sz w:val="18"/>
+        </w:rPr>
+        <w:tab/>
+        <w:t xml:space="preserve">  SELECT *</w:t>
+      </w:r>
+    </w:p>
+    <w:p>
+      <w:pPr>
+        <w:shd w:val="clear" w:color="000000" w:fill="F2F2F2"/>
+        <w:spacing w:after="120"/>
+        <w:ind w:left="240"/>
+        <w:rPr>
+          <w:rFonts w:ascii="Consolas" w:hAnsi="Consolas"/>
+          <w:sz w:val="18"/>
+        </w:rPr>
+      </w:pPr>
+      <w:r>
+        <w:rPr>
+          <w:rFonts w:ascii="Consolas" w:hAnsi="Consolas"/>
+          <w:sz w:val="18"/>
+        </w:rPr>
+        <w:tab/>
+        <w:t xml:space="preserve">  </w:t>
+      </w:r>
+      <w:r>
+        <w:rPr>
+          <w:rFonts w:ascii="Consolas" w:hAnsi="Consolas"/>
+          <w:sz w:val="18"/>
+        </w:rPr>
+        <w:tab/>
+        <w:t xml:space="preserve">    FROM [&lt;LINKED_SERVER&gt;].[&lt;DB_ORIGINE&gt;].[dbo].[&lt;SOCIETA&gt;$C&amp;B Ledger Entry] with(nolock)</w:t>
+      </w:r>
+    </w:p>
+    <w:p>
+      <w:pPr>
+        <w:shd w:val="clear" w:color="000000" w:fill="F2F2F2"/>
+        <w:spacing w:after="120"/>
+        <w:ind w:left="240"/>
+        <w:rPr>
+          <w:rFonts w:ascii="Consolas" w:hAnsi="Consolas"/>
+          <w:sz w:val="18"/>
+        </w:rPr>
+      </w:pPr>
+      <w:r>
+        <w:rPr>
+          <w:rFonts w:ascii="Consolas" w:hAnsi="Consolas"/>
+          <w:sz w:val="18"/>
+        </w:rPr>
+        <w:lastRenderedPageBreak/>
+        <w:tab/>
+      </w:r>
+      <w:r>
+        <w:rPr>
+          <w:rFonts w:ascii="Consolas" w:hAnsi="Consolas"/>
+          <w:sz w:val="18"/>
+        </w:rPr>
+        <w:tab/>
+        <w:t xml:space="preserve">  WHERE [Document Type] in('1','2') AND [Salesperson_Purchaser Code] = '546' AND [Posting Date] &gt;= '2023-01-01 00:00:00.000' AND [Document No_] = '23600095'</w:t>
+      </w:r>
+    </w:p>
+    <w:p>
+      <w:pPr>
+        <w:shd w:val="clear" w:color="000000" w:fill="F2F2F2"/>
+        <w:spacing w:after="120"/>
+        <w:ind w:left="240"/>
+        <w:rPr>
+          <w:rFonts w:ascii="Consolas" w:hAnsi="Consolas"/>
+          <w:sz w:val="18"/>
+        </w:rPr>
+      </w:pPr>
+    </w:p>
+    <w:p>
+      <w:pPr>
+        <w:shd w:val="clear" w:color="000000" w:fill="F2F2F2"/>
+        <w:spacing w:after="120"/>
+        <w:ind w:left="240"/>
+        <w:rPr>
+          <w:rFonts w:ascii="Consolas" w:hAnsi="Consolas"/>
+          <w:sz w:val="18"/>
+        </w:rPr>
+      </w:pPr>
+    </w:p>
+    <w:p>
+      <w:pPr>
+        <w:shd w:val="clear" w:color="000000" w:fill="F2F2F2"/>
+        <w:spacing w:after="120"/>
+        <w:ind w:left="240"/>
+        <w:rPr>
+          <w:rFonts w:ascii="Consolas" w:hAnsi="Consolas"/>
+          <w:sz w:val="18"/>
+        </w:rPr>
+      </w:pPr>
+      <w:r>
+        <w:rPr>
+          <w:rFonts w:ascii="Consolas" w:hAnsi="Consolas"/>
+          <w:sz w:val="18"/>
+        </w:rPr>
+        <w:tab/>
+      </w:r>
+      <w:r>
+        <w:rPr>
+          <w:rFonts w:ascii="Consolas" w:hAnsi="Consolas"/>
+          <w:sz w:val="18"/>
+        </w:rPr>
+        <w:tab/>
+        <w:t xml:space="preserve">  SELECT *</w:t>
+      </w:r>
+    </w:p>
+    <w:p>
+      <w:pPr>
+        <w:shd w:val="clear" w:color="000000" w:fill="F2F2F2"/>
+        <w:spacing w:after="120"/>
+        <w:ind w:left="240"/>
+        <w:rPr>
+          <w:rFonts w:ascii="Consolas" w:hAnsi="Consolas"/>
+          <w:sz w:val="18"/>
+        </w:rPr>
+      </w:pPr>
+      <w:r>
+        <w:rPr>
+          <w:rFonts w:ascii="Consolas" w:hAnsi="Consolas"/>
+          <w:sz w:val="18"/>
+        </w:rPr>
+        <w:tab/>
+      </w:r>
+      <w:r>
+        <w:rPr>
+          <w:rFonts w:ascii="Consolas" w:hAnsi="Consolas"/>
+          <w:sz w:val="18"/>
+        </w:rPr>
+        <w:tab/>
+        <w:t xml:space="preserve">  FROM [&lt;LINKED_SERVER&gt;].[&lt;DB_ORIGINE&gt;].[dbo].[&lt;SOCIETA&gt;$C&amp;B Ledger Entry] with(nolock)</w:t>
+      </w:r>
+    </w:p>
+    <w:p>
+      <w:pPr>
+        <w:shd w:val="clear" w:color="000000" w:fill="F2F2F2"/>
+        <w:spacing w:after="120"/>
+        <w:ind w:left="240"/>
+        <w:rPr>
+          <w:rFonts w:ascii="Consolas" w:hAnsi="Consolas"/>
+          <w:sz w:val="18"/>
+        </w:rPr>
+      </w:pPr>
+      <w:r>
+        <w:rPr>
+          <w:rFonts w:ascii="Consolas" w:hAnsi="Consolas"/>
+          <w:sz w:val="18"/>
+        </w:rPr>
+        <w:tab/>
+      </w:r>
+      <w:r>
+        <w:rPr>
+          <w:rFonts w:ascii="Consolas" w:hAnsi="Consolas"/>
+          <w:sz w:val="18"/>
+        </w:rPr>
+        <w:tab/>
+        <w:t xml:space="preserve">  WHERE </w:t>
+      </w:r>
+      <w:r>
+        <w:rPr>
+          <w:rFonts w:ascii="Consolas" w:hAnsi="Consolas"/>
+          <w:sz w:val="18"/>
+        </w:rPr>
+        <w:tab/>
+        <w:t xml:space="preserve"> [Line Amount (LCY)] &lt;&gt; [Base Amount (LCY)] AND [Document Type] in('1','2')</w:t>
+      </w:r>
+    </w:p>
+    <w:p>
+      <w:pPr>
+        <w:shd w:val="clear" w:color="000000" w:fill="F2F2F2"/>
+        <w:spacing w:after="120"/>
+        <w:ind w:left="240"/>
+        <w:rPr>
+          <w:rFonts w:ascii="Consolas" w:hAnsi="Consolas"/>
+          <w:sz w:val="18"/>
+        </w:rPr>
+      </w:pPr>
+      <w:r>
+        <w:rPr>
+          <w:rFonts w:ascii="Consolas" w:hAnsi="Consolas"/>
+          <w:sz w:val="18"/>
+        </w:rPr>
+        <w:tab/>
+      </w:r>
+      <w:r>
+        <w:rPr>
+          <w:rFonts w:ascii="Consolas" w:hAnsi="Consolas"/>
+          <w:sz w:val="18"/>
+        </w:rPr>
+        <w:tab/>
+        <w:t xml:space="preserve">  ORDER BY [Posting Date] DESC</w:t>
+      </w:r>
+    </w:p>
+    <w:p>
+      <w:pPr>
+        <w:spacing w:after="120"/>
+        <w:ind w:left="240"/>
+        <w:rPr>
+          <w:rFonts w:ascii="Consolas" w:hAnsi="Consolas"/>
+          <w:sz w:val="18"/>
+        </w:rPr>
+      </w:pPr>
     </w:p>
     <w:p>
       <w:pPr>
         <w:pStyle w:val="Titolo1"/>
       </w:pPr>
-      <w:bookmarkStart w:id="55" w:name="bm_datasecurity"/>
-      <w:bookmarkStart w:id="56" w:name="_Toc233711876"/>
+      <w:bookmarkStart w:id="57" w:name="bm_datasecurity"/>
+      <w:bookmarkStart w:id="58" w:name="_Toc233714659"/>
       <w:r>
         <w:t>19. Data Security</w:t>
       </w:r>
-      <w:bookmarkEnd w:id="55"/>
-      <w:bookmarkEnd w:id="56"/>
+      <w:bookmarkEnd w:id="57"/>
+      <w:bookmarkEnd w:id="58"/>
     </w:p>
     <w:p>
       <w:pPr>
@@ -10336,13 +14639,13 @@
       <w:pPr>
         <w:pStyle w:val="Titolo1"/>
       </w:pPr>
-      <w:bookmarkStart w:id="57" w:name="bm_reportid"/>
-      <w:bookmarkStart w:id="58" w:name="_Toc233711877"/>
+      <w:bookmarkStart w:id="59" w:name="bm_reportid"/>
+      <w:bookmarkStart w:id="60" w:name="_Toc233714660"/>
       <w:r>
         <w:t>20. Rimappatura Report ID</w:t>
       </w:r>
-      <w:bookmarkEnd w:id="57"/>
-      <w:bookmarkEnd w:id="58"/>
+      <w:bookmarkEnd w:id="59"/>
+      <w:bookmarkEnd w:id="60"/>
     </w:p>
     <w:p>
       <w:pPr>
@@ -10499,29 +14802,29 @@
           <w:b/>
           <w:sz w:val="22"/>
         </w:rPr>
+        <w:t xml:space="preserve">Importante: </w:t>
+      </w:r>
+      <w:r>
+        <w:rPr>
+          <w:rFonts w:ascii="Calibri" w:hAnsi="Calibri" w:cs="Calibri"/>
+          <w:i/>
+          <w:sz w:val="22"/>
+        </w:rPr>
+        <w:t>un ID 18xxxxxx non rimappato causa errori di stampa in produzione. NON toccare gli ID 5xxxx (custom): restano invariati. Verificare l'elenco completo delle corrispondenze nello script del cliente.</w:t>
+      </w:r>
+    </w:p>
+    <w:p>
+      <w:pPr>
+        <w:pStyle w:val="Titolo1"/>
+      </w:pPr>
+      <w:bookmarkStart w:id="61" w:name="bm_postmig"/>
+      <w:bookmarkStart w:id="62" w:name="_Toc233714661"/>
+      <w:r>
         <w:lastRenderedPageBreak/>
-        <w:t xml:space="preserve">Importante: </w:t>
-      </w:r>
-      <w:r>
-        <w:rPr>
-          <w:rFonts w:ascii="Calibri" w:hAnsi="Calibri" w:cs="Calibri"/>
-          <w:i/>
-          <w:sz w:val="22"/>
-        </w:rPr>
-        <w:t>un ID 18xxxxxx non rimappato causa errori di stampa in produzione. NON toccare gli ID 5xxxx (custom): restano invariati. Verificare l'elenco completo delle corrispondenze nello script del cliente.</w:t>
-      </w:r>
-    </w:p>
-    <w:p>
-      <w:pPr>
-        <w:pStyle w:val="Titolo1"/>
-      </w:pPr>
-      <w:bookmarkStart w:id="59" w:name="bm_postmig"/>
-      <w:bookmarkStart w:id="60" w:name="_Toc233711878"/>
-      <w:r>
         <w:t>21. Step post-migrazione (setup applicativo)</w:t>
       </w:r>
-      <w:bookmarkEnd w:id="59"/>
-      <w:bookmarkEnd w:id="60"/>
+      <w:bookmarkEnd w:id="61"/>
+      <w:bookmarkEnd w:id="62"/>
     </w:p>
     <w:p>
       <w:pPr>
@@ -10596,137 +14899,10 @@
       <w:pPr>
         <w:pStyle w:val="Titolo2"/>
       </w:pPr>
-      <w:bookmarkStart w:id="61" w:name="bm_pm_listini"/>
-      <w:bookmarkStart w:id="62" w:name="_Toc233711879"/>
+      <w:bookmarkStart w:id="63" w:name="bm_pm_listini"/>
+      <w:bookmarkStart w:id="64" w:name="_Toc233714662"/>
       <w:r>
         <w:t>21.1 Checklist - Oggetti, listini e numerazioni</w:t>
-      </w:r>
-      <w:bookmarkEnd w:id="61"/>
-      <w:bookmarkEnd w:id="62"/>
-    </w:p>
-    <w:p>
-      <w:pPr>
-        <w:spacing w:after="80"/>
-        <w:ind w:left="240"/>
-        <w:rPr>
-          <w:rFonts w:ascii="Calibri" w:hAnsi="Calibri" w:cs="Calibri"/>
-          <w:sz w:val="22"/>
-        </w:rPr>
-      </w:pPr>
-      <w:r>
-        <w:rPr>
-          <w:rFonts w:ascii="Segoe UI Symbol" w:hAnsi="Segoe UI Symbol"/>
-        </w:rPr>
-        <w:t xml:space="preserve">☐  </w:t>
-      </w:r>
-      <w:r>
-        <w:rPr>
-          <w:rFonts w:ascii="Calibri" w:hAnsi="Calibri" w:cs="Calibri"/>
-          <w:sz w:val="22"/>
-        </w:rPr>
-        <w:t>Portare/ricreare le viste SQL e aggiornare viste e store procedure.</w:t>
-      </w:r>
-    </w:p>
-    <w:p>
-      <w:pPr>
-        <w:spacing w:after="80"/>
-        <w:ind w:left="240"/>
-        <w:rPr>
-          <w:rFonts w:ascii="Calibri" w:hAnsi="Calibri" w:cs="Calibri"/>
-          <w:sz w:val="22"/>
-        </w:rPr>
-      </w:pPr>
-      <w:r>
-        <w:rPr>
-          <w:rFonts w:ascii="Segoe UI Symbol" w:hAnsi="Segoe UI Symbol"/>
-        </w:rPr>
-        <w:t xml:space="preserve">☐  </w:t>
-      </w:r>
-      <w:r>
-        <w:rPr>
-          <w:rFonts w:ascii="Calibri" w:hAnsi="Calibri" w:cs="Calibri"/>
-          <w:sz w:val="22"/>
-        </w:rPr>
-        <w:t>Mettere i listini in stato Attivo; impostare listino acquisto e campo stagione nel setup ModaSuite.</w:t>
-      </w:r>
-    </w:p>
-    <w:p>
-      <w:pPr>
-        <w:spacing w:after="80"/>
-        <w:ind w:left="240"/>
-        <w:rPr>
-          <w:rFonts w:ascii="Calibri" w:hAnsi="Calibri" w:cs="Calibri"/>
-          <w:sz w:val="22"/>
-        </w:rPr>
-      </w:pPr>
-      <w:r>
-        <w:rPr>
-          <w:rFonts w:ascii="Segoe UI Symbol" w:hAnsi="Segoe UI Symbol"/>
-        </w:rPr>
-        <w:t xml:space="preserve">☐  </w:t>
-      </w:r>
-      <w:r>
-        <w:rPr>
-          <w:rFonts w:ascii="Calibri" w:hAnsi="Calibri" w:cs="Calibri"/>
-          <w:sz w:val="22"/>
-        </w:rPr>
-        <w:t>Lanciare le code di creazione listini acquisto/vendita/sconto in tutte le societa' (es. CU70012 con parametri LISTINIACQUISTO,LISTINIVENDITA,LISTINISCONTO).</w:t>
-      </w:r>
-    </w:p>
-    <w:p>
-      <w:pPr>
-        <w:spacing w:after="80"/>
-        <w:ind w:left="240"/>
-        <w:rPr>
-          <w:rFonts w:ascii="Calibri" w:hAnsi="Calibri" w:cs="Calibri"/>
-          <w:sz w:val="22"/>
-        </w:rPr>
-      </w:pPr>
-      <w:r>
-        <w:rPr>
-          <w:rFonts w:ascii="Segoe UI Symbol" w:hAnsi="Segoe UI Symbol"/>
-        </w:rPr>
-        <w:t xml:space="preserve">☐  </w:t>
-      </w:r>
-      <w:r>
-        <w:rPr>
-          <w:rFonts w:ascii="Calibri" w:hAnsi="Calibri" w:cs="Calibri"/>
-          <w:sz w:val="22"/>
-        </w:rPr>
-        <w:t>Setup ModaSuite: numerazioni articoli (ART/MOD) e Nr. materia prima; disabilitare 'Nr. predefiniti' nei Nr. Serie se non si usano i template.</w:t>
-      </w:r>
-    </w:p>
-    <w:p>
-      <w:pPr>
-        <w:spacing w:after="80"/>
-        <w:ind w:left="240"/>
-        <w:rPr>
-          <w:rFonts w:ascii="Calibri" w:hAnsi="Calibri" w:cs="Calibri"/>
-          <w:sz w:val="22"/>
-        </w:rPr>
-      </w:pPr>
-      <w:r>
-        <w:rPr>
-          <w:rFonts w:ascii="Segoe UI Symbol" w:hAnsi="Segoe UI Symbol"/>
-        </w:rPr>
-        <w:t xml:space="preserve">☐  </w:t>
-      </w:r>
-      <w:r>
-        <w:rPr>
-          <w:rFonts w:ascii="Calibri" w:hAnsi="Calibri" w:cs="Calibri"/>
-          <w:sz w:val="22"/>
-        </w:rPr>
-        <w:t>(Solo origini NAV) Verificare come venivano creati gli articoli nel gestionale NAV e impostare di conseguenza il campo 'F.P. Item No. Generation Type', coerentemente con la logica di generazione del codice articolo usata dal cliente.</w:t>
-      </w:r>
-    </w:p>
-    <w:p>
-      <w:pPr>
-        <w:pStyle w:val="Titolo2"/>
-      </w:pPr>
-      <w:bookmarkStart w:id="63" w:name="bm_pm_fte"/>
-      <w:bookmarkStart w:id="64" w:name="_Toc233711880"/>
-      <w:r>
-        <w:t>21.2 Checklist - Prezzi, sconti e documento elettronico (FTE)</w:t>
       </w:r>
       <w:bookmarkEnd w:id="63"/>
       <w:bookmarkEnd w:id="64"/>
@@ -10751,6 +14927,133 @@
           <w:rFonts w:ascii="Calibri" w:hAnsi="Calibri" w:cs="Calibri"/>
           <w:sz w:val="22"/>
         </w:rPr>
+        <w:t>Portare/ricreare le viste SQL e aggiornare viste e store procedure.</w:t>
+      </w:r>
+    </w:p>
+    <w:p>
+      <w:pPr>
+        <w:spacing w:after="80"/>
+        <w:ind w:left="240"/>
+        <w:rPr>
+          <w:rFonts w:ascii="Calibri" w:hAnsi="Calibri" w:cs="Calibri"/>
+          <w:sz w:val="22"/>
+        </w:rPr>
+      </w:pPr>
+      <w:r>
+        <w:rPr>
+          <w:rFonts w:ascii="Segoe UI Symbol" w:hAnsi="Segoe UI Symbol"/>
+        </w:rPr>
+        <w:t xml:space="preserve">☐  </w:t>
+      </w:r>
+      <w:r>
+        <w:rPr>
+          <w:rFonts w:ascii="Calibri" w:hAnsi="Calibri" w:cs="Calibri"/>
+          <w:sz w:val="22"/>
+        </w:rPr>
+        <w:t>Mettere i listini in stato Attivo; impostare listino acquisto e campo stagione nel setup ModaSuite.</w:t>
+      </w:r>
+    </w:p>
+    <w:p>
+      <w:pPr>
+        <w:spacing w:after="80"/>
+        <w:ind w:left="240"/>
+        <w:rPr>
+          <w:rFonts w:ascii="Calibri" w:hAnsi="Calibri" w:cs="Calibri"/>
+          <w:sz w:val="22"/>
+        </w:rPr>
+      </w:pPr>
+      <w:r>
+        <w:rPr>
+          <w:rFonts w:ascii="Segoe UI Symbol" w:hAnsi="Segoe UI Symbol"/>
+        </w:rPr>
+        <w:t xml:space="preserve">☐  </w:t>
+      </w:r>
+      <w:r>
+        <w:rPr>
+          <w:rFonts w:ascii="Calibri" w:hAnsi="Calibri" w:cs="Calibri"/>
+          <w:sz w:val="22"/>
+        </w:rPr>
+        <w:t>Lanciare le code di creazione listini acquisto/vendita/sconto in tutte le societa' (es. CU70012 con parametri LISTINIACQUISTO,LISTINIVENDITA,LISTINISCONTO).</w:t>
+      </w:r>
+    </w:p>
+    <w:p>
+      <w:pPr>
+        <w:spacing w:after="80"/>
+        <w:ind w:left="240"/>
+        <w:rPr>
+          <w:rFonts w:ascii="Calibri" w:hAnsi="Calibri" w:cs="Calibri"/>
+          <w:sz w:val="22"/>
+        </w:rPr>
+      </w:pPr>
+      <w:r>
+        <w:rPr>
+          <w:rFonts w:ascii="Segoe UI Symbol" w:hAnsi="Segoe UI Symbol"/>
+        </w:rPr>
+        <w:t xml:space="preserve">☐  </w:t>
+      </w:r>
+      <w:r>
+        <w:rPr>
+          <w:rFonts w:ascii="Calibri" w:hAnsi="Calibri" w:cs="Calibri"/>
+          <w:sz w:val="22"/>
+        </w:rPr>
+        <w:t>Setup ModaSuite: numerazioni articoli (ART/MOD) e Nr. materia prima; disabilitare 'Nr. predefiniti' nei Nr. Serie se non si usano i template.</w:t>
+      </w:r>
+    </w:p>
+    <w:p>
+      <w:pPr>
+        <w:spacing w:after="80"/>
+        <w:ind w:left="240"/>
+        <w:rPr>
+          <w:rFonts w:ascii="Calibri" w:hAnsi="Calibri" w:cs="Calibri"/>
+          <w:sz w:val="22"/>
+        </w:rPr>
+      </w:pPr>
+      <w:r>
+        <w:rPr>
+          <w:rFonts w:ascii="Segoe UI Symbol" w:hAnsi="Segoe UI Symbol"/>
+        </w:rPr>
+        <w:t xml:space="preserve">☐  </w:t>
+      </w:r>
+      <w:r>
+        <w:rPr>
+          <w:rFonts w:ascii="Calibri" w:hAnsi="Calibri" w:cs="Calibri"/>
+          <w:sz w:val="22"/>
+        </w:rPr>
+        <w:t>(Solo origini NAV) Verificare come venivano creati gli articoli nel gestionale NAV e impostare di conseguenza il campo 'F.P. Item No. Generation Type', coerentemente con la logica di generazione del codice articolo usata dal cliente.</w:t>
+      </w:r>
+    </w:p>
+    <w:p>
+      <w:pPr>
+        <w:pStyle w:val="Titolo2"/>
+      </w:pPr>
+      <w:bookmarkStart w:id="65" w:name="bm_pm_fte"/>
+      <w:bookmarkStart w:id="66" w:name="_Toc233714663"/>
+      <w:r>
+        <w:t>21.2 Checklist - Prezzi, sconti e documento elettronico (FTE)</w:t>
+      </w:r>
+      <w:bookmarkEnd w:id="65"/>
+      <w:bookmarkEnd w:id="66"/>
+    </w:p>
+    <w:p>
+      <w:pPr>
+        <w:spacing w:after="80"/>
+        <w:ind w:left="240"/>
+        <w:rPr>
+          <w:rFonts w:ascii="Calibri" w:hAnsi="Calibri" w:cs="Calibri"/>
+          <w:sz w:val="22"/>
+        </w:rPr>
+      </w:pPr>
+      <w:r>
+        <w:rPr>
+          <w:rFonts w:ascii="Segoe UI Symbol" w:hAnsi="Segoe UI Symbol"/>
+        </w:rPr>
+        <w:t xml:space="preserve">☐  </w:t>
+      </w:r>
+      <w:r>
+        <w:rPr>
+          <w:rFonts w:ascii="Calibri" w:hAnsi="Calibri" w:cs="Calibri"/>
+          <w:sz w:val="22"/>
+        </w:rPr>
         <w:t>Abilitare il listino per l'inserimento prezzo di vendita (Setup contabilita' clienti).</w:t>
       </w:r>
     </w:p>
@@ -10855,10 +15158,10 @@
           <w:noProof/>
         </w:rPr>
         <w:drawing>
-          <wp:inline distT="0" distB="0" distL="0" distR="0" wp14:anchorId="78069F6F" wp14:editId="68453C11">
+          <wp:inline distT="0" distB="0" distL="0" distR="0" wp14:anchorId="6D22359B" wp14:editId="2DD6EB55">
             <wp:extent cx="5080000" cy="1209122"/>
             <wp:effectExtent l="0" t="0" r="6350" b="0"/>
-            <wp:docPr id="1319491459" name="Immagine 9"/>
+            <wp:docPr id="871479244" name="Immagine 9"/>
             <wp:cNvGraphicFramePr>
               <a:graphicFrameLocks xmlns:a="http://schemas.openxmlformats.org/drawingml/2006/main" noChangeAspect="1"/>
             </wp:cNvGraphicFramePr>
@@ -10866,7 +15169,7 @@
               <a:graphicData uri="http://schemas.openxmlformats.org/drawingml/2006/picture">
                 <pic:pic xmlns:pic="http://schemas.openxmlformats.org/drawingml/2006/picture">
                   <pic:nvPicPr>
-                    <pic:cNvPr id="1319491459" name=""/>
+                    <pic:cNvPr id="871479244" name=""/>
                     <pic:cNvPicPr/>
                   </pic:nvPicPr>
                   <pic:blipFill>
@@ -10922,10 +15225,10 @@
         </w:rPr>
         <w:lastRenderedPageBreak/>
         <w:drawing>
-          <wp:inline distT="0" distB="0" distL="0" distR="0" wp14:anchorId="35320F0C" wp14:editId="75EACBBA">
+          <wp:inline distT="0" distB="0" distL="0" distR="0" wp14:anchorId="76881278" wp14:editId="7BD45B64">
             <wp:extent cx="5080000" cy="2892090"/>
             <wp:effectExtent l="0" t="0" r="6350" b="3810"/>
-            <wp:docPr id="465757903" name="Immagine 10"/>
+            <wp:docPr id="2064485388" name="Immagine 10"/>
             <wp:cNvGraphicFramePr>
               <a:graphicFrameLocks xmlns:a="http://schemas.openxmlformats.org/drawingml/2006/main" noChangeAspect="1"/>
             </wp:cNvGraphicFramePr>
@@ -10933,7 +15236,7 @@
               <a:graphicData uri="http://schemas.openxmlformats.org/drawingml/2006/picture">
                 <pic:pic xmlns:pic="http://schemas.openxmlformats.org/drawingml/2006/picture">
                   <pic:nvPicPr>
-                    <pic:cNvPr id="465757903" name=""/>
+                    <pic:cNvPr id="2064485388" name=""/>
                     <pic:cNvPicPr/>
                   </pic:nvPicPr>
                   <pic:blipFill>
@@ -10988,10 +15291,10 @@
           <w:noProof/>
         </w:rPr>
         <w:drawing>
-          <wp:inline distT="0" distB="0" distL="0" distR="0" wp14:anchorId="73E9D2B1" wp14:editId="67F1DDCB">
+          <wp:inline distT="0" distB="0" distL="0" distR="0" wp14:anchorId="2A6904C8" wp14:editId="4E3830CB">
             <wp:extent cx="5080000" cy="1225462"/>
             <wp:effectExtent l="0" t="0" r="6350" b="0"/>
-            <wp:docPr id="514511311" name="Immagine 11"/>
+            <wp:docPr id="233853400" name="Immagine 11"/>
             <wp:cNvGraphicFramePr>
               <a:graphicFrameLocks xmlns:a="http://schemas.openxmlformats.org/drawingml/2006/main" noChangeAspect="1"/>
             </wp:cNvGraphicFramePr>
@@ -10999,7 +15302,7 @@
               <a:graphicData uri="http://schemas.openxmlformats.org/drawingml/2006/picture">
                 <pic:pic xmlns:pic="http://schemas.openxmlformats.org/drawingml/2006/picture">
                   <pic:nvPicPr>
-                    <pic:cNvPr id="514511311" name=""/>
+                    <pic:cNvPr id="233853400" name=""/>
                     <pic:cNvPicPr/>
                   </pic:nvPicPr>
                   <pic:blipFill>
@@ -11054,10 +15357,10 @@
           <w:noProof/>
         </w:rPr>
         <w:drawing>
-          <wp:inline distT="0" distB="0" distL="0" distR="0" wp14:anchorId="0EAC6C60" wp14:editId="279E218B">
+          <wp:inline distT="0" distB="0" distL="0" distR="0" wp14:anchorId="48E6EA54" wp14:editId="324999FE">
             <wp:extent cx="5080000" cy="1760448"/>
             <wp:effectExtent l="0" t="0" r="6350" b="0"/>
-            <wp:docPr id="1422959950" name="Immagine 12"/>
+            <wp:docPr id="1518798951" name="Immagine 12"/>
             <wp:cNvGraphicFramePr>
               <a:graphicFrameLocks xmlns:a="http://schemas.openxmlformats.org/drawingml/2006/main" noChangeAspect="1"/>
             </wp:cNvGraphicFramePr>
@@ -11065,7 +15368,7 @@
               <a:graphicData uri="http://schemas.openxmlformats.org/drawingml/2006/picture">
                 <pic:pic xmlns:pic="http://schemas.openxmlformats.org/drawingml/2006/picture">
                   <pic:nvPicPr>
-                    <pic:cNvPr id="1422959950" name=""/>
+                    <pic:cNvPr id="1518798951" name=""/>
                     <pic:cNvPicPr/>
                   </pic:nvPicPr>
                   <pic:blipFill>
@@ -11115,13 +15418,13 @@
       <w:pPr>
         <w:pStyle w:val="Titolo2"/>
       </w:pPr>
-      <w:bookmarkStart w:id="65" w:name="bm_pm_vari"/>
-      <w:bookmarkStart w:id="66" w:name="_Toc233711881"/>
+      <w:bookmarkStart w:id="67" w:name="bm_pm_vari"/>
+      <w:bookmarkStart w:id="68" w:name="_Toc233714664"/>
       <w:r>
         <w:t>21.3 Checklist - Logistica, provvigioni e setup vari</w:t>
       </w:r>
-      <w:bookmarkEnd w:id="65"/>
-      <w:bookmarkEnd w:id="66"/>
+      <w:bookmarkEnd w:id="67"/>
+      <w:bookmarkEnd w:id="68"/>
     </w:p>
     <w:p>
       <w:pPr>
@@ -11294,10 +15597,10 @@
           <w:noProof/>
         </w:rPr>
         <w:drawing>
-          <wp:inline distT="0" distB="0" distL="0" distR="0" wp14:anchorId="2D581B3D" wp14:editId="19849212">
+          <wp:inline distT="0" distB="0" distL="0" distR="0" wp14:anchorId="6C33680F" wp14:editId="6C63E99C">
             <wp:extent cx="5080000" cy="1681386"/>
             <wp:effectExtent l="0" t="0" r="6350" b="0"/>
-            <wp:docPr id="247880063" name="Immagine 13"/>
+            <wp:docPr id="552778313" name="Immagine 13"/>
             <wp:cNvGraphicFramePr>
               <a:graphicFrameLocks xmlns:a="http://schemas.openxmlformats.org/drawingml/2006/main" noChangeAspect="1"/>
             </wp:cNvGraphicFramePr>
@@ -11305,7 +15608,7 @@
               <a:graphicData uri="http://schemas.openxmlformats.org/drawingml/2006/picture">
                 <pic:pic xmlns:pic="http://schemas.openxmlformats.org/drawingml/2006/picture">
                   <pic:nvPicPr>
-                    <pic:cNvPr id="247880063" name=""/>
+                    <pic:cNvPr id="552778313" name=""/>
                     <pic:cNvPicPr/>
                   </pic:nvPicPr>
                   <pic:blipFill>
@@ -11360,10 +15663,10 @@
           <w:noProof/>
         </w:rPr>
         <w:drawing>
-          <wp:inline distT="0" distB="0" distL="0" distR="0" wp14:anchorId="7143CAF6" wp14:editId="14160D47">
+          <wp:inline distT="0" distB="0" distL="0" distR="0" wp14:anchorId="79BB9401" wp14:editId="01E94294">
             <wp:extent cx="5080000" cy="1549089"/>
             <wp:effectExtent l="0" t="0" r="6350" b="0"/>
-            <wp:docPr id="1188377192" name="Immagine 14"/>
+            <wp:docPr id="522535427" name="Immagine 14"/>
             <wp:cNvGraphicFramePr>
               <a:graphicFrameLocks xmlns:a="http://schemas.openxmlformats.org/drawingml/2006/main" noChangeAspect="1"/>
             </wp:cNvGraphicFramePr>
@@ -11371,7 +15674,7 @@
               <a:graphicData uri="http://schemas.openxmlformats.org/drawingml/2006/picture">
                 <pic:pic xmlns:pic="http://schemas.openxmlformats.org/drawingml/2006/picture">
                   <pic:nvPicPr>
-                    <pic:cNvPr id="1188377192" name=""/>
+                    <pic:cNvPr id="522535427" name=""/>
                     <pic:cNvPicPr/>
                   </pic:nvPicPr>
                   <pic:blipFill>
@@ -11426,10 +15729,10 @@
           <w:noProof/>
         </w:rPr>
         <w:drawing>
-          <wp:inline distT="0" distB="0" distL="0" distR="0" wp14:anchorId="6085771D" wp14:editId="62A52B94">
+          <wp:inline distT="0" distB="0" distL="0" distR="0" wp14:anchorId="6DD66C14" wp14:editId="3148C759">
             <wp:extent cx="5080000" cy="1913829"/>
             <wp:effectExtent l="0" t="0" r="6350" b="0"/>
-            <wp:docPr id="1468369020" name="Immagine 15"/>
+            <wp:docPr id="101513732" name="Immagine 15"/>
             <wp:cNvGraphicFramePr>
               <a:graphicFrameLocks xmlns:a="http://schemas.openxmlformats.org/drawingml/2006/main" noChangeAspect="1"/>
             </wp:cNvGraphicFramePr>
@@ -11437,7 +15740,7 @@
               <a:graphicData uri="http://schemas.openxmlformats.org/drawingml/2006/picture">
                 <pic:pic xmlns:pic="http://schemas.openxmlformats.org/drawingml/2006/picture">
                   <pic:nvPicPr>
-                    <pic:cNvPr id="1468369020" name=""/>
+                    <pic:cNvPr id="101513732" name=""/>
                     <pic:cNvPicPr/>
                   </pic:nvPicPr>
                   <pic:blipFill>
@@ -11492,10 +15795,10 @@
           <w:noProof/>
         </w:rPr>
         <w:drawing>
-          <wp:inline distT="0" distB="0" distL="0" distR="0" wp14:anchorId="6E7BB809" wp14:editId="131D5B53">
+          <wp:inline distT="0" distB="0" distL="0" distR="0" wp14:anchorId="055817C1" wp14:editId="429D767A">
             <wp:extent cx="5080000" cy="1259722"/>
             <wp:effectExtent l="0" t="0" r="6350" b="0"/>
-            <wp:docPr id="1248883976" name="Immagine 16"/>
+            <wp:docPr id="1763644813" name="Immagine 16"/>
             <wp:cNvGraphicFramePr>
               <a:graphicFrameLocks xmlns:a="http://schemas.openxmlformats.org/drawingml/2006/main" noChangeAspect="1"/>
             </wp:cNvGraphicFramePr>
@@ -11503,7 +15806,7 @@
               <a:graphicData uri="http://schemas.openxmlformats.org/drawingml/2006/picture">
                 <pic:pic xmlns:pic="http://schemas.openxmlformats.org/drawingml/2006/picture">
                   <pic:nvPicPr>
-                    <pic:cNvPr id="1248883976" name=""/>
+                    <pic:cNvPr id="1763644813" name=""/>
                     <pic:cNvPicPr/>
                   </pic:nvPicPr>
                   <pic:blipFill>
@@ -11579,13 +15882,13 @@
       <w:pPr>
         <w:pStyle w:val="Titolo1"/>
       </w:pPr>
-      <w:bookmarkStart w:id="67" w:name="bm_test"/>
-      <w:bookmarkStart w:id="68" w:name="_Toc233711882"/>
+      <w:bookmarkStart w:id="69" w:name="bm_test"/>
+      <w:bookmarkStart w:id="70" w:name="_Toc233714665"/>
       <w:r>
         <w:t>22. Test funzionali post-migrazione</w:t>
       </w:r>
-      <w:bookmarkEnd w:id="67"/>
-      <w:bookmarkEnd w:id="68"/>
+      <w:bookmarkEnd w:id="69"/>
+      <w:bookmarkEnd w:id="70"/>
     </w:p>
     <w:p>
       <w:pPr>
@@ -11819,13 +16122,13 @@
       <w:pPr>
         <w:pStyle w:val="Titolo1"/>
       </w:pPr>
-      <w:bookmarkStart w:id="69" w:name="bm_prelive"/>
-      <w:bookmarkStart w:id="70" w:name="_Toc233711883"/>
+      <w:bookmarkStart w:id="71" w:name="bm_prelive"/>
+      <w:bookmarkStart w:id="72" w:name="_Toc233714666"/>
       <w:r>
         <w:t>23. Attivita' prima del go-live (live)</w:t>
       </w:r>
-      <w:bookmarkEnd w:id="69"/>
-      <w:bookmarkEnd w:id="70"/>
+      <w:bookmarkEnd w:id="71"/>
+      <w:bookmarkEnd w:id="72"/>
     </w:p>
     <w:p>
       <w:pPr>
@@ -11990,13 +16293,13 @@
       <w:pPr>
         <w:pStyle w:val="Titolo1"/>
       </w:pPr>
-      <w:bookmarkStart w:id="71" w:name="bm_troubleshooting"/>
-      <w:bookmarkStart w:id="72" w:name="_Toc233711884"/>
+      <w:bookmarkStart w:id="73" w:name="bm_troubleshooting"/>
+      <w:bookmarkStart w:id="74" w:name="_Toc233714667"/>
       <w:r>
         <w:t>24. Checklist finale e troubleshooting</w:t>
       </w:r>
-      <w:bookmarkEnd w:id="71"/>
-      <w:bookmarkEnd w:id="72"/>
+      <w:bookmarkEnd w:id="73"/>
+      <w:bookmarkEnd w:id="74"/>
     </w:p>
     <w:p>
       <w:pPr>
@@ -12227,13 +16530,13 @@
       <w:pPr>
         <w:pStyle w:val="Titolo1"/>
       </w:pPr>
-      <w:bookmarkStart w:id="73" w:name="bm_appendice"/>
-      <w:bookmarkStart w:id="74" w:name="_Toc233711885"/>
+      <w:bookmarkStart w:id="75" w:name="bm_appendice"/>
+      <w:bookmarkStart w:id="76" w:name="_Toc233714668"/>
       <w:r>
         <w:t>25. Appendice - Comandi PowerShell di riferimento</w:t>
       </w:r>
-      <w:bookmarkEnd w:id="73"/>
-      <w:bookmarkEnd w:id="74"/>
+      <w:bookmarkEnd w:id="75"/>
+      <w:bookmarkEnd w:id="76"/>
     </w:p>
     <w:p>
       <w:pPr>
@@ -12963,7 +17266,7 @@
     <w:link w:val="Titolo1Carattere"/>
     <w:uiPriority w:val="9"/>
     <w:qFormat/>
-    <w:rsid w:val="0085142E"/>
+    <w:rsid w:val="0062158A"/>
     <w:pPr>
       <w:keepNext/>
       <w:keepLines/>
@@ -12985,7 +17288,7 @@
     <w:uiPriority w:val="9"/>
     <w:unhideWhenUsed/>
     <w:qFormat/>
-    <w:rsid w:val="0085142E"/>
+    <w:rsid w:val="0062158A"/>
     <w:pPr>
       <w:keepNext/>
       <w:keepLines/>
@@ -13008,7 +17311,7 @@
     <w:semiHidden/>
     <w:unhideWhenUsed/>
     <w:qFormat/>
-    <w:rsid w:val="0085142E"/>
+    <w:rsid w:val="0062158A"/>
     <w:pPr>
       <w:keepNext/>
       <w:keepLines/>
@@ -13031,7 +17334,7 @@
     <w:semiHidden/>
     <w:unhideWhenUsed/>
     <w:qFormat/>
-    <w:rsid w:val="0085142E"/>
+    <w:rsid w:val="0062158A"/>
     <w:pPr>
       <w:keepNext/>
       <w:keepLines/>
@@ -13054,7 +17357,7 @@
     <w:semiHidden/>
     <w:unhideWhenUsed/>
     <w:qFormat/>
-    <w:rsid w:val="0085142E"/>
+    <w:rsid w:val="0062158A"/>
     <w:pPr>
       <w:keepNext/>
       <w:keepLines/>
@@ -13075,7 +17378,7 @@
     <w:semiHidden/>
     <w:unhideWhenUsed/>
     <w:qFormat/>
-    <w:rsid w:val="0085142E"/>
+    <w:rsid w:val="0062158A"/>
     <w:pPr>
       <w:keepNext/>
       <w:keepLines/>
@@ -13098,7 +17401,7 @@
     <w:semiHidden/>
     <w:unhideWhenUsed/>
     <w:qFormat/>
-    <w:rsid w:val="0085142E"/>
+    <w:rsid w:val="0062158A"/>
     <w:pPr>
       <w:keepNext/>
       <w:keepLines/>
@@ -13119,7 +17422,7 @@
     <w:semiHidden/>
     <w:unhideWhenUsed/>
     <w:qFormat/>
-    <w:rsid w:val="0085142E"/>
+    <w:rsid w:val="0062158A"/>
     <w:pPr>
       <w:keepNext/>
       <w:keepLines/>
@@ -13142,7 +17445,7 @@
     <w:semiHidden/>
     <w:unhideWhenUsed/>
     <w:qFormat/>
-    <w:rsid w:val="0085142E"/>
+    <w:rsid w:val="0062158A"/>
     <w:pPr>
       <w:keepNext/>
       <w:keepLines/>
@@ -13186,7 +17489,7 @@
     <w:basedOn w:val="Carpredefinitoparagrafo"/>
     <w:link w:val="Titolo1"/>
     <w:uiPriority w:val="9"/>
-    <w:rsid w:val="0085142E"/>
+    <w:rsid w:val="0062158A"/>
     <w:rPr>
       <w:rFonts w:asciiTheme="majorHAnsi" w:eastAsiaTheme="majorEastAsia" w:hAnsiTheme="majorHAnsi" w:cstheme="majorBidi"/>
       <w:color w:val="2F5496" w:themeColor="accent1" w:themeShade="BF"/>
@@ -13199,7 +17502,7 @@
     <w:basedOn w:val="Carpredefinitoparagrafo"/>
     <w:link w:val="Titolo2"/>
     <w:uiPriority w:val="9"/>
-    <w:rsid w:val="0085142E"/>
+    <w:rsid w:val="0062158A"/>
     <w:rPr>
       <w:rFonts w:asciiTheme="majorHAnsi" w:eastAsiaTheme="majorEastAsia" w:hAnsiTheme="majorHAnsi" w:cstheme="majorBidi"/>
       <w:color w:val="2F5496" w:themeColor="accent1" w:themeShade="BF"/>
@@ -13213,7 +17516,7 @@
     <w:link w:val="Titolo3"/>
     <w:uiPriority w:val="9"/>
     <w:semiHidden/>
-    <w:rsid w:val="0085142E"/>
+    <w:rsid w:val="0062158A"/>
     <w:rPr>
       <w:rFonts w:eastAsiaTheme="majorEastAsia" w:cstheme="majorBidi"/>
       <w:color w:val="2F5496" w:themeColor="accent1" w:themeShade="BF"/>
@@ -13227,7 +17530,7 @@
     <w:link w:val="Titolo4"/>
     <w:uiPriority w:val="9"/>
     <w:semiHidden/>
-    <w:rsid w:val="0085142E"/>
+    <w:rsid w:val="0062158A"/>
     <w:rPr>
       <w:rFonts w:eastAsiaTheme="majorEastAsia" w:cstheme="majorBidi"/>
       <w:i/>
@@ -13241,7 +17544,7 @@
     <w:link w:val="Titolo5"/>
     <w:uiPriority w:val="9"/>
     <w:semiHidden/>
-    <w:rsid w:val="0085142E"/>
+    <w:rsid w:val="0062158A"/>
     <w:rPr>
       <w:rFonts w:eastAsiaTheme="majorEastAsia" w:cstheme="majorBidi"/>
       <w:color w:val="2F5496" w:themeColor="accent1" w:themeShade="BF"/>
@@ -13253,7 +17556,7 @@
     <w:link w:val="Titolo6"/>
     <w:uiPriority w:val="9"/>
     <w:semiHidden/>
-    <w:rsid w:val="0085142E"/>
+    <w:rsid w:val="0062158A"/>
     <w:rPr>
       <w:rFonts w:eastAsiaTheme="majorEastAsia" w:cstheme="majorBidi"/>
       <w:i/>
@@ -13267,7 +17570,7 @@
     <w:link w:val="Titolo7"/>
     <w:uiPriority w:val="9"/>
     <w:semiHidden/>
-    <w:rsid w:val="0085142E"/>
+    <w:rsid w:val="0062158A"/>
     <w:rPr>
       <w:rFonts w:eastAsiaTheme="majorEastAsia" w:cstheme="majorBidi"/>
       <w:color w:val="595959" w:themeColor="text1" w:themeTint="A6"/>
@@ -13279,7 +17582,7 @@
     <w:link w:val="Titolo8"/>
     <w:uiPriority w:val="9"/>
     <w:semiHidden/>
-    <w:rsid w:val="0085142E"/>
+    <w:rsid w:val="0062158A"/>
     <w:rPr>
       <w:rFonts w:eastAsiaTheme="majorEastAsia" w:cstheme="majorBidi"/>
       <w:i/>
@@ -13293,7 +17596,7 @@
     <w:link w:val="Titolo9"/>
     <w:uiPriority w:val="9"/>
     <w:semiHidden/>
-    <w:rsid w:val="0085142E"/>
+    <w:rsid w:val="0062158A"/>
     <w:rPr>
       <w:rFonts w:eastAsiaTheme="majorEastAsia" w:cstheme="majorBidi"/>
       <w:color w:val="272727" w:themeColor="text1" w:themeTint="D8"/>
@@ -13306,7 +17609,7 @@
     <w:link w:val="TitoloCarattere"/>
     <w:uiPriority w:val="10"/>
     <w:qFormat/>
-    <w:rsid w:val="0085142E"/>
+    <w:rsid w:val="0062158A"/>
     <w:pPr>
       <w:spacing w:after="80" w:line="240" w:lineRule="auto"/>
       <w:contextualSpacing/>
@@ -13324,7 +17627,7 @@
     <w:basedOn w:val="Carpredefinitoparagrafo"/>
     <w:link w:val="Titolo"/>
     <w:uiPriority w:val="10"/>
-    <w:rsid w:val="0085142E"/>
+    <w:rsid w:val="0062158A"/>
     <w:rPr>
       <w:rFonts w:asciiTheme="majorHAnsi" w:eastAsiaTheme="majorEastAsia" w:hAnsiTheme="majorHAnsi" w:cstheme="majorBidi"/>
       <w:spacing w:val="-10"/>
@@ -13340,7 +17643,7 @@
     <w:link w:val="SottotitoloCarattere"/>
     <w:uiPriority w:val="11"/>
     <w:qFormat/>
-    <w:rsid w:val="0085142E"/>
+    <w:rsid w:val="0062158A"/>
     <w:pPr>
       <w:numPr>
         <w:ilvl w:val="1"/>
@@ -13359,7 +17662,7 @@
     <w:basedOn w:val="Carpredefinitoparagrafo"/>
     <w:link w:val="Sottotitolo"/>
     <w:uiPriority w:val="11"/>
-    <w:rsid w:val="0085142E"/>
+    <w:rsid w:val="0062158A"/>
     <w:rPr>
       <w:rFonts w:eastAsiaTheme="majorEastAsia" w:cstheme="majorBidi"/>
       <w:color w:val="595959" w:themeColor="text1" w:themeTint="A6"/>
@@ -13375,7 +17678,7 @@
     <w:link w:val="CitazioneCarattere"/>
     <w:uiPriority w:val="29"/>
     <w:qFormat/>
-    <w:rsid w:val="0085142E"/>
+    <w:rsid w:val="0062158A"/>
     <w:pPr>
       <w:spacing w:before="160"/>
       <w:jc w:val="center"/>
@@ -13391,7 +17694,7 @@
     <w:basedOn w:val="Carpredefinitoparagrafo"/>
     <w:link w:val="Citazione"/>
     <w:uiPriority w:val="29"/>
-    <w:rsid w:val="0085142E"/>
+    <w:rsid w:val="0062158A"/>
     <w:rPr>
       <w:i/>
       <w:iCs/>
@@ -13403,7 +17706,7 @@
     <w:basedOn w:val="Normale"/>
     <w:uiPriority w:val="34"/>
     <w:qFormat/>
-    <w:rsid w:val="0085142E"/>
+    <w:rsid w:val="0062158A"/>
     <w:pPr>
       <w:ind w:left="720"/>
       <w:contextualSpacing/>
@@ -13414,7 +17717,7 @@
     <w:basedOn w:val="Carpredefinitoparagrafo"/>
     <w:uiPriority w:val="21"/>
     <w:qFormat/>
-    <w:rsid w:val="0085142E"/>
+    <w:rsid w:val="0062158A"/>
     <w:rPr>
       <w:i/>
       <w:iCs/>
@@ -13428,7 +17731,7 @@
     <w:link w:val="CitazioneintensaCarattere"/>
     <w:uiPriority w:val="30"/>
     <w:qFormat/>
-    <w:rsid w:val="0085142E"/>
+    <w:rsid w:val="0062158A"/>
     <w:pPr>
       <w:pBdr>
         <w:top w:val="single" w:sz="4" w:space="10" w:color="2F5496" w:themeColor="accent1" w:themeShade="BF"/>
@@ -13449,7 +17752,7 @@
     <w:basedOn w:val="Carpredefinitoparagrafo"/>
     <w:link w:val="Citazioneintensa"/>
     <w:uiPriority w:val="30"/>
-    <w:rsid w:val="0085142E"/>
+    <w:rsid w:val="0062158A"/>
     <w:rPr>
       <w:i/>
       <w:iCs/>
@@ -13461,7 +17764,7 @@
     <w:basedOn w:val="Carpredefinitoparagrafo"/>
     <w:uiPriority w:val="32"/>
     <w:qFormat/>
-    <w:rsid w:val="0085142E"/>
+    <w:rsid w:val="0062158A"/>
     <w:rPr>
       <w:b/>
       <w:bCs/>
@@ -13477,7 +17780,7 @@
     <w:autoRedefine/>
     <w:uiPriority w:val="39"/>
     <w:unhideWhenUsed/>
-    <w:rsid w:val="0085142E"/>
+    <w:rsid w:val="0062158A"/>
     <w:pPr>
       <w:spacing w:after="100"/>
     </w:pPr>
@@ -13487,7 +17790,7 @@
     <w:basedOn w:val="Carpredefinitoparagrafo"/>
     <w:uiPriority w:val="99"/>
     <w:unhideWhenUsed/>
-    <w:rsid w:val="0085142E"/>
+    <w:rsid w:val="0062158A"/>
     <w:rPr>
       <w:color w:val="0563C1" w:themeColor="hyperlink"/>
       <w:u w:val="single"/>
@@ -13499,7 +17802,7 @@
     <w:uiPriority w:val="99"/>
     <w:semiHidden/>
     <w:unhideWhenUsed/>
-    <w:rsid w:val="0085142E"/>
+    <w:rsid w:val="0062158A"/>
     <w:rPr>
       <w:color w:val="605E5C"/>
       <w:shd w:val="clear" w:color="auto" w:fill="E1DFDD"/>
@@ -13510,7 +17813,7 @@
     <w:basedOn w:val="Normale"/>
     <w:uiPriority w:val="99"/>
     <w:unhideWhenUsed/>
-    <w:rsid w:val="0085142E"/>
+    <w:rsid w:val="0062158A"/>
     <w:pPr>
       <w:ind w:left="283" w:hanging="283"/>
       <w:contextualSpacing/>
@@ -13523,7 +17826,7 @@
     <w:autoRedefine/>
     <w:uiPriority w:val="39"/>
     <w:unhideWhenUsed/>
-    <w:rsid w:val="0085142E"/>
+    <w:rsid w:val="0062158A"/>
     <w:pPr>
       <w:spacing w:after="100"/>
       <w:ind w:left="240"/>
